--- a/public/labs/os/ЛР10_ОС_Командні_файли_в_середовищі_Linux.docx
+++ b/public/labs/os/ЛР10_ОС_Командні_файли_в_середовищі_Linux.docx
@@ -7,6 +7,14 @@
         <w:pStyle w:val="Title"/>
       </w:pPr>
       <w:r>
+        <w:t xml:space="preserve">Лабораторна робота №10</w:t>
+      </w:r>
+    </w:p>
+    <w:p>
+      <w:pPr>
+        <w:pStyle w:val="Subtitle"/>
+      </w:pPr>
+      <w:r>
         <w:t xml:space="preserve">Командні файли в середовищі Linux</w:t>
       </w:r>
     </w:p>
@@ -19,9 +27,10 @@
       </w:r>
     </w:p>
     <w:sectPr>
-      <w:footnotePr>
-        <w:numRestart w:val="eachSect"/>
-      </w:footnotePr>
+      <w:pgSz w:h="16838" w:orient="portrait" w:w="11906"/>
+      <w:pgMar w:bottom="1134" w:footer="708" w:gutter="0" w:header="708" w:left="1418" w:right="851" w:top="1134"/>
+      <w:pgNumType w:start="1"/>
+      <w:docGrid w:linePitch="360"/>
     </w:sectPr>
   </w:body>
 </w:document>
@@ -57,74 +66,74 @@
     <w:multiLevelType w:val="multilevel"/>
     <w:lvl w:ilvl="0">
       <w:numFmt w:val="bullet"/>
-      <w:lvlText w:val=" "/>
+      <w:lvlText w:val="–"/>
       <w:lvlJc w:val="left"/>
       <w:pPr>
-        <w:ind w:left="720" w:hanging="360"/>
+        <w:ind w:left="1134" w:hanging="425"/>
       </w:pPr>
     </w:lvl>
     <w:lvl w:ilvl="1">
       <w:numFmt w:val="bullet"/>
-      <w:lvlText w:val=" "/>
+      <w:lvlText w:val="–"/>
       <w:lvlJc w:val="left"/>
       <w:pPr>
-        <w:ind w:left="1440" w:hanging="360"/>
+        <w:ind w:left="1701" w:hanging="425"/>
       </w:pPr>
     </w:lvl>
     <w:lvl w:ilvl="2">
       <w:numFmt w:val="bullet"/>
-      <w:lvlText w:val=" "/>
+      <w:lvlText w:val="–"/>
       <w:lvlJc w:val="left"/>
       <w:pPr>
-        <w:ind w:left="2160" w:hanging="360"/>
+        <w:ind w:left="2268" w:hanging="425"/>
       </w:pPr>
     </w:lvl>
     <w:lvl w:ilvl="3">
       <w:numFmt w:val="bullet"/>
-      <w:lvlText w:val=" "/>
+      <w:lvlText w:val="–"/>
       <w:lvlJc w:val="left"/>
       <w:pPr>
-        <w:ind w:left="2880" w:hanging="360"/>
+        <w:ind w:left="2835" w:hanging="425"/>
       </w:pPr>
     </w:lvl>
     <w:lvl w:ilvl="4">
       <w:numFmt w:val="bullet"/>
-      <w:lvlText w:val=" "/>
+      <w:lvlText w:val="–"/>
       <w:lvlJc w:val="left"/>
       <w:pPr>
-        <w:ind w:left="3600" w:hanging="360"/>
+        <w:ind w:left="3402" w:hanging="425"/>
       </w:pPr>
     </w:lvl>
     <w:lvl w:ilvl="5">
       <w:numFmt w:val="bullet"/>
-      <w:lvlText w:val=" "/>
+      <w:lvlText w:val="–"/>
       <w:lvlJc w:val="left"/>
       <w:pPr>
-        <w:ind w:left="4320" w:hanging="360"/>
+        <w:ind w:left="3969" w:hanging="425"/>
       </w:pPr>
     </w:lvl>
     <w:lvl w:ilvl="6">
       <w:numFmt w:val="bullet"/>
-      <w:lvlText w:val=" "/>
+      <w:lvlText w:val="–"/>
       <w:lvlJc w:val="left"/>
       <w:pPr>
-        <w:ind w:left="5040" w:hanging="360"/>
+        <w:ind w:left="4536" w:hanging="425"/>
       </w:pPr>
     </w:lvl>
     <w:lvl w:ilvl="7">
       <w:numFmt w:val="bullet"/>
-      <w:lvlText w:val=" "/>
+      <w:lvlText w:val="–"/>
       <w:lvlJc w:val="left"/>
       <w:pPr>
-        <w:ind w:left="5760" w:hanging="360"/>
+        <w:ind w:left="5103" w:hanging="425"/>
       </w:pPr>
     </w:lvl>
     <w:lvl w:ilvl="8">
       <w:numFmt w:val="bullet"/>
-      <w:lvlText w:val=" "/>
+      <w:lvlText w:val="–"/>
       <w:lvlJc w:val="left"/>
       <w:pPr>
-        <w:ind w:left="6480" w:hanging="360"/>
+        <w:ind w:left="5670" w:hanging="425"/>
       </w:pPr>
     </w:lvl>
   </w:abstractNum>
@@ -139,15 +148,15 @@
   <w:docDefaults>
     <w:rPrDefault>
       <w:rPr>
-        <w:rFonts w:asciiTheme="minorHAnsi" w:cstheme="minorBidi" w:eastAsiaTheme="minorEastAsia" w:hAnsiTheme="minorHAnsi"/>
-        <w:sz w:val="24"/>
-        <w:szCs w:val="24"/>
-        <w:lang w:bidi="ar-SA" w:eastAsia="zh-CN" w:val="en-US"/>
+        <w:rFonts w:ascii="Times New Roman" w:cs="Times New Roman" w:eastAsia="Times New Roman" w:hAnsi="Times New Roman"/>
+        <w:sz w:val="28"/>
+        <w:szCs w:val="28"/>
+        <w:lang w:val="uk-UA"/>
       </w:rPr>
     </w:rPrDefault>
     <w:pPrDefault>
       <w:pPr>
-        <w:spacing w:after="200"/>
+        <w:spacing w:after="0" w:before="0" w:line="312" w:lineRule="auto"/>
       </w:pPr>
     </w:pPrDefault>
   </w:docDefaults>
@@ -155,14 +164,19 @@
   <w:style w:default="1" w:styleId="Normal" w:type="paragraph">
     <w:name w:val="Normal"/>
     <w:qFormat/>
+    <w:pPr>
+      <w:spacing w:after="0" w:before="0" w:line="312" w:lineRule="auto"/>
+      <w:jc w:val="left"/>
+    </w:pPr>
   </w:style>
   <w:style w:styleId="BodyText" w:type="paragraph">
     <w:name w:val="Body Text"/>
     <w:basedOn w:val="Normal"/>
-    <w:link w:val="BodyTextChar"/>
-    <w:qFormat/>
-    <w:pPr>
-      <w:spacing w:after="180" w:before="180"/>
+    <w:qFormat/>
+    <w:pPr>
+      <w:spacing w:after="0" w:before="0" w:line="312" w:lineRule="auto"/>
+      <w:ind w:firstLine="709"/>
+      <w:jc w:val="both"/>
     </w:pPr>
   </w:style>
   <w:style w:customStyle="1" w:styleId="FirstParagraph" w:type="paragraph">
@@ -173,59 +187,57 @@
   </w:style>
   <w:style w:customStyle="1" w:styleId="Compact" w:type="paragraph">
     <w:name w:val="Compact"/>
-    <w:basedOn w:val="BodyText"/>
-    <w:qFormat/>
-    <w:pPr>
-      <w:spacing w:after="36" w:before="36"/>
+    <w:basedOn w:val="Normal"/>
+    <w:qFormat/>
+    <w:pPr>
+      <w:spacing w:after="0" w:before="0" w:line="312" w:lineRule="auto"/>
+      <w:ind w:firstLine="0"/>
+      <w:contextualSpacing/>
     </w:pPr>
   </w:style>
   <w:style w:styleId="Title" w:type="paragraph">
     <w:name w:val="Title"/>
     <w:basedOn w:val="Normal"/>
-    <w:next w:val="BodyText"/>
-    <w:link w:val="TitleChar"/>
+    <w:next w:val="Subtitle"/>
+    <w:qFormat/>
+    <w:pPr>
+      <w:spacing w:after="120" w:before="0" w:line="312" w:lineRule="auto"/>
+      <w:ind w:firstLine="0"/>
+      <w:jc w:val="center"/>
+    </w:pPr>
+    <w:rPr>
+      <w:rFonts w:ascii="Times New Roman" w:cs="Times New Roman" w:eastAsia="Times New Roman" w:hAnsi="Times New Roman"/>
+      <w:sz w:val="28"/>
+      <w:szCs w:val="28"/>
+    </w:rPr>
+  </w:style>
+  <w:style w:customStyle="1" w:styleId="TitleChar" w:type="character">
+    <w:name w:val="Title Char"/>
+    <w:basedOn w:val="DefaultParagraphFont"/>
+    <w:link w:val="Title"/>
     <w:uiPriority w:val="10"/>
-    <w:qFormat/>
-    <w:rsid w:val="00A10FD9"/>
-    <w:pPr>
-      <w:spacing w:after="80" w:line="240" w:lineRule="auto"/>
-      <w:contextualSpacing/>
-      <w:jc w:val="center"/>
-    </w:pPr>
+    <w:rsid w:val="00A10FD9"/>
     <w:rPr>
       <w:rFonts w:asciiTheme="majorHAnsi" w:cstheme="majorBidi" w:eastAsiaTheme="majorEastAsia" w:hAnsiTheme="majorHAnsi"/>
       <w:sz w:val="56"/>
       <w:szCs w:val="56"/>
     </w:rPr>
   </w:style>
-  <w:style w:customStyle="1" w:styleId="TitleChar" w:type="character">
-    <w:name w:val="Title Char"/>
-    <w:basedOn w:val="DefaultParagraphFont"/>
-    <w:link w:val="Title"/>
-    <w:uiPriority w:val="10"/>
-    <w:rsid w:val="00A10FD9"/>
-    <w:rPr>
-      <w:rFonts w:asciiTheme="majorHAnsi" w:cstheme="majorBidi" w:eastAsiaTheme="majorEastAsia" w:hAnsiTheme="majorHAnsi"/>
-      <w:sz w:val="56"/>
-      <w:szCs w:val="56"/>
-    </w:rPr>
-  </w:style>
   <w:style w:styleId="Subtitle" w:type="paragraph">
     <w:name w:val="Subtitle"/>
-    <w:basedOn w:val="Title"/>
-    <w:next w:val="BodyText"/>
-    <w:link w:val="SubtitleChar"/>
-    <w:uiPriority w:val="11"/>
-    <w:qFormat/>
-    <w:rsid w:val="00A10FD9"/>
-    <w:pPr>
-      <w:numPr>
-        <w:ilvl w:val="1"/>
-      </w:numPr>
-    </w:pPr>
-    <w:rPr>
-      <w:rFonts w:cstheme="majorBidi" w:eastAsiaTheme="majorEastAsia"/>
-      <w:spacing w:val="15"/>
+    <w:basedOn w:val="Normal"/>
+    <w:next w:val="FirstParagraph"/>
+    <w:qFormat/>
+    <w:pPr>
+      <w:spacing w:after="240" w:before="0" w:line="312" w:lineRule="auto"/>
+      <w:ind w:firstLine="0"/>
+      <w:jc w:val="center"/>
+    </w:pPr>
+    <w:rPr>
+      <w:rFonts w:ascii="Times New Roman" w:cs="Times New Roman" w:eastAsia="Times New Roman" w:hAnsi="Times New Roman"/>
+      <w:b/>
+      <w:bCs/>
+      <w:caps/>
       <w:sz w:val="28"/>
       <w:szCs w:val="28"/>
     </w:rPr>
@@ -315,17 +327,188 @@
   <w:style w:styleId="Heading1" w:type="paragraph">
     <w:name w:val="heading 1"/>
     <w:basedOn w:val="Normal"/>
+    <w:next w:val="FirstParagraph"/>
+    <w:qFormat/>
+    <w:pPr>
+      <w:keepNext/>
+      <w:spacing w:after="120" w:before="240" w:line="312" w:lineRule="auto"/>
+      <w:ind w:firstLine="0"/>
+      <w:jc w:val="center"/>
+    </w:pPr>
+    <w:rPr>
+      <w:rFonts w:ascii="Times New Roman" w:cs="Times New Roman" w:eastAsia="Times New Roman" w:hAnsi="Times New Roman"/>
+      <w:b/>
+      <w:bCs/>
+      <w:sz w:val="28"/>
+      <w:szCs w:val="28"/>
+    </w:rPr>
+  </w:style>
+  <w:style w:styleId="Heading2" w:type="paragraph">
+    <w:name w:val="heading 2"/>
+    <w:basedOn w:val="Normal"/>
+    <w:next w:val="FirstParagraph"/>
+    <w:qFormat/>
+    <w:pPr>
+      <w:keepNext/>
+      <w:spacing w:after="120" w:before="240" w:line="312" w:lineRule="auto"/>
+      <w:ind w:firstLine="0"/>
+      <w:jc w:val="center"/>
+    </w:pPr>
+    <w:rPr>
+      <w:rFonts w:ascii="Times New Roman" w:cs="Times New Roman" w:eastAsia="Times New Roman" w:hAnsi="Times New Roman"/>
+      <w:b/>
+      <w:bCs/>
+      <w:sz w:val="28"/>
+      <w:szCs w:val="28"/>
+    </w:rPr>
+  </w:style>
+  <w:style w:styleId="Heading3" w:type="paragraph">
+    <w:name w:val="heading 3"/>
+    <w:basedOn w:val="Normal"/>
+    <w:next w:val="FirstParagraph"/>
+    <w:qFormat/>
+    <w:pPr>
+      <w:keepNext/>
+      <w:spacing w:after="0" w:before="140" w:line="312" w:lineRule="auto"/>
+      <w:ind w:firstLine="709"/>
+      <w:jc w:val="left"/>
+    </w:pPr>
+    <w:rPr>
+      <w:rFonts w:ascii="Times New Roman" w:cs="Times New Roman" w:eastAsia="Times New Roman" w:hAnsi="Times New Roman"/>
+      <w:b/>
+      <w:bCs/>
+      <w:sz w:val="28"/>
+      <w:szCs w:val="28"/>
+    </w:rPr>
+  </w:style>
+  <w:style w:styleId="Heading4" w:type="paragraph">
+    <w:name w:val="heading 4"/>
+    <w:basedOn w:val="Normal"/>
+    <w:next w:val="FirstParagraph"/>
+    <w:qFormat/>
+    <w:pPr>
+      <w:keepNext/>
+      <w:spacing w:after="0" w:before="120" w:line="312" w:lineRule="auto"/>
+      <w:ind w:firstLine="709"/>
+      <w:jc w:val="left"/>
+    </w:pPr>
+    <w:rPr>
+      <w:rFonts w:ascii="Times New Roman" w:cs="Times New Roman" w:eastAsia="Times New Roman" w:hAnsi="Times New Roman"/>
+      <w:b/>
+      <w:bCs/>
+      <w:sz w:val="28"/>
+      <w:szCs w:val="28"/>
+    </w:rPr>
+  </w:style>
+  <w:style w:styleId="Heading5" w:type="paragraph">
+    <w:name w:val="heading 5"/>
+    <w:basedOn w:val="Normal"/>
+    <w:next w:val="FirstParagraph"/>
+    <w:qFormat/>
+    <w:pPr>
+      <w:keepNext/>
+      <w:spacing w:after="0" w:before="120" w:line="312" w:lineRule="auto"/>
+      <w:ind w:firstLine="709"/>
+      <w:jc w:val="left"/>
+    </w:pPr>
+    <w:rPr>
+      <w:rFonts w:ascii="Times New Roman" w:cs="Times New Roman" w:eastAsia="Times New Roman" w:hAnsi="Times New Roman"/>
+      <w:b/>
+      <w:bCs/>
+      <w:sz w:val="28"/>
+      <w:szCs w:val="28"/>
+    </w:rPr>
+  </w:style>
+  <w:style w:styleId="Heading6" w:type="paragraph">
+    <w:name w:val="heading 6"/>
+    <w:basedOn w:val="Normal"/>
+    <w:next w:val="FirstParagraph"/>
+    <w:qFormat/>
+    <w:pPr>
+      <w:keepNext/>
+      <w:spacing w:after="0" w:before="120" w:line="312" w:lineRule="auto"/>
+      <w:ind w:firstLine="709"/>
+      <w:jc w:val="left"/>
+    </w:pPr>
+    <w:rPr>
+      <w:rFonts w:ascii="Times New Roman" w:cs="Times New Roman" w:eastAsia="Times New Roman" w:hAnsi="Times New Roman"/>
+      <w:b/>
+      <w:bCs/>
+      <w:sz w:val="28"/>
+      <w:szCs w:val="28"/>
+    </w:rPr>
+  </w:style>
+  <w:style w:styleId="Heading7" w:type="paragraph">
+    <w:name w:val="heading 7"/>
+    <w:basedOn w:val="Normal"/>
     <w:next w:val="BodyText"/>
-    <w:link w:val="Heading1Char"/>
-    <w:uiPriority w:val="9"/>
+    <w:link w:val="Heading7Char"/>
+    <w:uiPriority w:val="9"/>
+    <w:semiHidden/>
+    <w:unhideWhenUsed/>
     <w:qFormat/>
     <w:rsid w:val="00A10FD9"/>
     <w:pPr>
       <w:keepNext/>
       <w:keepLines/>
-      <w:spacing w:after="80" w:before="360"/>
-      <w:outlineLvl w:val="0"/>
-    </w:pPr>
+      <w:spacing w:after="0" w:before="40"/>
+      <w:outlineLvl w:val="6"/>
+    </w:pPr>
+    <w:rPr>
+      <w:rFonts w:cstheme="majorBidi" w:eastAsiaTheme="majorEastAsia"/>
+      <w:color w:themeColor="text1" w:themeTint="A6" w:val="595959"/>
+    </w:rPr>
+  </w:style>
+  <w:style w:styleId="Heading8" w:type="paragraph">
+    <w:name w:val="heading 8"/>
+    <w:basedOn w:val="Normal"/>
+    <w:next w:val="BodyText"/>
+    <w:link w:val="Heading8Char"/>
+    <w:uiPriority w:val="9"/>
+    <w:semiHidden/>
+    <w:unhideWhenUsed/>
+    <w:qFormat/>
+    <w:rsid w:val="00A10FD9"/>
+    <w:pPr>
+      <w:keepNext/>
+      <w:keepLines/>
+      <w:spacing w:after="0"/>
+      <w:outlineLvl w:val="7"/>
+    </w:pPr>
+    <w:rPr>
+      <w:rFonts w:cstheme="majorBidi" w:eastAsiaTheme="majorEastAsia"/>
+      <w:i/>
+      <w:iCs/>
+      <w:color w:themeColor="text1" w:themeTint="D8" w:val="272727"/>
+    </w:rPr>
+  </w:style>
+  <w:style w:styleId="Heading9" w:type="paragraph">
+    <w:name w:val="heading 9"/>
+    <w:basedOn w:val="Normal"/>
+    <w:next w:val="BodyText"/>
+    <w:link w:val="Heading9Char"/>
+    <w:uiPriority w:val="9"/>
+    <w:semiHidden/>
+    <w:unhideWhenUsed/>
+    <w:qFormat/>
+    <w:rsid w:val="00A10FD9"/>
+    <w:pPr>
+      <w:keepNext/>
+      <w:keepLines/>
+      <w:spacing w:after="0"/>
+      <w:outlineLvl w:val="8"/>
+    </w:pPr>
+    <w:rPr>
+      <w:rFonts w:cstheme="majorBidi" w:eastAsiaTheme="majorEastAsia"/>
+      <w:color w:themeColor="text1" w:themeTint="D8" w:val="272727"/>
+    </w:rPr>
+  </w:style>
+  <w:style w:customStyle="1" w:styleId="Heading1Char" w:type="character">
+    <w:name w:val="Heading 1 Char"/>
+    <w:basedOn w:val="DefaultParagraphFont"/>
+    <w:link w:val="Heading1"/>
+    <w:uiPriority w:val="9"/>
+    <w:rsid w:val="00A10FD9"/>
     <w:rPr>
       <w:rFonts w:asciiTheme="majorHAnsi" w:cstheme="majorBidi" w:eastAsiaTheme="majorEastAsia" w:hAnsiTheme="majorHAnsi"/>
       <w:color w:themeColor="accent1" w:themeShade="BF" w:val="0F4761"/>
@@ -333,22 +516,13 @@
       <w:szCs w:val="40"/>
     </w:rPr>
   </w:style>
-  <w:style w:styleId="Heading2" w:type="paragraph">
-    <w:name w:val="heading 2"/>
-    <w:basedOn w:val="Normal"/>
-    <w:next w:val="BodyText"/>
-    <w:link w:val="Heading2Char"/>
+  <w:style w:customStyle="1" w:styleId="Heading2Char" w:type="character">
+    <w:name w:val="Heading 2 Char"/>
+    <w:basedOn w:val="DefaultParagraphFont"/>
+    <w:link w:val="Heading2"/>
     <w:uiPriority w:val="9"/>
     <w:semiHidden/>
-    <w:unhideWhenUsed/>
-    <w:qFormat/>
-    <w:rsid w:val="00A10FD9"/>
-    <w:pPr>
-      <w:keepNext/>
-      <w:keepLines/>
-      <w:spacing w:after="80" w:before="160"/>
-      <w:outlineLvl w:val="1"/>
-    </w:pPr>
+    <w:rsid w:val="00A10FD9"/>
     <w:rPr>
       <w:rFonts w:asciiTheme="majorHAnsi" w:cstheme="majorBidi" w:eastAsiaTheme="majorEastAsia" w:hAnsiTheme="majorHAnsi"/>
       <w:color w:themeColor="accent1" w:themeShade="BF" w:val="0F4761"/>
@@ -356,22 +530,13 @@
       <w:szCs w:val="32"/>
     </w:rPr>
   </w:style>
-  <w:style w:styleId="Heading3" w:type="paragraph">
-    <w:name w:val="heading 3"/>
-    <w:basedOn w:val="Normal"/>
-    <w:next w:val="BodyText"/>
-    <w:link w:val="Heading3Char"/>
+  <w:style w:customStyle="1" w:styleId="Heading3Char" w:type="character">
+    <w:name w:val="Heading 3 Char"/>
+    <w:basedOn w:val="DefaultParagraphFont"/>
+    <w:link w:val="Heading3"/>
     <w:uiPriority w:val="9"/>
     <w:semiHidden/>
-    <w:unhideWhenUsed/>
-    <w:qFormat/>
-    <w:rsid w:val="00A10FD9"/>
-    <w:pPr>
-      <w:keepNext/>
-      <w:keepLines/>
-      <w:spacing w:after="80" w:before="160"/>
-      <w:outlineLvl w:val="2"/>
-    </w:pPr>
+    <w:rsid w:val="00A10FD9"/>
     <w:rPr>
       <w:rFonts w:cstheme="majorBidi" w:eastAsiaTheme="majorEastAsia"/>
       <w:color w:themeColor="accent1" w:themeShade="BF" w:val="0F4761"/>
@@ -379,22 +544,13 @@
       <w:szCs w:val="28"/>
     </w:rPr>
   </w:style>
-  <w:style w:styleId="Heading4" w:type="paragraph">
-    <w:name w:val="heading 4"/>
-    <w:basedOn w:val="Normal"/>
-    <w:next w:val="BodyText"/>
-    <w:link w:val="Heading4Char"/>
+  <w:style w:customStyle="1" w:styleId="Heading4Char" w:type="character">
+    <w:name w:val="Heading 4 Char"/>
+    <w:basedOn w:val="DefaultParagraphFont"/>
+    <w:link w:val="Heading4"/>
     <w:uiPriority w:val="9"/>
     <w:semiHidden/>
-    <w:unhideWhenUsed/>
-    <w:qFormat/>
-    <w:rsid w:val="00A10FD9"/>
-    <w:pPr>
-      <w:keepNext/>
-      <w:keepLines/>
-      <w:spacing w:after="40" w:before="80"/>
-      <w:outlineLvl w:val="3"/>
-    </w:pPr>
+    <w:rsid w:val="00A10FD9"/>
     <w:rPr>
       <w:rFonts w:cstheme="majorBidi" w:eastAsiaTheme="majorEastAsia"/>
       <w:i/>
@@ -402,43 +558,25 @@
       <w:color w:themeColor="accent1" w:themeShade="BF" w:val="0F4761"/>
     </w:rPr>
   </w:style>
-  <w:style w:styleId="Heading5" w:type="paragraph">
-    <w:name w:val="heading 5"/>
-    <w:basedOn w:val="Normal"/>
-    <w:next w:val="BodyText"/>
-    <w:link w:val="Heading5Char"/>
+  <w:style w:customStyle="1" w:styleId="Heading5Char" w:type="character">
+    <w:name w:val="Heading 5 Char"/>
+    <w:basedOn w:val="DefaultParagraphFont"/>
+    <w:link w:val="Heading5"/>
     <w:uiPriority w:val="9"/>
     <w:semiHidden/>
-    <w:unhideWhenUsed/>
-    <w:qFormat/>
-    <w:rsid w:val="00A10FD9"/>
-    <w:pPr>
-      <w:keepNext/>
-      <w:keepLines/>
-      <w:spacing w:after="40" w:before="80"/>
-      <w:outlineLvl w:val="4"/>
-    </w:pPr>
+    <w:rsid w:val="00A10FD9"/>
     <w:rPr>
       <w:rFonts w:cstheme="majorBidi" w:eastAsiaTheme="majorEastAsia"/>
       <w:color w:themeColor="accent1" w:themeShade="BF" w:val="0F4761"/>
     </w:rPr>
   </w:style>
-  <w:style w:styleId="Heading6" w:type="paragraph">
-    <w:name w:val="heading 6"/>
-    <w:basedOn w:val="Normal"/>
-    <w:next w:val="BodyText"/>
-    <w:link w:val="Heading6Char"/>
+  <w:style w:customStyle="1" w:styleId="Heading6Char" w:type="character">
+    <w:name w:val="Heading 6 Char"/>
+    <w:basedOn w:val="DefaultParagraphFont"/>
+    <w:link w:val="Heading6"/>
     <w:uiPriority w:val="9"/>
     <w:semiHidden/>
-    <w:unhideWhenUsed/>
-    <w:qFormat/>
-    <w:rsid w:val="00A10FD9"/>
-    <w:pPr>
-      <w:keepNext/>
-      <w:keepLines/>
-      <w:spacing w:after="0" w:before="40"/>
-      <w:outlineLvl w:val="5"/>
-    </w:pPr>
+    <w:rsid w:val="00A10FD9"/>
     <w:rPr>
       <w:rFonts w:cstheme="majorBidi" w:eastAsiaTheme="majorEastAsia"/>
       <w:i/>
@@ -446,43 +584,25 @@
       <w:color w:themeColor="text1" w:themeTint="A6" w:val="595959"/>
     </w:rPr>
   </w:style>
-  <w:style w:styleId="Heading7" w:type="paragraph">
-    <w:name w:val="heading 7"/>
-    <w:basedOn w:val="Normal"/>
-    <w:next w:val="BodyText"/>
-    <w:link w:val="Heading7Char"/>
+  <w:style w:customStyle="1" w:styleId="Heading7Char" w:type="character">
+    <w:name w:val="Heading 7 Char"/>
+    <w:basedOn w:val="DefaultParagraphFont"/>
+    <w:link w:val="Heading7"/>
     <w:uiPriority w:val="9"/>
     <w:semiHidden/>
-    <w:unhideWhenUsed/>
-    <w:qFormat/>
-    <w:rsid w:val="00A10FD9"/>
-    <w:pPr>
-      <w:keepNext/>
-      <w:keepLines/>
-      <w:spacing w:after="0" w:before="40"/>
-      <w:outlineLvl w:val="6"/>
-    </w:pPr>
+    <w:rsid w:val="00A10FD9"/>
     <w:rPr>
       <w:rFonts w:cstheme="majorBidi" w:eastAsiaTheme="majorEastAsia"/>
       <w:color w:themeColor="text1" w:themeTint="A6" w:val="595959"/>
     </w:rPr>
   </w:style>
-  <w:style w:styleId="Heading8" w:type="paragraph">
-    <w:name w:val="heading 8"/>
-    <w:basedOn w:val="Normal"/>
-    <w:next w:val="BodyText"/>
-    <w:link w:val="Heading8Char"/>
+  <w:style w:customStyle="1" w:styleId="Heading8Char" w:type="character">
+    <w:name w:val="Heading 8 Char"/>
+    <w:basedOn w:val="DefaultParagraphFont"/>
+    <w:link w:val="Heading8"/>
     <w:uiPriority w:val="9"/>
     <w:semiHidden/>
-    <w:unhideWhenUsed/>
-    <w:qFormat/>
-    <w:rsid w:val="00A10FD9"/>
-    <w:pPr>
-      <w:keepNext/>
-      <w:keepLines/>
-      <w:spacing w:after="0"/>
-      <w:outlineLvl w:val="7"/>
-    </w:pPr>
+    <w:rsid w:val="00A10FD9"/>
     <w:rPr>
       <w:rFonts w:cstheme="majorBidi" w:eastAsiaTheme="majorEastAsia"/>
       <w:i/>
@@ -490,134 +610,6 @@
       <w:color w:themeColor="text1" w:themeTint="D8" w:val="272727"/>
     </w:rPr>
   </w:style>
-  <w:style w:styleId="Heading9" w:type="paragraph">
-    <w:name w:val="heading 9"/>
-    <w:basedOn w:val="Normal"/>
-    <w:next w:val="BodyText"/>
-    <w:link w:val="Heading9Char"/>
-    <w:uiPriority w:val="9"/>
-    <w:semiHidden/>
-    <w:unhideWhenUsed/>
-    <w:qFormat/>
-    <w:rsid w:val="00A10FD9"/>
-    <w:pPr>
-      <w:keepNext/>
-      <w:keepLines/>
-      <w:spacing w:after="0"/>
-      <w:outlineLvl w:val="8"/>
-    </w:pPr>
-    <w:rPr>
-      <w:rFonts w:cstheme="majorBidi" w:eastAsiaTheme="majorEastAsia"/>
-      <w:color w:themeColor="text1" w:themeTint="D8" w:val="272727"/>
-    </w:rPr>
-  </w:style>
-  <w:style w:customStyle="1" w:styleId="Heading1Char" w:type="character">
-    <w:name w:val="Heading 1 Char"/>
-    <w:basedOn w:val="DefaultParagraphFont"/>
-    <w:link w:val="Heading1"/>
-    <w:uiPriority w:val="9"/>
-    <w:rsid w:val="00A10FD9"/>
-    <w:rPr>
-      <w:rFonts w:asciiTheme="majorHAnsi" w:cstheme="majorBidi" w:eastAsiaTheme="majorEastAsia" w:hAnsiTheme="majorHAnsi"/>
-      <w:color w:themeColor="accent1" w:themeShade="BF" w:val="0F4761"/>
-      <w:sz w:val="40"/>
-      <w:szCs w:val="40"/>
-    </w:rPr>
-  </w:style>
-  <w:style w:customStyle="1" w:styleId="Heading2Char" w:type="character">
-    <w:name w:val="Heading 2 Char"/>
-    <w:basedOn w:val="DefaultParagraphFont"/>
-    <w:link w:val="Heading2"/>
-    <w:uiPriority w:val="9"/>
-    <w:semiHidden/>
-    <w:rsid w:val="00A10FD9"/>
-    <w:rPr>
-      <w:rFonts w:asciiTheme="majorHAnsi" w:cstheme="majorBidi" w:eastAsiaTheme="majorEastAsia" w:hAnsiTheme="majorHAnsi"/>
-      <w:color w:themeColor="accent1" w:themeShade="BF" w:val="0F4761"/>
-      <w:sz w:val="32"/>
-      <w:szCs w:val="32"/>
-    </w:rPr>
-  </w:style>
-  <w:style w:customStyle="1" w:styleId="Heading3Char" w:type="character">
-    <w:name w:val="Heading 3 Char"/>
-    <w:basedOn w:val="DefaultParagraphFont"/>
-    <w:link w:val="Heading3"/>
-    <w:uiPriority w:val="9"/>
-    <w:semiHidden/>
-    <w:rsid w:val="00A10FD9"/>
-    <w:rPr>
-      <w:rFonts w:cstheme="majorBidi" w:eastAsiaTheme="majorEastAsia"/>
-      <w:color w:themeColor="accent1" w:themeShade="BF" w:val="0F4761"/>
-      <w:sz w:val="28"/>
-      <w:szCs w:val="28"/>
-    </w:rPr>
-  </w:style>
-  <w:style w:customStyle="1" w:styleId="Heading4Char" w:type="character">
-    <w:name w:val="Heading 4 Char"/>
-    <w:basedOn w:val="DefaultParagraphFont"/>
-    <w:link w:val="Heading4"/>
-    <w:uiPriority w:val="9"/>
-    <w:semiHidden/>
-    <w:rsid w:val="00A10FD9"/>
-    <w:rPr>
-      <w:rFonts w:cstheme="majorBidi" w:eastAsiaTheme="majorEastAsia"/>
-      <w:i/>
-      <w:iCs/>
-      <w:color w:themeColor="accent1" w:themeShade="BF" w:val="0F4761"/>
-    </w:rPr>
-  </w:style>
-  <w:style w:customStyle="1" w:styleId="Heading5Char" w:type="character">
-    <w:name w:val="Heading 5 Char"/>
-    <w:basedOn w:val="DefaultParagraphFont"/>
-    <w:link w:val="Heading5"/>
-    <w:uiPriority w:val="9"/>
-    <w:semiHidden/>
-    <w:rsid w:val="00A10FD9"/>
-    <w:rPr>
-      <w:rFonts w:cstheme="majorBidi" w:eastAsiaTheme="majorEastAsia"/>
-      <w:color w:themeColor="accent1" w:themeShade="BF" w:val="0F4761"/>
-    </w:rPr>
-  </w:style>
-  <w:style w:customStyle="1" w:styleId="Heading6Char" w:type="character">
-    <w:name w:val="Heading 6 Char"/>
-    <w:basedOn w:val="DefaultParagraphFont"/>
-    <w:link w:val="Heading6"/>
-    <w:uiPriority w:val="9"/>
-    <w:semiHidden/>
-    <w:rsid w:val="00A10FD9"/>
-    <w:rPr>
-      <w:rFonts w:cstheme="majorBidi" w:eastAsiaTheme="majorEastAsia"/>
-      <w:i/>
-      <w:iCs/>
-      <w:color w:themeColor="text1" w:themeTint="A6" w:val="595959"/>
-    </w:rPr>
-  </w:style>
-  <w:style w:customStyle="1" w:styleId="Heading7Char" w:type="character">
-    <w:name w:val="Heading 7 Char"/>
-    <w:basedOn w:val="DefaultParagraphFont"/>
-    <w:link w:val="Heading7"/>
-    <w:uiPriority w:val="9"/>
-    <w:semiHidden/>
-    <w:rsid w:val="00A10FD9"/>
-    <w:rPr>
-      <w:rFonts w:cstheme="majorBidi" w:eastAsiaTheme="majorEastAsia"/>
-      <w:color w:themeColor="text1" w:themeTint="A6" w:val="595959"/>
-    </w:rPr>
-  </w:style>
-  <w:style w:customStyle="1" w:styleId="Heading8Char" w:type="character">
-    <w:name w:val="Heading 8 Char"/>
-    <w:basedOn w:val="DefaultParagraphFont"/>
-    <w:link w:val="Heading8"/>
-    <w:uiPriority w:val="9"/>
-    <w:semiHidden/>
-    <w:rsid w:val="00A10FD9"/>
-    <w:rPr>
-      <w:rFonts w:cstheme="majorBidi" w:eastAsiaTheme="majorEastAsia"/>
-      <w:i/>
-      <w:iCs/>
-      <w:color w:themeColor="text1" w:themeTint="D8" w:val="272727"/>
-    </w:rPr>
-  </w:style>
   <w:style w:customStyle="1" w:styleId="Heading9Char" w:type="character">
     <w:name w:val="Heading 9 Char"/>
     <w:basedOn w:val="DefaultParagraphFont"/>
@@ -633,13 +625,10 @@
   <w:style w:styleId="BlockText" w:type="paragraph">
     <w:name w:val="Block Text"/>
     <w:basedOn w:val="BodyText"/>
-    <w:next w:val="BodyText"/>
-    <w:uiPriority w:val="9"/>
-    <w:unhideWhenUsed/>
-    <w:qFormat/>
-    <w:pPr>
-      <w:spacing w:after="100" w:before="100"/>
-      <w:ind w:firstLine="0" w:left="480" w:right="480"/>
+    <w:qFormat/>
+    <w:pPr>
+      <w:spacing w:after="0" w:before="0" w:line="312" w:lineRule="auto"/>
+      <w:ind w:firstLine="0" w:left="1134"/>
     </w:pPr>
   </w:style>
   <w:style w:styleId="FootnoteText" w:type="paragraph">
@@ -670,24 +659,44 @@
   <w:style w:default="1" w:styleId="Table" w:type="table">
     <w:name w:val="Table"/>
     <w:basedOn w:val="TableNormal"/>
-    <w:semiHidden/>
-    <w:unhideWhenUsed/>
-    <w:qFormat/>
+    <w:qFormat/>
+    <w:pPr>
+      <w:spacing w:after="0" w:before="0" w:line="240" w:lineRule="auto"/>
+      <w:ind w:firstLine="0"/>
+      <w:jc w:val="left"/>
+    </w:pPr>
+    <w:rPr>
+      <w:rFonts w:ascii="Times New Roman" w:cs="Times New Roman" w:eastAsia="Times New Roman" w:hAnsi="Times New Roman"/>
+      <w:sz w:val="24"/>
+      <w:szCs w:val="24"/>
+    </w:rPr>
     <w:tblPr>
       <w:tblInd w:type="dxa" w:w="0"/>
+      <w:tblBorders>
+        <w:top w:color="000000" w:space="0" w:sz="4" w:val="single"/>
+        <w:left w:color="000000" w:space="0" w:sz="4" w:val="single"/>
+        <w:bottom w:color="000000" w:space="0" w:sz="4" w:val="single"/>
+        <w:right w:color="000000" w:space="0" w:sz="4" w:val="single"/>
+        <w:insideH w:color="000000" w:space="0" w:sz="4" w:val="single"/>
+        <w:insideV w:color="000000" w:space="0" w:sz="4" w:val="single"/>
+      </w:tblBorders>
       <w:tblCellMar>
-        <w:top w:type="dxa" w:w="0"/>
-        <w:left w:type="dxa" w:w="108"/>
-        <w:bottom w:type="dxa" w:w="0"/>
-        <w:right w:type="dxa" w:w="108"/>
+        <w:top w:type="dxa" w:w="40"/>
+        <w:left w:type="dxa" w:w="70"/>
+        <w:bottom w:type="dxa" w:w="40"/>
+        <w:right w:type="dxa" w:w="70"/>
       </w:tblCellMar>
     </w:tblPr>
     <w:tblStylePr w:type="firstRow">
+      <w:pPr>
+        <w:jc w:val="center"/>
+      </w:pPr>
+      <w:rPr>
+        <w:b/>
+        <w:bCs/>
+      </w:rPr>
       <w:tcPr>
-        <w:tcBorders>
-          <w:bottom w:val="single"/>
-        </w:tcBorders>
-        <w:vAlign w:val="bottom"/>
+        <w:vAlign w:val="center"/>
       </w:tcPr>
     </w:tblStylePr>
   </w:style>
@@ -721,18 +730,48 @@
   </w:style>
   <w:style w:customStyle="1" w:styleId="TableCaption" w:type="paragraph">
     <w:name w:val="Table Caption"/>
-    <w:basedOn w:val="Caption"/>
-    <w:pPr>
-      <w:keepNext/>
-    </w:pPr>
+    <w:basedOn w:val="Normal"/>
+    <w:next w:val="FirstParagraph"/>
+    <w:qFormat/>
+    <w:pPr>
+      <w:keepNext/>
+      <w:spacing w:after="60" w:before="160" w:line="312" w:lineRule="auto"/>
+      <w:ind w:firstLine="0"/>
+      <w:jc w:val="center"/>
+    </w:pPr>
+    <w:rPr>
+      <w:rFonts w:ascii="Times New Roman" w:cs="Times New Roman" w:eastAsia="Times New Roman" w:hAnsi="Times New Roman"/>
+      <w:sz w:val="28"/>
+      <w:szCs w:val="28"/>
+    </w:rPr>
   </w:style>
   <w:style w:customStyle="1" w:styleId="ImageCaption" w:type="paragraph">
     <w:name w:val="Image Caption"/>
-    <w:basedOn w:val="Caption"/>
+    <w:basedOn w:val="Normal"/>
+    <w:next w:val="FirstParagraph"/>
+    <w:qFormat/>
+    <w:pPr>
+      <w:spacing w:after="160" w:before="60" w:line="312" w:lineRule="auto"/>
+      <w:ind w:firstLine="0"/>
+      <w:jc w:val="center"/>
+    </w:pPr>
+    <w:rPr>
+      <w:rFonts w:ascii="Times New Roman" w:cs="Times New Roman" w:eastAsia="Times New Roman" w:hAnsi="Times New Roman"/>
+      <w:sz w:val="28"/>
+      <w:szCs w:val="28"/>
+    </w:rPr>
   </w:style>
   <w:style w:customStyle="1" w:styleId="Figure" w:type="paragraph">
     <w:name w:val="Figure"/>
     <w:basedOn w:val="Normal"/>
+    <w:next w:val="ImageCaption"/>
+    <w:qFormat/>
+    <w:pPr>
+      <w:keepNext/>
+      <w:spacing w:after="60" w:before="160" w:line="312" w:lineRule="auto"/>
+      <w:ind w:firstLine="0"/>
+      <w:jc w:val="center"/>
+    </w:pPr>
   </w:style>
   <w:style w:customStyle="1" w:styleId="CaptionedFigure" w:type="paragraph">
     <w:name w:val="Captioned Figure"/>
@@ -748,10 +787,9 @@
   </w:style>
   <w:style w:customStyle="1" w:styleId="VerbatimChar" w:type="character">
     <w:name w:val="Verbatim Char"/>
-    <w:basedOn w:val="BodyTextChar"/>
-    <w:rPr>
-      <w:rFonts w:ascii="Consolas" w:hAnsi="Consolas"/>
-      <w:sz w:val="22"/>
+    <w:basedOn w:val="DefaultParagraphFont"/>
+    <w:rPr>
+      <w:rFonts w:ascii="Times New Roman" w:cs="Times New Roman" w:eastAsia="Times New Roman" w:hAnsi="Times New Roman"/>
     </w:rPr>
   </w:style>
   <w:style w:customStyle="1" w:styleId="SectionNumber" w:type="character">
@@ -790,239 +828,27 @@
       <w:color w:themeColor="accent1" w:themeShade="BF" w:val="365F91"/>
     </w:rPr>
   </w:style>
-  <w:style w:type="paragraph" w:customStyle="1" w:styleId="SourceCode">
+  <w:style w:customStyle="1" w:styleId="SourceCode" w:type="paragraph">
     <w:name w:val="Source Code"/>
     <w:basedOn w:val="Normal"/>
-    <w:link w:val="VerbatimChar"/>
-    <w:pPr>
-      <w:wordWrap w:val="off"/>
-    </w:pPr>
-  </w:style>
-  <w:style w:type="character" w:customStyle="1" w:styleId="KeywordTok">
-    <w:name w:val="KeywordTok"/>
-    <w:basedOn w:val="VerbatimChar"/>
-    <w:rPr>
-      <w:b/>
-      <w:color w:val="007020"/>
-    </w:rPr>
-  </w:style>
-  <w:style w:type="character" w:customStyle="1" w:styleId="DataTypeTok">
-    <w:name w:val="DataTypeTok"/>
-    <w:basedOn w:val="VerbatimChar"/>
-    <w:rPr>
-      <w:color w:val="902000"/>
-    </w:rPr>
-  </w:style>
-  <w:style w:type="character" w:customStyle="1" w:styleId="DecValTok">
-    <w:name w:val="DecValTok"/>
-    <w:basedOn w:val="VerbatimChar"/>
-    <w:rPr>
-      <w:color w:val="40a070"/>
-    </w:rPr>
-  </w:style>
-  <w:style w:type="character" w:customStyle="1" w:styleId="BaseNTok">
-    <w:name w:val="BaseNTok"/>
-    <w:basedOn w:val="VerbatimChar"/>
-    <w:rPr>
-      <w:color w:val="40a070"/>
-    </w:rPr>
-  </w:style>
-  <w:style w:type="character" w:customStyle="1" w:styleId="FloatTok">
-    <w:name w:val="FloatTok"/>
-    <w:basedOn w:val="VerbatimChar"/>
-    <w:rPr>
-      <w:color w:val="40a070"/>
-    </w:rPr>
-  </w:style>
-  <w:style w:type="character" w:customStyle="1" w:styleId="ConstantTok">
-    <w:name w:val="ConstantTok"/>
-    <w:basedOn w:val="VerbatimChar"/>
-    <w:rPr>
-      <w:color w:val="880000"/>
-    </w:rPr>
-  </w:style>
-  <w:style w:type="character" w:customStyle="1" w:styleId="CharTok">
-    <w:name w:val="CharTok"/>
-    <w:basedOn w:val="VerbatimChar"/>
-    <w:rPr>
-      <w:color w:val="4070a0"/>
-    </w:rPr>
-  </w:style>
-  <w:style w:type="character" w:customStyle="1" w:styleId="SpecialCharTok">
-    <w:name w:val="SpecialCharTok"/>
-    <w:basedOn w:val="VerbatimChar"/>
-    <w:rPr>
-      <w:color w:val="4070a0"/>
-    </w:rPr>
-  </w:style>
-  <w:style w:type="character" w:customStyle="1" w:styleId="StringTok">
-    <w:name w:val="StringTok"/>
-    <w:basedOn w:val="VerbatimChar"/>
-    <w:rPr>
-      <w:color w:val="4070a0"/>
-    </w:rPr>
-  </w:style>
-  <w:style w:type="character" w:customStyle="1" w:styleId="VerbatimStringTok">
-    <w:name w:val="VerbatimStringTok"/>
-    <w:basedOn w:val="VerbatimChar"/>
-    <w:rPr>
-      <w:color w:val="4070a0"/>
-    </w:rPr>
-  </w:style>
-  <w:style w:type="character" w:customStyle="1" w:styleId="SpecialStringTok">
-    <w:name w:val="SpecialStringTok"/>
-    <w:basedOn w:val="VerbatimChar"/>
-    <w:rPr>
-      <w:color w:val="bb6688"/>
-    </w:rPr>
-  </w:style>
-  <w:style w:type="character" w:customStyle="1" w:styleId="ImportTok">
-    <w:name w:val="ImportTok"/>
-    <w:basedOn w:val="VerbatimChar"/>
-    <w:rPr>
-      <w:b/>
-      <w:color w:val="008000"/>
-    </w:rPr>
-  </w:style>
-  <w:style w:type="character" w:customStyle="1" w:styleId="CommentTok">
-    <w:name w:val="CommentTok"/>
-    <w:basedOn w:val="VerbatimChar"/>
-    <w:rPr>
-      <w:i/>
-      <w:color w:val="60a0b0"/>
-    </w:rPr>
-  </w:style>
-  <w:style w:type="character" w:customStyle="1" w:styleId="DocumentationTok">
-    <w:name w:val="DocumentationTok"/>
-    <w:basedOn w:val="VerbatimChar"/>
-    <w:rPr>
-      <w:i/>
-      <w:color w:val="ba2121"/>
-    </w:rPr>
-  </w:style>
-  <w:style w:type="character" w:customStyle="1" w:styleId="AnnotationTok">
-    <w:name w:val="AnnotationTok"/>
-    <w:basedOn w:val="VerbatimChar"/>
-    <w:rPr>
-      <w:b/>
-      <w:i/>
-      <w:color w:val="60a0b0"/>
-    </w:rPr>
-  </w:style>
-  <w:style w:type="character" w:customStyle="1" w:styleId="CommentVarTok">
-    <w:name w:val="CommentVarTok"/>
-    <w:basedOn w:val="VerbatimChar"/>
-    <w:rPr>
-      <w:b/>
-      <w:i/>
-      <w:color w:val="60a0b0"/>
-    </w:rPr>
-  </w:style>
-  <w:style w:type="character" w:customStyle="1" w:styleId="OtherTok">
-    <w:name w:val="OtherTok"/>
-    <w:basedOn w:val="VerbatimChar"/>
-    <w:rPr>
-      <w:color w:val="007020"/>
-    </w:rPr>
-  </w:style>
-  <w:style w:type="character" w:customStyle="1" w:styleId="FunctionTok">
-    <w:name w:val="FunctionTok"/>
-    <w:basedOn w:val="VerbatimChar"/>
-    <w:rPr>
-      <w:color w:val="06287e"/>
-    </w:rPr>
-  </w:style>
-  <w:style w:type="character" w:customStyle="1" w:styleId="VariableTok">
-    <w:name w:val="VariableTok"/>
-    <w:basedOn w:val="VerbatimChar"/>
-    <w:rPr>
-      <w:color w:val="19177c"/>
-    </w:rPr>
-  </w:style>
-  <w:style w:type="character" w:customStyle="1" w:styleId="ControlFlowTok">
-    <w:name w:val="ControlFlowTok"/>
-    <w:basedOn w:val="VerbatimChar"/>
-    <w:rPr>
-      <w:b/>
-      <w:color w:val="007020"/>
-    </w:rPr>
-  </w:style>
-  <w:style w:type="character" w:customStyle="1" w:styleId="OperatorTok">
-    <w:name w:val="OperatorTok"/>
-    <w:basedOn w:val="VerbatimChar"/>
-    <w:rPr>
-      <w:color w:val="666666"/>
-    </w:rPr>
-  </w:style>
-  <w:style w:type="character" w:customStyle="1" w:styleId="BuiltInTok">
-    <w:name w:val="BuiltInTok"/>
-    <w:basedOn w:val="VerbatimChar"/>
-    <w:rPr>
-      <w:color w:val="008000"/>
-    </w:rPr>
-  </w:style>
-  <w:style w:type="character" w:customStyle="1" w:styleId="ExtensionTok">
-    <w:name w:val="ExtensionTok"/>
-    <w:basedOn w:val="VerbatimChar"/>
-    <w:rPr/>
-  </w:style>
-  <w:style w:type="character" w:customStyle="1" w:styleId="PreprocessorTok">
-    <w:name w:val="PreprocessorTok"/>
-    <w:basedOn w:val="VerbatimChar"/>
-    <w:rPr>
-      <w:color w:val="bc7a00"/>
-    </w:rPr>
-  </w:style>
-  <w:style w:type="character" w:customStyle="1" w:styleId="AttributeTok">
-    <w:name w:val="AttributeTok"/>
-    <w:basedOn w:val="VerbatimChar"/>
-    <w:rPr>
-      <w:color w:val="7d9029"/>
-    </w:rPr>
-  </w:style>
-  <w:style w:type="character" w:customStyle="1" w:styleId="RegionMarkerTok">
-    <w:name w:val="RegionMarkerTok"/>
-    <w:basedOn w:val="VerbatimChar"/>
-    <w:rPr/>
-  </w:style>
-  <w:style w:type="character" w:customStyle="1" w:styleId="InformationTok">
-    <w:name w:val="InformationTok"/>
-    <w:basedOn w:val="VerbatimChar"/>
-    <w:rPr>
-      <w:b/>
-      <w:i/>
-      <w:color w:val="60a0b0"/>
-    </w:rPr>
-  </w:style>
-  <w:style w:type="character" w:customStyle="1" w:styleId="WarningTok">
-    <w:name w:val="WarningTok"/>
-    <w:basedOn w:val="VerbatimChar"/>
-    <w:rPr>
-      <w:b/>
-      <w:i/>
-      <w:color w:val="60a0b0"/>
-    </w:rPr>
-  </w:style>
-  <w:style w:type="character" w:customStyle="1" w:styleId="AlertTok">
-    <w:name w:val="AlertTok"/>
-    <w:basedOn w:val="VerbatimChar"/>
-    <w:rPr>
-      <w:b/>
-      <w:color w:val="ff0000"/>
-    </w:rPr>
-  </w:style>
-  <w:style w:type="character" w:customStyle="1" w:styleId="ErrorTok">
-    <w:name w:val="ErrorTok"/>
-    <w:basedOn w:val="VerbatimChar"/>
-    <w:rPr>
-      <w:b/>
-      <w:color w:val="ff0000"/>
-    </w:rPr>
-  </w:style>
-  <w:style w:type="character" w:customStyle="1" w:styleId="NormalTok">
-    <w:name w:val="NormalTok"/>
-    <w:basedOn w:val="VerbatimChar"/>
-    <w:rPr/>
+    <w:qFormat/>
+    <w:pPr>
+      <w:pBdr>
+        <w:top w:color="BFBFBF" w:space="4" w:sz="4" w:val="single"/>
+        <w:left w:color="BFBFBF" w:space="4" w:sz="4" w:val="single"/>
+        <w:bottom w:color="BFBFBF" w:space="4" w:sz="4" w:val="single"/>
+        <w:right w:color="BFBFBF" w:space="4" w:sz="4" w:val="single"/>
+      </w:pBdr>
+      <w:shd w:color="auto" w:fill="F4F4F4" w:val="clear"/>
+      <w:spacing w:after="120" w:before="120" w:line="200" w:lineRule="auto"/>
+      <w:ind w:firstLine="0" w:left="284" w:right="284"/>
+      <w:jc w:val="left"/>
+    </w:pPr>
+    <w:rPr>
+      <w:rFonts w:ascii="Courier New" w:cs="Courier New" w:eastAsia="Courier New" w:hAnsi="Courier New"/>
+      <w:sz w:val="18"/>
+      <w:szCs w:val="18"/>
+    </w:rPr>
   </w:style>
 </w:styles>
 </file>

--- a/public/labs/os/ЛР10_ОС_Командні_файли_в_середовищі_Linux.docx
+++ b/public/labs/os/ЛР10_ОС_Командні_файли_в_середовищі_Linux.docx
@@ -15,7 +15,7 @@
         <w:pStyle w:val="Subtitle"/>
       </w:pPr>
       <w:r>
-        <w:t xml:space="preserve">Командні файли в середовищі Linux</w:t>
+        <w:t xml:space="preserve">Створення і виконання командних файлів в середовищі ОС Linux</w:t>
       </w:r>
     </w:p>
     <w:p>
@@ -23,9 +23,5533 @@
         <w:pStyle w:val="FirstParagraph"/>
       </w:pPr>
       <w:r>
-        <w:t xml:space="preserve">Матеріал цієї теми готується.</w:t>
-      </w:r>
-    </w:p>
+        <w:rPr>
+          <w:b/>
+          <w:bCs/>
+        </w:rPr>
+        <w:t xml:space="preserve">Мета:</w:t>
+      </w:r>
+      <w:r>
+        <w:t xml:space="preserve"> </w:t>
+      </w:r>
+      <w:r>
+        <w:t xml:space="preserve">навчитися автоматизувати адміністративні задачі засобами оболонки bash: писати скрипти з параметрами, перевіряти вхідні дані умовними конструкціями, обробляти групи файлів циклами, виносити повторювані дії у функції, вести журнал виконання та коректно повертати коди завершення.</w:t>
+      </w:r>
+    </w:p>
+    <w:p>
+      <w:pPr>
+        <w:pStyle w:val="BodyText"/>
+      </w:pPr>
+      <w:r>
+        <w:rPr>
+          <w:b/>
+          <w:bCs/>
+        </w:rPr>
+        <w:t xml:space="preserve">Обладнання:</w:t>
+      </w:r>
+      <w:r>
+        <w:t xml:space="preserve"> </w:t>
+      </w:r>
+      <w:r>
+        <w:t xml:space="preserve">ПК або віртуальна машина з Ubuntu 22.04; оболонка bash; текстовий редактор.</w:t>
+      </w:r>
+    </w:p>
+    <w:p>
+      <w:pPr>
+        <w:pStyle w:val="BodyText"/>
+      </w:pPr>
+      <w:r>
+        <w:rPr>
+          <w:b/>
+          <w:bCs/>
+        </w:rPr>
+        <w:t xml:space="preserve">Тривалість:</w:t>
+      </w:r>
+      <w:r>
+        <w:t xml:space="preserve"> </w:t>
+      </w:r>
+      <w:r>
+        <w:t xml:space="preserve">4 академічні години (2 заняття).</w:t>
+      </w:r>
+    </w:p>
+    <w:p>
+      <w:pPr>
+        <w:pStyle w:val="BodyText"/>
+      </w:pPr>
+      <w:r>
+        <w:rPr>
+          <w:b/>
+          <w:bCs/>
+        </w:rPr>
+        <w:t xml:space="preserve">УВАГА. Скрипти цієї роботи створюють і видаляють файли. Усі дії виконуються всередині каталогу</w:t>
+      </w:r>
+      <w:r>
+        <w:rPr>
+          <w:b/>
+          <w:bCs/>
+        </w:rPr>
+        <w:t xml:space="preserve"> </w:t>
+      </w:r>
+      <w:r>
+        <w:rPr>
+          <w:rStyle w:val="VerbatimChar"/>
+          <w:b/>
+          <w:bCs/>
+        </w:rPr>
+        <w:t xml:space="preserve">~/lab10</w:t>
+      </w:r>
+      <w:r>
+        <w:rPr>
+          <w:b/>
+          <w:bCs/>
+        </w:rPr>
+        <w:t xml:space="preserve">. Перед першим запуском скрипта, що видаляє дані, замініть команду</w:t>
+      </w:r>
+      <w:r>
+        <w:rPr>
+          <w:b/>
+          <w:bCs/>
+        </w:rPr>
+        <w:t xml:space="preserve"> </w:t>
+      </w:r>
+      <w:r>
+        <w:rPr>
+          <w:rStyle w:val="VerbatimChar"/>
+          <w:b/>
+          <w:bCs/>
+        </w:rPr>
+        <w:t xml:space="preserve">rm</w:t>
+      </w:r>
+      <w:r>
+        <w:rPr>
+          <w:b/>
+          <w:bCs/>
+        </w:rPr>
+        <w:t xml:space="preserve"> </w:t>
+      </w:r>
+      <w:r>
+        <w:rPr>
+          <w:b/>
+          <w:bCs/>
+        </w:rPr>
+        <w:t xml:space="preserve">на</w:t>
+      </w:r>
+      <w:r>
+        <w:rPr>
+          <w:b/>
+          <w:bCs/>
+        </w:rPr>
+        <w:t xml:space="preserve"> </w:t>
+      </w:r>
+      <w:r>
+        <w:rPr>
+          <w:rStyle w:val="VerbatimChar"/>
+          <w:b/>
+          <w:bCs/>
+        </w:rPr>
+        <w:t xml:space="preserve">echo</w:t>
+      </w:r>
+      <w:r>
+        <w:rPr>
+          <w:b/>
+          <w:bCs/>
+        </w:rPr>
+        <w:t xml:space="preserve"> </w:t>
+      </w:r>
+      <w:r>
+        <w:rPr>
+          <w:b/>
+          <w:bCs/>
+        </w:rPr>
+        <w:t xml:space="preserve">і переконайтеся, що перелік файлів саме той, який ви очікуєте. Конструкція</w:t>
+      </w:r>
+      <w:r>
+        <w:rPr>
+          <w:b/>
+          <w:bCs/>
+        </w:rPr>
+        <w:t xml:space="preserve"> </w:t>
+      </w:r>
+      <w:r>
+        <w:rPr>
+          <w:rStyle w:val="VerbatimChar"/>
+          <w:b/>
+          <w:bCs/>
+        </w:rPr>
+        <w:t xml:space="preserve">rm -rf "$dir"/*</w:t>
+      </w:r>
+      <w:r>
+        <w:rPr>
+          <w:b/>
+          <w:bCs/>
+        </w:rPr>
+        <w:t xml:space="preserve"> </w:t>
+      </w:r>
+      <w:r>
+        <w:rPr>
+          <w:b/>
+          <w:bCs/>
+        </w:rPr>
+        <w:t xml:space="preserve">з порожньою змінною</w:t>
+      </w:r>
+      <w:r>
+        <w:rPr>
+          <w:b/>
+          <w:bCs/>
+        </w:rPr>
+        <w:t xml:space="preserve"> </w:t>
+      </w:r>
+      <w:r>
+        <w:rPr>
+          <w:rStyle w:val="VerbatimChar"/>
+          <w:b/>
+          <w:bCs/>
+        </w:rPr>
+        <w:t xml:space="preserve">dir</w:t>
+      </w:r>
+      <w:r>
+        <w:rPr>
+          <w:b/>
+          <w:bCs/>
+        </w:rPr>
+        <w:t xml:space="preserve"> </w:t>
+      </w:r>
+      <w:r>
+        <w:rPr>
+          <w:b/>
+          <w:bCs/>
+        </w:rPr>
+        <w:t xml:space="preserve">видаляє вміст кореня — завжди перевіряйте змінну перед використанням.</w:t>
+      </w:r>
+    </w:p>
+    <w:bookmarkStart w:id="16" w:name="теоретичні-відомості"/>
+    <w:p>
+      <w:pPr>
+        <w:pStyle w:val="Heading2"/>
+      </w:pPr>
+      <w:r>
+        <w:t xml:space="preserve">Теоретичні відомості</w:t>
+      </w:r>
+    </w:p>
+    <w:bookmarkStart w:id="9" w:name="скрипт-як-програма-оболонки"/>
+    <w:p>
+      <w:pPr>
+        <w:pStyle w:val="Heading3"/>
+      </w:pPr>
+      <w:r>
+        <w:t xml:space="preserve">1 Скрипт як програма оболонки</w:t>
+      </w:r>
+    </w:p>
+    <w:p>
+      <w:pPr>
+        <w:pStyle w:val="FirstParagraph"/>
+      </w:pPr>
+      <w:r>
+        <w:t xml:space="preserve">Скрипт bash — текстовий файл із командами, які оболонка виконує послідовно. На відміну від Windows, розширення не має значення: систему цікавить перший рядок файлу й біт виконання.</w:t>
+      </w:r>
+    </w:p>
+    <w:p>
+      <w:pPr>
+        <w:pStyle w:val="SourceCode"/>
+      </w:pPr>
+      <w:r>
+        <w:rPr>
+          <w:rStyle w:val="VerbatimChar"/>
+        </w:rPr>
+        <w:t xml:space="preserve">#!/bin/bash</w:t>
+      </w:r>
+      <w:r>
+        <w:br/>
+      </w:r>
+      <w:r>
+        <w:rPr>
+          <w:rStyle w:val="VerbatimChar"/>
+        </w:rPr>
+        <w:t xml:space="preserve"># backup.sh — резервне копіювання документів</w:t>
+      </w:r>
+      <w:r>
+        <w:br/>
+      </w:r>
+      <w:r>
+        <w:rPr>
+          <w:rStyle w:val="VerbatimChar"/>
+        </w:rPr>
+        <w:t xml:space="preserve">echo "Скрипт: $0"</w:t>
+      </w:r>
+    </w:p>
+    <w:p>
+      <w:pPr>
+        <w:pStyle w:val="FirstParagraph"/>
+      </w:pPr>
+      <w:r>
+        <w:t xml:space="preserve">Перший рядок</w:t>
+      </w:r>
+      <w:r>
+        <w:t xml:space="preserve"> </w:t>
+      </w:r>
+      <w:r>
+        <w:rPr>
+          <w:rStyle w:val="VerbatimChar"/>
+        </w:rPr>
+        <w:t xml:space="preserve">#!/bin/bash</w:t>
+      </w:r>
+      <w:r>
+        <w:t xml:space="preserve"> </w:t>
+      </w:r>
+      <w:r>
+        <w:t xml:space="preserve">називається shebang: ядро читає ці два символи й запускає вказаний інтерпретатор, передаючи йому файл. Без shebang скрипт виконається поточною оболонкою, і команди, специфічні для bash, можуть не спрацювати в системі, де за замовчуванням стоїть dash.</w:t>
+      </w:r>
+    </w:p>
+    <w:p>
+      <w:pPr>
+        <w:pStyle w:val="SourceCode"/>
+      </w:pPr>
+      <w:r>
+        <w:rPr>
+          <w:rStyle w:val="VerbatimChar"/>
+        </w:rPr>
+        <w:t xml:space="preserve">chmod +x backup.sh     # надати право виконання</w:t>
+      </w:r>
+      <w:r>
+        <w:br/>
+      </w:r>
+      <w:r>
+        <w:rPr>
+          <w:rStyle w:val="VerbatimChar"/>
+        </w:rPr>
+        <w:t xml:space="preserve">./backup.sh            # запустити як програму</w:t>
+      </w:r>
+      <w:r>
+        <w:br/>
+      </w:r>
+      <w:r>
+        <w:rPr>
+          <w:rStyle w:val="VerbatimChar"/>
+        </w:rPr>
+        <w:t xml:space="preserve">bash backup.sh         # запустити явним інтерпретатором</w:t>
+      </w:r>
+      <w:r>
+        <w:br/>
+      </w:r>
+      <w:r>
+        <w:rPr>
+          <w:rStyle w:val="VerbatimChar"/>
+        </w:rPr>
+        <w:t xml:space="preserve">source backup.sh       # виконати в поточній оболонці</w:t>
+      </w:r>
+    </w:p>
+    <w:p>
+      <w:pPr>
+        <w:pStyle w:val="FirstParagraph"/>
+      </w:pPr>
+      <w:r>
+        <w:t xml:space="preserve">Різниця принципова:</w:t>
+      </w:r>
+      <w:r>
+        <w:t xml:space="preserve"> </w:t>
+      </w:r>
+      <w:r>
+        <w:rPr>
+          <w:rStyle w:val="VerbatimChar"/>
+        </w:rPr>
+        <w:t xml:space="preserve">./backup.sh</w:t>
+      </w:r>
+      <w:r>
+        <w:t xml:space="preserve"> </w:t>
+      </w:r>
+      <w:r>
+        <w:t xml:space="preserve">створює дочірній процес, тому змінні, встановлені в скрипті, зникають після завершення;</w:t>
+      </w:r>
+      <w:r>
+        <w:t xml:space="preserve"> </w:t>
+      </w:r>
+      <w:r>
+        <w:rPr>
+          <w:rStyle w:val="VerbatimChar"/>
+        </w:rPr>
+        <w:t xml:space="preserve">source</w:t>
+      </w:r>
+      <w:r>
+        <w:t xml:space="preserve"> </w:t>
+      </w:r>
+      <w:r>
+        <w:t xml:space="preserve">виконує команди в поточній оболонці й змінює її стан.</w:t>
+      </w:r>
+    </w:p>
+    <w:bookmarkEnd w:id="9"/>
+    <w:bookmarkStart w:id="10" w:name="змінні-та-підстановки"/>
+    <w:p>
+      <w:pPr>
+        <w:pStyle w:val="Heading3"/>
+      </w:pPr>
+      <w:r>
+        <w:t xml:space="preserve">2 Змінні та підстановки</w:t>
+      </w:r>
+    </w:p>
+    <w:p>
+      <w:pPr>
+        <w:pStyle w:val="SourceCode"/>
+      </w:pPr>
+      <w:r>
+        <w:rPr>
+          <w:rStyle w:val="VerbatimChar"/>
+        </w:rPr>
+        <w:t xml:space="preserve">name="LAB10"                     # без пробілів навколо =</w:t>
+      </w:r>
+      <w:r>
+        <w:br/>
+      </w:r>
+      <w:r>
+        <w:rPr>
+          <w:rStyle w:val="VerbatimChar"/>
+        </w:rPr>
+        <w:t xml:space="preserve">dir="$HOME/lab10"                # підстановка іншої змінної</w:t>
+      </w:r>
+      <w:r>
+        <w:br/>
+      </w:r>
+      <w:r>
+        <w:rPr>
+          <w:rStyle w:val="VerbatimChar"/>
+        </w:rPr>
+        <w:t xml:space="preserve">count=$(ls "$dir" | wc -l)       # підстановка результату команди</w:t>
+      </w:r>
+      <w:r>
+        <w:br/>
+      </w:r>
+      <w:r>
+        <w:rPr>
+          <w:rStyle w:val="VerbatimChar"/>
+        </w:rPr>
+        <w:t xml:space="preserve">today=$(date +%F)                # 2026-09-18</w:t>
+      </w:r>
+      <w:r>
+        <w:br/>
+      </w:r>
+      <w:r>
+        <w:rPr>
+          <w:rStyle w:val="VerbatimChar"/>
+        </w:rPr>
+        <w:t xml:space="preserve">echo "У каталозі $dir файлів: $count"</w:t>
+      </w:r>
+    </w:p>
+    <w:p>
+      <w:pPr>
+        <w:pStyle w:val="FirstParagraph"/>
+      </w:pPr>
+      <w:r>
+        <w:t xml:space="preserve">Змінну завжди беруть у подвійні лапки: без них значення з пробілами розпадеться на кілька аргументів, а порожня змінна зникне зовсім. Це найчастіша причина помилок у скриптах, які «працювали, доки в імені файлу не з’явився пробіл».</w:t>
+      </w:r>
+    </w:p>
+    <w:p>
+      <w:pPr>
+        <w:pStyle w:val="TableCaption"/>
+      </w:pPr>
+      <w:r>
+        <w:t xml:space="preserve">Таблиця 1 — Спеціальні змінні bash</w:t>
+      </w:r>
+    </w:p>
+    <w:tbl>
+      <w:tblPr>
+        <w:tblStyle w:val="Table"/>
+        <w:tblW w:type="dxa" w:w="9637"/>
+        <w:tblLook w:firstRow="1" w:lastRow="0" w:firstColumn="0" w:lastColumn="0" w:noHBand="0" w:noVBand="0" w:val="0020"/>
+        <w:tblLayout w:type="fixed"/>
+      </w:tblPr>
+      <w:tblGrid>
+        <w:gridCol w:w="4819"/>
+        <w:gridCol w:w="4818"/>
+      </w:tblGrid>
+      <w:tr>
+        <w:trPr>
+          <w:tblHeader w:val="on"/>
+        </w:trPr>
+        <w:tc>
+          <w:tcPr/>
+          <w:p>
+            <w:pPr>
+              <w:pStyle w:val="Compact"/>
+            </w:pPr>
+            <w:r>
+              <w:t xml:space="preserve">Змінна</w:t>
+            </w:r>
+          </w:p>
+        </w:tc>
+        <w:tc>
+          <w:tcPr/>
+          <w:p>
+            <w:pPr>
+              <w:pStyle w:val="Compact"/>
+            </w:pPr>
+            <w:r>
+              <w:t xml:space="preserve">Значення</w:t>
+            </w:r>
+          </w:p>
+        </w:tc>
+      </w:tr>
+      <w:tr>
+        <w:tc>
+          <w:tcPr/>
+          <w:p>
+            <w:pPr>
+              <w:pStyle w:val="Compact"/>
+            </w:pPr>
+            <w:r>
+              <w:rPr>
+                <w:rStyle w:val="VerbatimChar"/>
+              </w:rPr>
+              <w:t xml:space="preserve">$0</w:t>
+            </w:r>
+          </w:p>
+        </w:tc>
+        <w:tc>
+          <w:tcPr/>
+          <w:p>
+            <w:pPr>
+              <w:pStyle w:val="Compact"/>
+            </w:pPr>
+            <w:r>
+              <w:t xml:space="preserve">ім’я самого скрипта</w:t>
+            </w:r>
+          </w:p>
+        </w:tc>
+      </w:tr>
+      <w:tr>
+        <w:tc>
+          <w:tcPr/>
+          <w:p>
+            <w:pPr>
+              <w:pStyle w:val="Compact"/>
+            </w:pPr>
+            <w:r>
+              <w:rPr>
+                <w:rStyle w:val="VerbatimChar"/>
+              </w:rPr>
+              <w:t xml:space="preserve">$1</w:t>
+            </w:r>
+            <w:r>
+              <w:t xml:space="preserve">…</w:t>
+            </w:r>
+            <w:r>
+              <w:rPr>
+                <w:rStyle w:val="VerbatimChar"/>
+              </w:rPr>
+              <w:t xml:space="preserve">$9</w:t>
+            </w:r>
+          </w:p>
+        </w:tc>
+        <w:tc>
+          <w:tcPr/>
+          <w:p>
+            <w:pPr>
+              <w:pStyle w:val="Compact"/>
+            </w:pPr>
+            <w:r>
+              <w:t xml:space="preserve">позиційні параметри</w:t>
+            </w:r>
+          </w:p>
+        </w:tc>
+      </w:tr>
+      <w:tr>
+        <w:tc>
+          <w:tcPr/>
+          <w:p>
+            <w:pPr>
+              <w:pStyle w:val="Compact"/>
+            </w:pPr>
+            <w:r>
+              <w:rPr>
+                <w:rStyle w:val="VerbatimChar"/>
+              </w:rPr>
+              <w:t xml:space="preserve">$#</w:t>
+            </w:r>
+          </w:p>
+        </w:tc>
+        <w:tc>
+          <w:tcPr/>
+          <w:p>
+            <w:pPr>
+              <w:pStyle w:val="Compact"/>
+            </w:pPr>
+            <w:r>
+              <w:t xml:space="preserve">кількість переданих параметрів</w:t>
+            </w:r>
+          </w:p>
+        </w:tc>
+      </w:tr>
+      <w:tr>
+        <w:tc>
+          <w:tcPr/>
+          <w:p>
+            <w:pPr>
+              <w:pStyle w:val="Compact"/>
+            </w:pPr>
+            <w:r>
+              <w:rPr>
+                <w:rStyle w:val="VerbatimChar"/>
+              </w:rPr>
+              <w:t xml:space="preserve">$@</w:t>
+            </w:r>
+          </w:p>
+        </w:tc>
+        <w:tc>
+          <w:tcPr/>
+          <w:p>
+            <w:pPr>
+              <w:pStyle w:val="Compact"/>
+            </w:pPr>
+            <w:r>
+              <w:t xml:space="preserve">усі параметри як окремі слова</w:t>
+            </w:r>
+          </w:p>
+        </w:tc>
+      </w:tr>
+      <w:tr>
+        <w:tc>
+          <w:tcPr/>
+          <w:p>
+            <w:pPr>
+              <w:pStyle w:val="Compact"/>
+            </w:pPr>
+            <w:r>
+              <w:rPr>
+                <w:rStyle w:val="VerbatimChar"/>
+              </w:rPr>
+              <w:t xml:space="preserve">$*</w:t>
+            </w:r>
+          </w:p>
+        </w:tc>
+        <w:tc>
+          <w:tcPr/>
+          <w:p>
+            <w:pPr>
+              <w:pStyle w:val="Compact"/>
+            </w:pPr>
+            <w:r>
+              <w:t xml:space="preserve">усі параметри одним рядком</w:t>
+            </w:r>
+          </w:p>
+        </w:tc>
+      </w:tr>
+      <w:tr>
+        <w:tc>
+          <w:tcPr/>
+          <w:p>
+            <w:pPr>
+              <w:pStyle w:val="Compact"/>
+            </w:pPr>
+            <w:r>
+              <w:rPr>
+                <w:rStyle w:val="VerbatimChar"/>
+              </w:rPr>
+              <w:t xml:space="preserve">$?</w:t>
+            </w:r>
+          </w:p>
+        </w:tc>
+        <w:tc>
+          <w:tcPr/>
+          <w:p>
+            <w:pPr>
+              <w:pStyle w:val="Compact"/>
+            </w:pPr>
+            <w:r>
+              <w:t xml:space="preserve">код повернення попередньої команди</w:t>
+            </w:r>
+          </w:p>
+        </w:tc>
+      </w:tr>
+      <w:tr>
+        <w:tc>
+          <w:tcPr/>
+          <w:p>
+            <w:pPr>
+              <w:pStyle w:val="Compact"/>
+            </w:pPr>
+            <w:r>
+              <w:rPr>
+                <w:rStyle w:val="VerbatimChar"/>
+              </w:rPr>
+              <w:t xml:space="preserve">$$</w:t>
+            </w:r>
+          </w:p>
+        </w:tc>
+        <w:tc>
+          <w:tcPr/>
+          <w:p>
+            <w:pPr>
+              <w:pStyle w:val="Compact"/>
+            </w:pPr>
+            <w:r>
+              <w:t xml:space="preserve">PID поточного процесу</w:t>
+            </w:r>
+          </w:p>
+        </w:tc>
+      </w:tr>
+      <w:tr>
+        <w:tc>
+          <w:tcPr/>
+          <w:p>
+            <w:pPr>
+              <w:pStyle w:val="Compact"/>
+            </w:pPr>
+            <w:r>
+              <w:rPr>
+                <w:rStyle w:val="VerbatimChar"/>
+              </w:rPr>
+              <w:t xml:space="preserve">$USER</w:t>
+            </w:r>
+            <w:r>
+              <w:t xml:space="preserve">,</w:t>
+            </w:r>
+            <w:r>
+              <w:t xml:space="preserve"> </w:t>
+            </w:r>
+            <w:r>
+              <w:rPr>
+                <w:rStyle w:val="VerbatimChar"/>
+              </w:rPr>
+              <w:t xml:space="preserve">$HOME</w:t>
+            </w:r>
+            <w:r>
+              <w:t xml:space="preserve">,</w:t>
+            </w:r>
+            <w:r>
+              <w:t xml:space="preserve"> </w:t>
+            </w:r>
+            <w:r>
+              <w:rPr>
+                <w:rStyle w:val="VerbatimChar"/>
+              </w:rPr>
+              <w:t xml:space="preserve">$PATH</w:t>
+            </w:r>
+          </w:p>
+        </w:tc>
+        <w:tc>
+          <w:tcPr/>
+          <w:p>
+            <w:pPr>
+              <w:pStyle w:val="Compact"/>
+            </w:pPr>
+            <w:r>
+              <w:t xml:space="preserve">змінні середовища</w:t>
+            </w:r>
+          </w:p>
+        </w:tc>
+      </w:tr>
+    </w:tbl>
+    <w:bookmarkEnd w:id="10"/>
+    <w:bookmarkStart w:id="11" w:name="умовні-конструкції"/>
+    <w:p>
+      <w:pPr>
+        <w:pStyle w:val="Heading3"/>
+      </w:pPr>
+      <w:r>
+        <w:t xml:space="preserve">3 Умовні конструкції</w:t>
+      </w:r>
+    </w:p>
+    <w:p>
+      <w:pPr>
+        <w:pStyle w:val="SourceCode"/>
+      </w:pPr>
+      <w:r>
+        <w:rPr>
+          <w:rStyle w:val="VerbatimChar"/>
+        </w:rPr>
+        <w:t xml:space="preserve">if [[ $# -eq 0 ]]; then</w:t>
+      </w:r>
+      <w:r>
+        <w:br/>
+      </w:r>
+      <w:r>
+        <w:rPr>
+          <w:rStyle w:val="VerbatimChar"/>
+        </w:rPr>
+        <w:t xml:space="preserve">    echo "Використання: $0 &lt;каталог&gt;" &gt;&amp;2</w:t>
+      </w:r>
+      <w:r>
+        <w:br/>
+      </w:r>
+      <w:r>
+        <w:rPr>
+          <w:rStyle w:val="VerbatimChar"/>
+        </w:rPr>
+        <w:t xml:space="preserve">    exit 1</w:t>
+      </w:r>
+      <w:r>
+        <w:br/>
+      </w:r>
+      <w:r>
+        <w:rPr>
+          <w:rStyle w:val="VerbatimChar"/>
+        </w:rPr>
+        <w:t xml:space="preserve">fi</w:t>
+      </w:r>
+      <w:r>
+        <w:br/>
+      </w:r>
+      <w:r>
+        <w:br/>
+      </w:r>
+      <w:r>
+        <w:rPr>
+          <w:rStyle w:val="VerbatimChar"/>
+        </w:rPr>
+        <w:t xml:space="preserve">if [[ -d "$1" ]]; then</w:t>
+      </w:r>
+      <w:r>
+        <w:br/>
+      </w:r>
+      <w:r>
+        <w:rPr>
+          <w:rStyle w:val="VerbatimChar"/>
+        </w:rPr>
+        <w:t xml:space="preserve">    echo "Це каталог"</w:t>
+      </w:r>
+      <w:r>
+        <w:br/>
+      </w:r>
+      <w:r>
+        <w:rPr>
+          <w:rStyle w:val="VerbatimChar"/>
+        </w:rPr>
+        <w:t xml:space="preserve">elif [[ -f "$1" ]]; then</w:t>
+      </w:r>
+      <w:r>
+        <w:br/>
+      </w:r>
+      <w:r>
+        <w:rPr>
+          <w:rStyle w:val="VerbatimChar"/>
+        </w:rPr>
+        <w:t xml:space="preserve">    echo "Це файл"</w:t>
+      </w:r>
+      <w:r>
+        <w:br/>
+      </w:r>
+      <w:r>
+        <w:rPr>
+          <w:rStyle w:val="VerbatimChar"/>
+        </w:rPr>
+        <w:t xml:space="preserve">else</w:t>
+      </w:r>
+      <w:r>
+        <w:br/>
+      </w:r>
+      <w:r>
+        <w:rPr>
+          <w:rStyle w:val="VerbatimChar"/>
+        </w:rPr>
+        <w:t xml:space="preserve">    echo "Об'єкт не знайдено" &gt;&amp;2</w:t>
+      </w:r>
+      <w:r>
+        <w:br/>
+      </w:r>
+      <w:r>
+        <w:rPr>
+          <w:rStyle w:val="VerbatimChar"/>
+        </w:rPr>
+        <w:t xml:space="preserve">    exit 2</w:t>
+      </w:r>
+      <w:r>
+        <w:br/>
+      </w:r>
+      <w:r>
+        <w:rPr>
+          <w:rStyle w:val="VerbatimChar"/>
+        </w:rPr>
+        <w:t xml:space="preserve">fi</w:t>
+      </w:r>
+    </w:p>
+    <w:p>
+      <w:pPr>
+        <w:pStyle w:val="TableCaption"/>
+      </w:pPr>
+      <w:r>
+        <w:t xml:space="preserve">Таблиця 2 — Основні перевірки в умовах</w:t>
+      </w:r>
+    </w:p>
+    <w:tbl>
+      <w:tblPr>
+        <w:tblStyle w:val="Table"/>
+        <w:tblW w:type="dxa" w:w="9637"/>
+        <w:tblLook w:firstRow="1" w:lastRow="0" w:firstColumn="0" w:lastColumn="0" w:noHBand="0" w:noVBand="0" w:val="0020"/>
+        <w:tblLayout w:type="fixed"/>
+      </w:tblPr>
+      <w:tblGrid>
+        <w:gridCol w:w="4819"/>
+        <w:gridCol w:w="4818"/>
+      </w:tblGrid>
+      <w:tr>
+        <w:trPr>
+          <w:tblHeader w:val="on"/>
+        </w:trPr>
+        <w:tc>
+          <w:tcPr/>
+          <w:p>
+            <w:pPr>
+              <w:pStyle w:val="Compact"/>
+            </w:pPr>
+            <w:r>
+              <w:t xml:space="preserve">Перевірка</w:t>
+            </w:r>
+          </w:p>
+        </w:tc>
+        <w:tc>
+          <w:tcPr/>
+          <w:p>
+            <w:pPr>
+              <w:pStyle w:val="Compact"/>
+            </w:pPr>
+            <w:r>
+              <w:t xml:space="preserve">Істинна, якщо</w:t>
+            </w:r>
+          </w:p>
+        </w:tc>
+      </w:tr>
+      <w:tr>
+        <w:tc>
+          <w:tcPr/>
+          <w:p>
+            <w:pPr>
+              <w:pStyle w:val="Compact"/>
+            </w:pPr>
+            <w:r>
+              <w:rPr>
+                <w:rStyle w:val="VerbatimChar"/>
+              </w:rPr>
+              <w:t xml:space="preserve">-f файл</w:t>
+            </w:r>
+          </w:p>
+        </w:tc>
+        <w:tc>
+          <w:tcPr/>
+          <w:p>
+            <w:pPr>
+              <w:pStyle w:val="Compact"/>
+            </w:pPr>
+            <w:r>
+              <w:t xml:space="preserve">існує звичайний файл</w:t>
+            </w:r>
+          </w:p>
+        </w:tc>
+      </w:tr>
+      <w:tr>
+        <w:tc>
+          <w:tcPr/>
+          <w:p>
+            <w:pPr>
+              <w:pStyle w:val="Compact"/>
+            </w:pPr>
+            <w:r>
+              <w:rPr>
+                <w:rStyle w:val="VerbatimChar"/>
+              </w:rPr>
+              <w:t xml:space="preserve">-d файл</w:t>
+            </w:r>
+          </w:p>
+        </w:tc>
+        <w:tc>
+          <w:tcPr/>
+          <w:p>
+            <w:pPr>
+              <w:pStyle w:val="Compact"/>
+            </w:pPr>
+            <w:r>
+              <w:t xml:space="preserve">існує каталог</w:t>
+            </w:r>
+          </w:p>
+        </w:tc>
+      </w:tr>
+      <w:tr>
+        <w:tc>
+          <w:tcPr/>
+          <w:p>
+            <w:pPr>
+              <w:pStyle w:val="Compact"/>
+            </w:pPr>
+            <w:r>
+              <w:rPr>
+                <w:rStyle w:val="VerbatimChar"/>
+              </w:rPr>
+              <w:t xml:space="preserve">-e файл</w:t>
+            </w:r>
+          </w:p>
+        </w:tc>
+        <w:tc>
+          <w:tcPr/>
+          <w:p>
+            <w:pPr>
+              <w:pStyle w:val="Compact"/>
+            </w:pPr>
+            <w:r>
+              <w:t xml:space="preserve">об’єкт існує (будь-який тип)</w:t>
+            </w:r>
+          </w:p>
+        </w:tc>
+      </w:tr>
+      <w:tr>
+        <w:tc>
+          <w:tcPr/>
+          <w:p>
+            <w:pPr>
+              <w:pStyle w:val="Compact"/>
+            </w:pPr>
+            <w:r>
+              <w:rPr>
+                <w:rStyle w:val="VerbatimChar"/>
+              </w:rPr>
+              <w:t xml:space="preserve">-r</w:t>
+            </w:r>
+            <w:r>
+              <w:t xml:space="preserve">,</w:t>
+            </w:r>
+            <w:r>
+              <w:t xml:space="preserve"> </w:t>
+            </w:r>
+            <w:r>
+              <w:rPr>
+                <w:rStyle w:val="VerbatimChar"/>
+              </w:rPr>
+              <w:t xml:space="preserve">-w</w:t>
+            </w:r>
+            <w:r>
+              <w:t xml:space="preserve">,</w:t>
+            </w:r>
+            <w:r>
+              <w:t xml:space="preserve"> </w:t>
+            </w:r>
+            <w:r>
+              <w:rPr>
+                <w:rStyle w:val="VerbatimChar"/>
+              </w:rPr>
+              <w:t xml:space="preserve">-x</w:t>
+            </w:r>
+          </w:p>
+        </w:tc>
+        <w:tc>
+          <w:tcPr/>
+          <w:p>
+            <w:pPr>
+              <w:pStyle w:val="Compact"/>
+            </w:pPr>
+            <w:r>
+              <w:t xml:space="preserve">є право читання, запису, виконання</w:t>
+            </w:r>
+          </w:p>
+        </w:tc>
+      </w:tr>
+      <w:tr>
+        <w:tc>
+          <w:tcPr/>
+          <w:p>
+            <w:pPr>
+              <w:pStyle w:val="Compact"/>
+            </w:pPr>
+            <w:r>
+              <w:rPr>
+                <w:rStyle w:val="VerbatimChar"/>
+              </w:rPr>
+              <w:t xml:space="preserve">-s файл</w:t>
+            </w:r>
+          </w:p>
+        </w:tc>
+        <w:tc>
+          <w:tcPr/>
+          <w:p>
+            <w:pPr>
+              <w:pStyle w:val="Compact"/>
+            </w:pPr>
+            <w:r>
+              <w:t xml:space="preserve">файл не порожній</w:t>
+            </w:r>
+          </w:p>
+        </w:tc>
+      </w:tr>
+      <w:tr>
+        <w:tc>
+          <w:tcPr/>
+          <w:p>
+            <w:pPr>
+              <w:pStyle w:val="Compact"/>
+            </w:pPr>
+            <w:r>
+              <w:rPr>
+                <w:rStyle w:val="VerbatimChar"/>
+              </w:rPr>
+              <w:t xml:space="preserve">-z "$var"</w:t>
+            </w:r>
+          </w:p>
+        </w:tc>
+        <w:tc>
+          <w:tcPr/>
+          <w:p>
+            <w:pPr>
+              <w:pStyle w:val="Compact"/>
+            </w:pPr>
+            <w:r>
+              <w:t xml:space="preserve">рядок порожній</w:t>
+            </w:r>
+          </w:p>
+        </w:tc>
+      </w:tr>
+      <w:tr>
+        <w:tc>
+          <w:tcPr/>
+          <w:p>
+            <w:pPr>
+              <w:pStyle w:val="Compact"/>
+            </w:pPr>
+            <w:r>
+              <w:rPr>
+                <w:rStyle w:val="VerbatimChar"/>
+              </w:rPr>
+              <w:t xml:space="preserve">-n "$var"</w:t>
+            </w:r>
+          </w:p>
+        </w:tc>
+        <w:tc>
+          <w:tcPr/>
+          <w:p>
+            <w:pPr>
+              <w:pStyle w:val="Compact"/>
+            </w:pPr>
+            <w:r>
+              <w:t xml:space="preserve">рядок не порожній</w:t>
+            </w:r>
+          </w:p>
+        </w:tc>
+      </w:tr>
+      <w:tr>
+        <w:tc>
+          <w:tcPr/>
+          <w:p>
+            <w:pPr>
+              <w:pStyle w:val="Compact"/>
+            </w:pPr>
+            <w:r>
+              <w:rPr>
+                <w:rStyle w:val="VerbatimChar"/>
+              </w:rPr>
+              <w:t xml:space="preserve">"$a" == "$b"</w:t>
+            </w:r>
+          </w:p>
+        </w:tc>
+        <w:tc>
+          <w:tcPr/>
+          <w:p>
+            <w:pPr>
+              <w:pStyle w:val="Compact"/>
+            </w:pPr>
+            <w:r>
+              <w:t xml:space="preserve">рядки рівні</w:t>
+            </w:r>
+          </w:p>
+        </w:tc>
+      </w:tr>
+      <w:tr>
+        <w:tc>
+          <w:tcPr/>
+          <w:p>
+            <w:pPr>
+              <w:pStyle w:val="Compact"/>
+            </w:pPr>
+            <w:r>
+              <w:rPr>
+                <w:rStyle w:val="VerbatimChar"/>
+              </w:rPr>
+              <w:t xml:space="preserve">$a -eq $b</w:t>
+            </w:r>
+          </w:p>
+        </w:tc>
+        <w:tc>
+          <w:tcPr/>
+          <w:p>
+            <w:pPr>
+              <w:pStyle w:val="Compact"/>
+            </w:pPr>
+            <w:r>
+              <w:t xml:space="preserve">числа рівні (</w:t>
+            </w:r>
+            <w:r>
+              <w:rPr>
+                <w:rStyle w:val="VerbatimChar"/>
+              </w:rPr>
+              <w:t xml:space="preserve">-ne</w:t>
+            </w:r>
+            <w:r>
+              <w:t xml:space="preserve">,</w:t>
+            </w:r>
+            <w:r>
+              <w:t xml:space="preserve"> </w:t>
+            </w:r>
+            <w:r>
+              <w:rPr>
+                <w:rStyle w:val="VerbatimChar"/>
+              </w:rPr>
+              <w:t xml:space="preserve">-lt</w:t>
+            </w:r>
+            <w:r>
+              <w:t xml:space="preserve">,</w:t>
+            </w:r>
+            <w:r>
+              <w:t xml:space="preserve"> </w:t>
+            </w:r>
+            <w:r>
+              <w:rPr>
+                <w:rStyle w:val="VerbatimChar"/>
+              </w:rPr>
+              <w:t xml:space="preserve">-le</w:t>
+            </w:r>
+            <w:r>
+              <w:t xml:space="preserve">,</w:t>
+            </w:r>
+            <w:r>
+              <w:t xml:space="preserve"> </w:t>
+            </w:r>
+            <w:r>
+              <w:rPr>
+                <w:rStyle w:val="VerbatimChar"/>
+              </w:rPr>
+              <w:t xml:space="preserve">-gt</w:t>
+            </w:r>
+            <w:r>
+              <w:t xml:space="preserve">,</w:t>
+            </w:r>
+            <w:r>
+              <w:t xml:space="preserve"> </w:t>
+            </w:r>
+            <w:r>
+              <w:rPr>
+                <w:rStyle w:val="VerbatimChar"/>
+              </w:rPr>
+              <w:t xml:space="preserve">-ge</w:t>
+            </w:r>
+            <w:r>
+              <w:t xml:space="preserve">)</w:t>
+            </w:r>
+          </w:p>
+        </w:tc>
+      </w:tr>
+    </w:tbl>
+    <w:p>
+      <w:pPr>
+        <w:pStyle w:val="BodyText"/>
+      </w:pPr>
+      <w:r>
+        <w:t xml:space="preserve">Подвійні дужки</w:t>
+      </w:r>
+      <w:r>
+        <w:t xml:space="preserve"> </w:t>
+      </w:r>
+      <w:r>
+        <w:rPr>
+          <w:rStyle w:val="VerbatimChar"/>
+        </w:rPr>
+        <w:t xml:space="preserve">[[ ]]</w:t>
+      </w:r>
+      <w:r>
+        <w:t xml:space="preserve"> </w:t>
+      </w:r>
+      <w:r>
+        <w:t xml:space="preserve">— вбудована конструкція bash: вона безпечніша за класичні одинарні</w:t>
+      </w:r>
+      <w:r>
+        <w:t xml:space="preserve"> </w:t>
+      </w:r>
+      <w:r>
+        <w:rPr>
+          <w:rStyle w:val="VerbatimChar"/>
+        </w:rPr>
+        <w:t xml:space="preserve">[ ]</w:t>
+      </w:r>
+      <w:r>
+        <w:t xml:space="preserve">, бо не потребує лапок навколо змінних і підтримує шаблони.</w:t>
+      </w:r>
+    </w:p>
+    <w:bookmarkEnd w:id="11"/>
+    <w:bookmarkStart w:id="12" w:name="цикли"/>
+    <w:p>
+      <w:pPr>
+        <w:pStyle w:val="Heading3"/>
+      </w:pPr>
+      <w:r>
+        <w:t xml:space="preserve">4 Цикли</w:t>
+      </w:r>
+    </w:p>
+    <w:p>
+      <w:pPr>
+        <w:pStyle w:val="SourceCode"/>
+      </w:pPr>
+      <w:r>
+        <w:rPr>
+          <w:rStyle w:val="VerbatimChar"/>
+        </w:rPr>
+        <w:t xml:space="preserve">for file in "$dir"/*.log; do</w:t>
+      </w:r>
+      <w:r>
+        <w:br/>
+      </w:r>
+      <w:r>
+        <w:rPr>
+          <w:rStyle w:val="VerbatimChar"/>
+        </w:rPr>
+        <w:t xml:space="preserve">    echo "Обробляю $file"</w:t>
+      </w:r>
+      <w:r>
+        <w:br/>
+      </w:r>
+      <w:r>
+        <w:rPr>
+          <w:rStyle w:val="VerbatimChar"/>
+        </w:rPr>
+        <w:t xml:space="preserve">done</w:t>
+      </w:r>
+      <w:r>
+        <w:br/>
+      </w:r>
+      <w:r>
+        <w:br/>
+      </w:r>
+      <w:r>
+        <w:rPr>
+          <w:rStyle w:val="VerbatimChar"/>
+        </w:rPr>
+        <w:t xml:space="preserve">for i in {1..5}; do</w:t>
+      </w:r>
+      <w:r>
+        <w:br/>
+      </w:r>
+      <w:r>
+        <w:rPr>
+          <w:rStyle w:val="VerbatimChar"/>
+        </w:rPr>
+        <w:t xml:space="preserve">    echo "Ітерація $i"</w:t>
+      </w:r>
+      <w:r>
+        <w:br/>
+      </w:r>
+      <w:r>
+        <w:rPr>
+          <w:rStyle w:val="VerbatimChar"/>
+        </w:rPr>
+        <w:t xml:space="preserve">done</w:t>
+      </w:r>
+      <w:r>
+        <w:br/>
+      </w:r>
+      <w:r>
+        <w:br/>
+      </w:r>
+      <w:r>
+        <w:rPr>
+          <w:rStyle w:val="VerbatimChar"/>
+        </w:rPr>
+        <w:t xml:space="preserve">while read -r line; do</w:t>
+      </w:r>
+      <w:r>
+        <w:br/>
+      </w:r>
+      <w:r>
+        <w:rPr>
+          <w:rStyle w:val="VerbatimChar"/>
+        </w:rPr>
+        <w:t xml:space="preserve">    echo "Рядок: $line"</w:t>
+      </w:r>
+      <w:r>
+        <w:br/>
+      </w:r>
+      <w:r>
+        <w:rPr>
+          <w:rStyle w:val="VerbatimChar"/>
+        </w:rPr>
+        <w:t xml:space="preserve">done &lt; users.txt</w:t>
+      </w:r>
+      <w:r>
+        <w:br/>
+      </w:r>
+      <w:r>
+        <w:br/>
+      </w:r>
+      <w:r>
+        <w:rPr>
+          <w:rStyle w:val="VerbatimChar"/>
+        </w:rPr>
+        <w:t xml:space="preserve">until ping -c1 -W1 "$host" &amp;&gt;/dev/null; do</w:t>
+      </w:r>
+      <w:r>
+        <w:br/>
+      </w:r>
+      <w:r>
+        <w:rPr>
+          <w:rStyle w:val="VerbatimChar"/>
+        </w:rPr>
+        <w:t xml:space="preserve">    echo "Чекаю на $host"</w:t>
+      </w:r>
+      <w:r>
+        <w:br/>
+      </w:r>
+      <w:r>
+        <w:rPr>
+          <w:rStyle w:val="VerbatimChar"/>
+        </w:rPr>
+        <w:t xml:space="preserve">    sleep 2</w:t>
+      </w:r>
+      <w:r>
+        <w:br/>
+      </w:r>
+      <w:r>
+        <w:rPr>
+          <w:rStyle w:val="VerbatimChar"/>
+        </w:rPr>
+        <w:t xml:space="preserve">done</w:t>
+      </w:r>
+    </w:p>
+    <w:p>
+      <w:pPr>
+        <w:pStyle w:val="FirstParagraph"/>
+      </w:pPr>
+      <w:r>
+        <w:t xml:space="preserve">Цикл</w:t>
+      </w:r>
+      <w:r>
+        <w:t xml:space="preserve"> </w:t>
+      </w:r>
+      <w:r>
+        <w:rPr>
+          <w:rStyle w:val="VerbatimChar"/>
+        </w:rPr>
+        <w:t xml:space="preserve">while read -r line</w:t>
+      </w:r>
+      <w:r>
+        <w:t xml:space="preserve"> </w:t>
+      </w:r>
+      <w:r>
+        <w:t xml:space="preserve">— стандартний спосіб обробки файлу рядок за рядком. Ключ</w:t>
+      </w:r>
+      <w:r>
+        <w:t xml:space="preserve"> </w:t>
+      </w:r>
+      <w:r>
+        <w:rPr>
+          <w:rStyle w:val="VerbatimChar"/>
+        </w:rPr>
+        <w:t xml:space="preserve">-r</w:t>
+      </w:r>
+      <w:r>
+        <w:t xml:space="preserve"> </w:t>
+      </w:r>
+      <w:r>
+        <w:t xml:space="preserve">вимикає інтерпретацію зворотних скісних рисок, тому шляхи Windows і спецсимволи читаються без спотворень.</w:t>
+      </w:r>
+    </w:p>
+    <w:bookmarkEnd w:id="12"/>
+    <w:bookmarkStart w:id="13" w:name="функції-та-коди-повернення"/>
+    <w:p>
+      <w:pPr>
+        <w:pStyle w:val="Heading3"/>
+      </w:pPr>
+      <w:r>
+        <w:t xml:space="preserve">5 Функції та коди повернення</w:t>
+      </w:r>
+    </w:p>
+    <w:p>
+      <w:pPr>
+        <w:pStyle w:val="SourceCode"/>
+      </w:pPr>
+      <w:r>
+        <w:rPr>
+          <w:rStyle w:val="VerbatimChar"/>
+        </w:rPr>
+        <w:t xml:space="preserve">log() {</w:t>
+      </w:r>
+      <w:r>
+        <w:br/>
+      </w:r>
+      <w:r>
+        <w:rPr>
+          <w:rStyle w:val="VerbatimChar"/>
+        </w:rPr>
+        <w:t xml:space="preserve">    echo "[$(date '+%F %T')] $*" &gt;&gt; "$LOG"</w:t>
+      </w:r>
+      <w:r>
+        <w:br/>
+      </w:r>
+      <w:r>
+        <w:rPr>
+          <w:rStyle w:val="VerbatimChar"/>
+        </w:rPr>
+        <w:t xml:space="preserve">}</w:t>
+      </w:r>
+      <w:r>
+        <w:br/>
+      </w:r>
+      <w:r>
+        <w:br/>
+      </w:r>
+      <w:r>
+        <w:rPr>
+          <w:rStyle w:val="VerbatimChar"/>
+        </w:rPr>
+        <w:t xml:space="preserve">check_dir() {</w:t>
+      </w:r>
+      <w:r>
+        <w:br/>
+      </w:r>
+      <w:r>
+        <w:rPr>
+          <w:rStyle w:val="VerbatimChar"/>
+        </w:rPr>
+        <w:t xml:space="preserve">    local dir="$1"</w:t>
+      </w:r>
+      <w:r>
+        <w:br/>
+      </w:r>
+      <w:r>
+        <w:rPr>
+          <w:rStyle w:val="VerbatimChar"/>
+        </w:rPr>
+        <w:t xml:space="preserve">    if [[ ! -d "$dir" ]]; then</w:t>
+      </w:r>
+      <w:r>
+        <w:br/>
+      </w:r>
+      <w:r>
+        <w:rPr>
+          <w:rStyle w:val="VerbatimChar"/>
+        </w:rPr>
+        <w:t xml:space="preserve">        log "ПОМИЛКА: каталогу $dir немає"</w:t>
+      </w:r>
+      <w:r>
+        <w:br/>
+      </w:r>
+      <w:r>
+        <w:rPr>
+          <w:rStyle w:val="VerbatimChar"/>
+        </w:rPr>
+        <w:t xml:space="preserve">        return 1</w:t>
+      </w:r>
+      <w:r>
+        <w:br/>
+      </w:r>
+      <w:r>
+        <w:rPr>
+          <w:rStyle w:val="VerbatimChar"/>
+        </w:rPr>
+        <w:t xml:space="preserve">    fi</w:t>
+      </w:r>
+      <w:r>
+        <w:br/>
+      </w:r>
+      <w:r>
+        <w:rPr>
+          <w:rStyle w:val="VerbatimChar"/>
+        </w:rPr>
+        <w:t xml:space="preserve">    return 0</w:t>
+      </w:r>
+      <w:r>
+        <w:br/>
+      </w:r>
+      <w:r>
+        <w:rPr>
+          <w:rStyle w:val="VerbatimChar"/>
+        </w:rPr>
+        <w:t xml:space="preserve">}</w:t>
+      </w:r>
+      <w:r>
+        <w:br/>
+      </w:r>
+      <w:r>
+        <w:br/>
+      </w:r>
+      <w:r>
+        <w:rPr>
+          <w:rStyle w:val="VerbatimChar"/>
+        </w:rPr>
+        <w:t xml:space="preserve">check_dir "$1" || exit 2</w:t>
+      </w:r>
+      <w:r>
+        <w:br/>
+      </w:r>
+      <w:r>
+        <w:rPr>
+          <w:rStyle w:val="VerbatimChar"/>
+        </w:rPr>
+        <w:t xml:space="preserve">log "Каталог перевірено"</w:t>
+      </w:r>
+    </w:p>
+    <w:p>
+      <w:pPr>
+        <w:pStyle w:val="FirstParagraph"/>
+      </w:pPr>
+      <w:r>
+        <w:t xml:space="preserve">Ключове слово</w:t>
+      </w:r>
+      <w:r>
+        <w:t xml:space="preserve"> </w:t>
+      </w:r>
+      <w:r>
+        <w:rPr>
+          <w:rStyle w:val="VerbatimChar"/>
+        </w:rPr>
+        <w:t xml:space="preserve">local</w:t>
+      </w:r>
+      <w:r>
+        <w:t xml:space="preserve"> </w:t>
+      </w:r>
+      <w:r>
+        <w:t xml:space="preserve">робить змінну видимою лише всередині функції — без нього змінна стає глобальною і може непомітно зіпсувати стан скрипта. Функція повертає не значення, а код завершення: результат передають через</w:t>
+      </w:r>
+      <w:r>
+        <w:t xml:space="preserve"> </w:t>
+      </w:r>
+      <w:r>
+        <w:rPr>
+          <w:rStyle w:val="VerbatimChar"/>
+        </w:rPr>
+        <w:t xml:space="preserve">echo</w:t>
+      </w:r>
+      <w:r>
+        <w:t xml:space="preserve"> </w:t>
+      </w:r>
+      <w:r>
+        <w:t xml:space="preserve">та підстановку</w:t>
+      </w:r>
+      <w:r>
+        <w:t xml:space="preserve"> </w:t>
+      </w:r>
+      <w:r>
+        <w:rPr>
+          <w:rStyle w:val="VerbatimChar"/>
+        </w:rPr>
+        <w:t xml:space="preserve">$(...)</w:t>
+      </w:r>
+      <w:r>
+        <w:t xml:space="preserve">.</w:t>
+      </w:r>
+    </w:p>
+    <w:p>
+      <w:pPr>
+        <w:pStyle w:val="BodyText"/>
+      </w:pPr>
+      <w:r>
+        <w:t xml:space="preserve">Коди повернення з’єднують скрипт із рештою системи:</w:t>
+      </w:r>
+      <w:r>
+        <w:t xml:space="preserve"> </w:t>
+      </w:r>
+      <w:r>
+        <w:rPr>
+          <w:rStyle w:val="VerbatimChar"/>
+        </w:rPr>
+        <w:t xml:space="preserve">0</w:t>
+      </w:r>
+      <w:r>
+        <w:t xml:space="preserve"> </w:t>
+      </w:r>
+      <w:r>
+        <w:t xml:space="preserve">означає успіх, будь-яке інше число — конкретну помилку. Оператори</w:t>
+      </w:r>
+      <w:r>
+        <w:t xml:space="preserve"> </w:t>
+      </w:r>
+      <w:r>
+        <w:rPr>
+          <w:rStyle w:val="VerbatimChar"/>
+        </w:rPr>
+        <w:t xml:space="preserve">&amp;&amp;</w:t>
+      </w:r>
+      <w:r>
+        <w:t xml:space="preserve"> </w:t>
+      </w:r>
+      <w:r>
+        <w:t xml:space="preserve">і</w:t>
+      </w:r>
+      <w:r>
+        <w:t xml:space="preserve"> </w:t>
+      </w:r>
+      <w:r>
+        <w:rPr>
+          <w:rStyle w:val="VerbatimChar"/>
+        </w:rPr>
+        <w:t xml:space="preserve">||</w:t>
+      </w:r>
+      <w:r>
+        <w:t xml:space="preserve"> </w:t>
+      </w:r>
+      <w:r>
+        <w:t xml:space="preserve">виконують наступну команду залежно від коду попередньої.</w:t>
+      </w:r>
+    </w:p>
+    <w:bookmarkEnd w:id="13"/>
+    <w:bookmarkStart w:id="14" w:name="надійність-скрипта"/>
+    <w:p>
+      <w:pPr>
+        <w:pStyle w:val="Heading3"/>
+      </w:pPr>
+      <w:r>
+        <w:t xml:space="preserve">6 Надійність скрипта</w:t>
+      </w:r>
+    </w:p>
+    <w:p>
+      <w:pPr>
+        <w:pStyle w:val="SourceCode"/>
+      </w:pPr>
+      <w:r>
+        <w:rPr>
+          <w:rStyle w:val="VerbatimChar"/>
+        </w:rPr>
+        <w:t xml:space="preserve">set -euo pipefail</w:t>
+      </w:r>
+    </w:p>
+    <w:p>
+      <w:pPr>
+        <w:pStyle w:val="FirstParagraph"/>
+      </w:pPr>
+      <w:r>
+        <w:t xml:space="preserve">Три параметри перетворюють «мовчазний» скрипт на передбачуваний:</w:t>
+      </w:r>
+      <w:r>
+        <w:t xml:space="preserve"> </w:t>
+      </w:r>
+      <w:r>
+        <w:rPr>
+          <w:rStyle w:val="VerbatimChar"/>
+        </w:rPr>
+        <w:t xml:space="preserve">-e</w:t>
+      </w:r>
+      <w:r>
+        <w:t xml:space="preserve"> </w:t>
+      </w:r>
+      <w:r>
+        <w:t xml:space="preserve">зупиняє виконання після першої помилки,</w:t>
+      </w:r>
+      <w:r>
+        <w:t xml:space="preserve"> </w:t>
+      </w:r>
+      <w:r>
+        <w:rPr>
+          <w:rStyle w:val="VerbatimChar"/>
+        </w:rPr>
+        <w:t xml:space="preserve">-u</w:t>
+      </w:r>
+      <w:r>
+        <w:t xml:space="preserve"> </w:t>
+      </w:r>
+      <w:r>
+        <w:t xml:space="preserve">робить помилкою звертання до неоголошеної змінної,</w:t>
+      </w:r>
+      <w:r>
+        <w:t xml:space="preserve"> </w:t>
+      </w:r>
+      <w:r>
+        <w:rPr>
+          <w:rStyle w:val="VerbatimChar"/>
+        </w:rPr>
+        <w:t xml:space="preserve">-o pipefail</w:t>
+      </w:r>
+      <w:r>
+        <w:t xml:space="preserve"> </w:t>
+      </w:r>
+      <w:r>
+        <w:t xml:space="preserve">змушує конвеєр повертати код невдалої команди, а не останньої. Для адміністративних скриптів цей рядок вважається стандартом.</w:t>
+      </w:r>
+    </w:p>
+    <w:p>
+      <w:pPr>
+        <w:pStyle w:val="SourceCode"/>
+      </w:pPr>
+      <w:r>
+        <w:rPr>
+          <w:rStyle w:val="VerbatimChar"/>
+        </w:rPr>
+        <w:t xml:space="preserve">trap 'rm -f "$tmp"' EXIT          # прибрати тимчасовий файл за будь-якого виходу</w:t>
+      </w:r>
+      <w:r>
+        <w:br/>
+      </w:r>
+      <w:r>
+        <w:rPr>
+          <w:rStyle w:val="VerbatimChar"/>
+        </w:rPr>
+        <w:t xml:space="preserve">tmp=$(mktemp)                     # безпечне створення тимчасового файлу</w:t>
+      </w:r>
+    </w:p>
+    <w:bookmarkEnd w:id="14"/>
+    <w:bookmarkStart w:id="15" w:name="запуск-за-розкладом"/>
+    <w:p>
+      <w:pPr>
+        <w:pStyle w:val="Heading3"/>
+      </w:pPr>
+      <w:r>
+        <w:t xml:space="preserve">7 Запуск за розкладом</w:t>
+      </w:r>
+    </w:p>
+    <w:p>
+      <w:pPr>
+        <w:pStyle w:val="SourceCode"/>
+      </w:pPr>
+      <w:r>
+        <w:rPr>
+          <w:rStyle w:val="VerbatimChar"/>
+        </w:rPr>
+        <w:t xml:space="preserve">crontab -e                        # редагувати розклад користувача</w:t>
+      </w:r>
+      <w:r>
+        <w:br/>
+      </w:r>
+      <w:r>
+        <w:rPr>
+          <w:rStyle w:val="VerbatimChar"/>
+        </w:rPr>
+        <w:t xml:space="preserve">crontab -l                        # переглянути</w:t>
+      </w:r>
+      <w:r>
+        <w:br/>
+      </w:r>
+      <w:r>
+        <w:rPr>
+          <w:rStyle w:val="VerbatimChar"/>
+        </w:rPr>
+        <w:t xml:space="preserve"># ┌ хвилина ┌ година ┌ день ┌ місяць ┌ день тижня</w:t>
+      </w:r>
+      <w:r>
+        <w:br/>
+      </w:r>
+      <w:r>
+        <w:rPr>
+          <w:rStyle w:val="VerbatimChar"/>
+        </w:rPr>
+        <w:t xml:space="preserve">  0          3        *      *       *   /home/student/lab10/backup.sh &gt;&gt; /home/student/lab10/cron.log 2&gt;&amp;1</w:t>
+      </w:r>
+    </w:p>
+    <w:p>
+      <w:pPr>
+        <w:pStyle w:val="FirstParagraph"/>
+      </w:pPr>
+      <w:r>
+        <w:t xml:space="preserve">Скрипт, запущений cron, отримує мінімальне оточення: змінна</w:t>
+      </w:r>
+      <w:r>
+        <w:t xml:space="preserve"> </w:t>
+      </w:r>
+      <w:r>
+        <w:rPr>
+          <w:rStyle w:val="VerbatimChar"/>
+        </w:rPr>
+        <w:t xml:space="preserve">PATH</w:t>
+      </w:r>
+      <w:r>
+        <w:t xml:space="preserve"> </w:t>
+      </w:r>
+      <w:r>
+        <w:t xml:space="preserve">коротша, робочий каталог — домашній, графічних діалогів немає. Саме тому в скриптах для розкладу використовують абсолютні шляхи й перенаправляють вивід у журнал.</w:t>
+      </w:r>
+    </w:p>
+    <w:bookmarkEnd w:id="15"/>
+    <w:bookmarkEnd w:id="16"/>
+    <w:bookmarkStart w:id="23" w:name="приклад-виконання"/>
+    <w:p>
+      <w:pPr>
+        <w:pStyle w:val="Heading2"/>
+      </w:pPr>
+      <w:r>
+        <w:t xml:space="preserve">Приклад виконання</w:t>
+      </w:r>
+    </w:p>
+    <w:bookmarkStart w:id="17" w:name="крок-1.-перший-скрипт"/>
+    <w:p>
+      <w:pPr>
+        <w:pStyle w:val="Heading3"/>
+      </w:pPr>
+      <w:r>
+        <w:t xml:space="preserve">Крок 1. Перший скрипт</w:t>
+      </w:r>
+    </w:p>
+    <w:p>
+      <w:pPr>
+        <w:pStyle w:val="SourceCode"/>
+      </w:pPr>
+      <w:r>
+        <w:rPr>
+          <w:rStyle w:val="VerbatimChar"/>
+        </w:rPr>
+        <w:t xml:space="preserve">student@lab-vm:~$ mkdir -p ~/lab10/{src,bak,logs} &amp;&amp; cd ~/lab10</w:t>
+      </w:r>
+      <w:r>
+        <w:br/>
+      </w:r>
+      <w:r>
+        <w:rPr>
+          <w:rStyle w:val="VerbatimChar"/>
+        </w:rPr>
+        <w:t xml:space="preserve">student@lab-vm:~/lab10$ cp /etc/hosts /etc/passwd /etc/services src/</w:t>
+      </w:r>
+      <w:r>
+        <w:br/>
+      </w:r>
+      <w:r>
+        <w:rPr>
+          <w:rStyle w:val="VerbatimChar"/>
+        </w:rPr>
+        <w:t xml:space="preserve">student@lab-vm:~/lab10$ vi hello.sh</w:t>
+      </w:r>
+    </w:p>
+    <w:p>
+      <w:pPr>
+        <w:pStyle w:val="SourceCode"/>
+      </w:pPr>
+      <w:r>
+        <w:rPr>
+          <w:rStyle w:val="VerbatimChar"/>
+        </w:rPr>
+        <w:t xml:space="preserve">#!/bin/bash</w:t>
+      </w:r>
+      <w:r>
+        <w:br/>
+      </w:r>
+      <w:r>
+        <w:rPr>
+          <w:rStyle w:val="VerbatimChar"/>
+        </w:rPr>
+        <w:t xml:space="preserve"># hello.sh — перший скрипт</w:t>
+      </w:r>
+      <w:r>
+        <w:br/>
+      </w:r>
+      <w:r>
+        <w:rPr>
+          <w:rStyle w:val="VerbatimChar"/>
+        </w:rPr>
+        <w:t xml:space="preserve">echo "Скрипт:      $0"</w:t>
+      </w:r>
+      <w:r>
+        <w:br/>
+      </w:r>
+      <w:r>
+        <w:rPr>
+          <w:rStyle w:val="VerbatimChar"/>
+        </w:rPr>
+        <w:t xml:space="preserve">echo "Параметрів:  $#"</w:t>
+      </w:r>
+      <w:r>
+        <w:br/>
+      </w:r>
+      <w:r>
+        <w:rPr>
+          <w:rStyle w:val="VerbatimChar"/>
+        </w:rPr>
+        <w:t xml:space="preserve">echo "Користувач:  $USER"</w:t>
+      </w:r>
+      <w:r>
+        <w:br/>
+      </w:r>
+      <w:r>
+        <w:rPr>
+          <w:rStyle w:val="VerbatimChar"/>
+        </w:rPr>
+        <w:t xml:space="preserve">echo "Каталог:     $PWD"</w:t>
+      </w:r>
+      <w:r>
+        <w:br/>
+      </w:r>
+      <w:r>
+        <w:rPr>
+          <w:rStyle w:val="VerbatimChar"/>
+        </w:rPr>
+        <w:t xml:space="preserve">echo "PID:         $$"</w:t>
+      </w:r>
+    </w:p>
+    <w:p>
+      <w:pPr>
+        <w:pStyle w:val="SourceCode"/>
+      </w:pPr>
+      <w:r>
+        <w:rPr>
+          <w:rStyle w:val="VerbatimChar"/>
+        </w:rPr>
+        <w:t xml:space="preserve">student@lab-vm:~/lab10$ ./hello.sh</w:t>
+      </w:r>
+      <w:r>
+        <w:br/>
+      </w:r>
+      <w:r>
+        <w:rPr>
+          <w:rStyle w:val="VerbatimChar"/>
+        </w:rPr>
+        <w:t xml:space="preserve">bash: ./hello.sh: Permission denied</w:t>
+      </w:r>
+      <w:r>
+        <w:br/>
+      </w:r>
+      <w:r>
+        <w:br/>
+      </w:r>
+      <w:r>
+        <w:rPr>
+          <w:rStyle w:val="VerbatimChar"/>
+        </w:rPr>
+        <w:t xml:space="preserve">student@lab-vm:~/lab10$ chmod +x hello.sh</w:t>
+      </w:r>
+      <w:r>
+        <w:br/>
+      </w:r>
+      <w:r>
+        <w:rPr>
+          <w:rStyle w:val="VerbatimChar"/>
+        </w:rPr>
+        <w:t xml:space="preserve">student@lab-vm:~/lab10$ ./hello.sh Студент</w:t>
+      </w:r>
+      <w:r>
+        <w:br/>
+      </w:r>
+      <w:r>
+        <w:rPr>
+          <w:rStyle w:val="VerbatimChar"/>
+        </w:rPr>
+        <w:t xml:space="preserve">Скрипт:      ./hello.sh</w:t>
+      </w:r>
+      <w:r>
+        <w:br/>
+      </w:r>
+      <w:r>
+        <w:rPr>
+          <w:rStyle w:val="VerbatimChar"/>
+        </w:rPr>
+        <w:t xml:space="preserve">Параметрів:  1</w:t>
+      </w:r>
+      <w:r>
+        <w:br/>
+      </w:r>
+      <w:r>
+        <w:rPr>
+          <w:rStyle w:val="VerbatimChar"/>
+        </w:rPr>
+        <w:t xml:space="preserve">Користувач:  student</w:t>
+      </w:r>
+      <w:r>
+        <w:br/>
+      </w:r>
+      <w:r>
+        <w:rPr>
+          <w:rStyle w:val="VerbatimChar"/>
+        </w:rPr>
+        <w:t xml:space="preserve">Каталог:     /home/student/lab10</w:t>
+      </w:r>
+      <w:r>
+        <w:br/>
+      </w:r>
+      <w:r>
+        <w:rPr>
+          <w:rStyle w:val="VerbatimChar"/>
+        </w:rPr>
+        <w:t xml:space="preserve">PID:         4821</w:t>
+      </w:r>
+    </w:p>
+    <w:p>
+      <w:pPr>
+        <w:pStyle w:val="FirstParagraph"/>
+      </w:pPr>
+      <w:r>
+        <w:t xml:space="preserve">Перший запуск закінчився відмовою: у Linux право виконання не надається автоматично — це базовий механізм захисту від запуску випадкових файлів.</w:t>
+      </w:r>
+    </w:p>
+    <w:bookmarkEnd w:id="17"/>
+    <w:bookmarkStart w:id="18" w:name="крок-2.-параметри-та-перевірки"/>
+    <w:p>
+      <w:pPr>
+        <w:pStyle w:val="Heading3"/>
+      </w:pPr>
+      <w:r>
+        <w:t xml:space="preserve">Крок 2. Параметри та перевірки</w:t>
+      </w:r>
+    </w:p>
+    <w:p>
+      <w:pPr>
+        <w:pStyle w:val="SourceCode"/>
+      </w:pPr>
+      <w:r>
+        <w:rPr>
+          <w:rStyle w:val="VerbatimChar"/>
+        </w:rPr>
+        <w:t xml:space="preserve">#!/bin/bash</w:t>
+      </w:r>
+      <w:r>
+        <w:br/>
+      </w:r>
+      <w:r>
+        <w:rPr>
+          <w:rStyle w:val="VerbatimChar"/>
+        </w:rPr>
+        <w:t xml:space="preserve"># info.sh — відомості про об'єкт файлової системи</w:t>
+      </w:r>
+      <w:r>
+        <w:br/>
+      </w:r>
+      <w:r>
+        <w:rPr>
+          <w:rStyle w:val="VerbatimChar"/>
+        </w:rPr>
+        <w:t xml:space="preserve">set -euo pipefail</w:t>
+      </w:r>
+      <w:r>
+        <w:br/>
+      </w:r>
+      <w:r>
+        <w:br/>
+      </w:r>
+      <w:r>
+        <w:rPr>
+          <w:rStyle w:val="VerbatimChar"/>
+        </w:rPr>
+        <w:t xml:space="preserve">if [[ $# -eq 0 ]]; then</w:t>
+      </w:r>
+      <w:r>
+        <w:br/>
+      </w:r>
+      <w:r>
+        <w:rPr>
+          <w:rStyle w:val="VerbatimChar"/>
+        </w:rPr>
+        <w:t xml:space="preserve">    echo "Використання: $0 &lt;шлях&gt;" &gt;&amp;2</w:t>
+      </w:r>
+      <w:r>
+        <w:br/>
+      </w:r>
+      <w:r>
+        <w:rPr>
+          <w:rStyle w:val="VerbatimChar"/>
+        </w:rPr>
+        <w:t xml:space="preserve">    exit 1</w:t>
+      </w:r>
+      <w:r>
+        <w:br/>
+      </w:r>
+      <w:r>
+        <w:rPr>
+          <w:rStyle w:val="VerbatimChar"/>
+        </w:rPr>
+        <w:t xml:space="preserve">fi</w:t>
+      </w:r>
+      <w:r>
+        <w:br/>
+      </w:r>
+      <w:r>
+        <w:br/>
+      </w:r>
+      <w:r>
+        <w:rPr>
+          <w:rStyle w:val="VerbatimChar"/>
+        </w:rPr>
+        <w:t xml:space="preserve">target="$1"</w:t>
+      </w:r>
+      <w:r>
+        <w:br/>
+      </w:r>
+      <w:r>
+        <w:br/>
+      </w:r>
+      <w:r>
+        <w:rPr>
+          <w:rStyle w:val="VerbatimChar"/>
+        </w:rPr>
+        <w:t xml:space="preserve">if [[ ! -e "$target" ]]; then</w:t>
+      </w:r>
+      <w:r>
+        <w:br/>
+      </w:r>
+      <w:r>
+        <w:rPr>
+          <w:rStyle w:val="VerbatimChar"/>
+        </w:rPr>
+        <w:t xml:space="preserve">    echo "Об'єкт '$target' не існує" &gt;&amp;2</w:t>
+      </w:r>
+      <w:r>
+        <w:br/>
+      </w:r>
+      <w:r>
+        <w:rPr>
+          <w:rStyle w:val="VerbatimChar"/>
+        </w:rPr>
+        <w:t xml:space="preserve">    exit 2</w:t>
+      </w:r>
+      <w:r>
+        <w:br/>
+      </w:r>
+      <w:r>
+        <w:rPr>
+          <w:rStyle w:val="VerbatimChar"/>
+        </w:rPr>
+        <w:t xml:space="preserve">fi</w:t>
+      </w:r>
+      <w:r>
+        <w:br/>
+      </w:r>
+      <w:r>
+        <w:br/>
+      </w:r>
+      <w:r>
+        <w:rPr>
+          <w:rStyle w:val="VerbatimChar"/>
+        </w:rPr>
+        <w:t xml:space="preserve">if [[ -d "$target" ]]; then</w:t>
+      </w:r>
+      <w:r>
+        <w:br/>
+      </w:r>
+      <w:r>
+        <w:rPr>
+          <w:rStyle w:val="VerbatimChar"/>
+        </w:rPr>
+        <w:t xml:space="preserve">    echo "Тип:     каталог"</w:t>
+      </w:r>
+      <w:r>
+        <w:br/>
+      </w:r>
+      <w:r>
+        <w:rPr>
+          <w:rStyle w:val="VerbatimChar"/>
+        </w:rPr>
+        <w:t xml:space="preserve">    echo "Файлів:  $(find "$target" -maxdepth 1 -type f | wc -l)"</w:t>
+      </w:r>
+      <w:r>
+        <w:br/>
+      </w:r>
+      <w:r>
+        <w:rPr>
+          <w:rStyle w:val="VerbatimChar"/>
+        </w:rPr>
+        <w:t xml:space="preserve">else</w:t>
+      </w:r>
+      <w:r>
+        <w:br/>
+      </w:r>
+      <w:r>
+        <w:rPr>
+          <w:rStyle w:val="VerbatimChar"/>
+        </w:rPr>
+        <w:t xml:space="preserve">    echo "Тип:     файл"</w:t>
+      </w:r>
+      <w:r>
+        <w:br/>
+      </w:r>
+      <w:r>
+        <w:rPr>
+          <w:rStyle w:val="VerbatimChar"/>
+        </w:rPr>
+        <w:t xml:space="preserve">    echo "Розмір:  $(stat -c%s "$target") байт"</w:t>
+      </w:r>
+      <w:r>
+        <w:br/>
+      </w:r>
+      <w:r>
+        <w:rPr>
+          <w:rStyle w:val="VerbatimChar"/>
+        </w:rPr>
+        <w:t xml:space="preserve">    echo "Рядків:  $(wc -l &lt; "$target")"</w:t>
+      </w:r>
+      <w:r>
+        <w:br/>
+      </w:r>
+      <w:r>
+        <w:rPr>
+          <w:rStyle w:val="VerbatimChar"/>
+        </w:rPr>
+        <w:t xml:space="preserve">fi</w:t>
+      </w:r>
+      <w:r>
+        <w:br/>
+      </w:r>
+      <w:r>
+        <w:rPr>
+          <w:rStyle w:val="VerbatimChar"/>
+        </w:rPr>
+        <w:t xml:space="preserve">echo "Власник: $(stat -c%U "$target")"</w:t>
+      </w:r>
+      <w:r>
+        <w:br/>
+      </w:r>
+      <w:r>
+        <w:rPr>
+          <w:rStyle w:val="VerbatimChar"/>
+        </w:rPr>
+        <w:t xml:space="preserve">echo "Права:   $(stat -c%A "$target")"</w:t>
+      </w:r>
+    </w:p>
+    <w:p>
+      <w:pPr>
+        <w:pStyle w:val="SourceCode"/>
+      </w:pPr>
+      <w:r>
+        <w:rPr>
+          <w:rStyle w:val="VerbatimChar"/>
+        </w:rPr>
+        <w:t xml:space="preserve">student@lab-vm:~/lab10$ ./info.sh</w:t>
+      </w:r>
+      <w:r>
+        <w:br/>
+      </w:r>
+      <w:r>
+        <w:rPr>
+          <w:rStyle w:val="VerbatimChar"/>
+        </w:rPr>
+        <w:t xml:space="preserve">Використання: ./info.sh &lt;шлях&gt;</w:t>
+      </w:r>
+      <w:r>
+        <w:br/>
+      </w:r>
+      <w:r>
+        <w:rPr>
+          <w:rStyle w:val="VerbatimChar"/>
+        </w:rPr>
+        <w:t xml:space="preserve">student@lab-vm:~/lab10$ echo $?</w:t>
+      </w:r>
+      <w:r>
+        <w:br/>
+      </w:r>
+      <w:r>
+        <w:rPr>
+          <w:rStyle w:val="VerbatimChar"/>
+        </w:rPr>
+        <w:t xml:space="preserve">1</w:t>
+      </w:r>
+      <w:r>
+        <w:br/>
+      </w:r>
+      <w:r>
+        <w:br/>
+      </w:r>
+      <w:r>
+        <w:rPr>
+          <w:rStyle w:val="VerbatimChar"/>
+        </w:rPr>
+        <w:t xml:space="preserve">student@lab-vm:~/lab10$ ./info.sh src/hosts</w:t>
+      </w:r>
+      <w:r>
+        <w:br/>
+      </w:r>
+      <w:r>
+        <w:rPr>
+          <w:rStyle w:val="VerbatimChar"/>
+        </w:rPr>
+        <w:t xml:space="preserve">Тип:     файл</w:t>
+      </w:r>
+      <w:r>
+        <w:br/>
+      </w:r>
+      <w:r>
+        <w:rPr>
+          <w:rStyle w:val="VerbatimChar"/>
+        </w:rPr>
+        <w:t xml:space="preserve">Розмір:  221 байт</w:t>
+      </w:r>
+      <w:r>
+        <w:br/>
+      </w:r>
+      <w:r>
+        <w:rPr>
+          <w:rStyle w:val="VerbatimChar"/>
+        </w:rPr>
+        <w:t xml:space="preserve">Рядків:  12</w:t>
+      </w:r>
+      <w:r>
+        <w:br/>
+      </w:r>
+      <w:r>
+        <w:rPr>
+          <w:rStyle w:val="VerbatimChar"/>
+        </w:rPr>
+        <w:t xml:space="preserve">Власник: student</w:t>
+      </w:r>
+      <w:r>
+        <w:br/>
+      </w:r>
+      <w:r>
+        <w:rPr>
+          <w:rStyle w:val="VerbatimChar"/>
+        </w:rPr>
+        <w:t xml:space="preserve">Права:   -rw-r--r--</w:t>
+      </w:r>
+      <w:r>
+        <w:br/>
+      </w:r>
+      <w:r>
+        <w:br/>
+      </w:r>
+      <w:r>
+        <w:rPr>
+          <w:rStyle w:val="VerbatimChar"/>
+        </w:rPr>
+        <w:t xml:space="preserve">student@lab-vm:~/lab10$ ./info.sh /nonexistent</w:t>
+      </w:r>
+      <w:r>
+        <w:br/>
+      </w:r>
+      <w:r>
+        <w:rPr>
+          <w:rStyle w:val="VerbatimChar"/>
+        </w:rPr>
+        <w:t xml:space="preserve">Об'єкт '/nonexistent' не існує</w:t>
+      </w:r>
+      <w:r>
+        <w:br/>
+      </w:r>
+      <w:r>
+        <w:rPr>
+          <w:rStyle w:val="VerbatimChar"/>
+        </w:rPr>
+        <w:t xml:space="preserve">student@lab-vm:~/lab10$ echo $?</w:t>
+      </w:r>
+      <w:r>
+        <w:br/>
+      </w:r>
+      <w:r>
+        <w:rPr>
+          <w:rStyle w:val="VerbatimChar"/>
+        </w:rPr>
+        <w:t xml:space="preserve">2</w:t>
+      </w:r>
+    </w:p>
+    <w:p>
+      <w:pPr>
+        <w:pStyle w:val="FirstParagraph"/>
+      </w:pPr>
+      <w:r>
+        <w:t xml:space="preserve">Різні причини відмови дають різні коди повернення — саме так скрипт вбудовують у ланцюжок автоматизації.</w:t>
+      </w:r>
+    </w:p>
+    <w:bookmarkEnd w:id="18"/>
+    <w:bookmarkStart w:id="19" w:name="крок-3.-цикл-і-лічильники"/>
+    <w:p>
+      <w:pPr>
+        <w:pStyle w:val="Heading3"/>
+      </w:pPr>
+      <w:r>
+        <w:t xml:space="preserve">Крок 3. Цикл і лічильники</w:t>
+      </w:r>
+    </w:p>
+    <w:p>
+      <w:pPr>
+        <w:pStyle w:val="SourceCode"/>
+      </w:pPr>
+      <w:r>
+        <w:rPr>
+          <w:rStyle w:val="VerbatimChar"/>
+        </w:rPr>
+        <w:t xml:space="preserve">#!/bin/bash</w:t>
+      </w:r>
+      <w:r>
+        <w:br/>
+      </w:r>
+      <w:r>
+        <w:rPr>
+          <w:rStyle w:val="VerbatimChar"/>
+        </w:rPr>
+        <w:t xml:space="preserve"># count.sh — статистика каталогу</w:t>
+      </w:r>
+      <w:r>
+        <w:br/>
+      </w:r>
+      <w:r>
+        <w:rPr>
+          <w:rStyle w:val="VerbatimChar"/>
+        </w:rPr>
+        <w:t xml:space="preserve">set -euo pipefail</w:t>
+      </w:r>
+      <w:r>
+        <w:br/>
+      </w:r>
+      <w:r>
+        <w:rPr>
+          <w:rStyle w:val="VerbatimChar"/>
+        </w:rPr>
+        <w:t xml:space="preserve">dir="${1:-$PWD}"</w:t>
+      </w:r>
+      <w:r>
+        <w:br/>
+      </w:r>
+      <w:r>
+        <w:rPr>
+          <w:rStyle w:val="VerbatimChar"/>
+        </w:rPr>
+        <w:t xml:space="preserve">count=0</w:t>
+      </w:r>
+      <w:r>
+        <w:br/>
+      </w:r>
+      <w:r>
+        <w:rPr>
+          <w:rStyle w:val="VerbatimChar"/>
+        </w:rPr>
+        <w:t xml:space="preserve">bytes=0</w:t>
+      </w:r>
+      <w:r>
+        <w:br/>
+      </w:r>
+      <w:r>
+        <w:br/>
+      </w:r>
+      <w:r>
+        <w:rPr>
+          <w:rStyle w:val="VerbatimChar"/>
+        </w:rPr>
+        <w:t xml:space="preserve">for file in "$dir"/*; do</w:t>
+      </w:r>
+      <w:r>
+        <w:br/>
+      </w:r>
+      <w:r>
+        <w:rPr>
+          <w:rStyle w:val="VerbatimChar"/>
+        </w:rPr>
+        <w:t xml:space="preserve">    [[ -f "$file" ]] || continue</w:t>
+      </w:r>
+      <w:r>
+        <w:br/>
+      </w:r>
+      <w:r>
+        <w:rPr>
+          <w:rStyle w:val="VerbatimChar"/>
+        </w:rPr>
+        <w:t xml:space="preserve">    size=$(stat -c%s "$file")</w:t>
+      </w:r>
+      <w:r>
+        <w:br/>
+      </w:r>
+      <w:r>
+        <w:rPr>
+          <w:rStyle w:val="VerbatimChar"/>
+        </w:rPr>
+        <w:t xml:space="preserve">    count=$((count + 1))</w:t>
+      </w:r>
+      <w:r>
+        <w:br/>
+      </w:r>
+      <w:r>
+        <w:rPr>
+          <w:rStyle w:val="VerbatimChar"/>
+        </w:rPr>
+        <w:t xml:space="preserve">    bytes=$((bytes + size))</w:t>
+      </w:r>
+      <w:r>
+        <w:br/>
+      </w:r>
+      <w:r>
+        <w:rPr>
+          <w:rStyle w:val="VerbatimChar"/>
+        </w:rPr>
+        <w:t xml:space="preserve">    printf "%2d) %-20s %8d байт\n" "$count" "$(basename "$file")" "$size"</w:t>
+      </w:r>
+      <w:r>
+        <w:br/>
+      </w:r>
+      <w:r>
+        <w:rPr>
+          <w:rStyle w:val="VerbatimChar"/>
+        </w:rPr>
+        <w:t xml:space="preserve">done</w:t>
+      </w:r>
+      <w:r>
+        <w:br/>
+      </w:r>
+      <w:r>
+        <w:br/>
+      </w:r>
+      <w:r>
+        <w:rPr>
+          <w:rStyle w:val="VerbatimChar"/>
+        </w:rPr>
+        <w:t xml:space="preserve">echo "Разом: $count файлів, $bytes байт"</w:t>
+      </w:r>
+      <w:r>
+        <w:br/>
+      </w:r>
+      <w:r>
+        <w:rPr>
+          <w:rStyle w:val="VerbatimChar"/>
+        </w:rPr>
+        <w:t xml:space="preserve">[[ $count -gt 0 ]] &amp;&amp; echo "Середній розмір: $((bytes / count)) байт"</w:t>
+      </w:r>
+    </w:p>
+    <w:p>
+      <w:pPr>
+        <w:pStyle w:val="SourceCode"/>
+      </w:pPr>
+      <w:r>
+        <w:rPr>
+          <w:rStyle w:val="VerbatimChar"/>
+        </w:rPr>
+        <w:t xml:space="preserve">student@lab-vm:~/lab10$ ./count.sh src</w:t>
+      </w:r>
+      <w:r>
+        <w:br/>
+      </w:r>
+      <w:r>
+        <w:rPr>
+          <w:rStyle w:val="VerbatimChar"/>
+        </w:rPr>
+        <w:t xml:space="preserve"> 1) hosts                     221 байт</w:t>
+      </w:r>
+      <w:r>
+        <w:br/>
+      </w:r>
+      <w:r>
+        <w:rPr>
+          <w:rStyle w:val="VerbatimChar"/>
+        </w:rPr>
+        <w:t xml:space="preserve"> 2) passwd                   3020 байт</w:t>
+      </w:r>
+      <w:r>
+        <w:br/>
+      </w:r>
+      <w:r>
+        <w:rPr>
+          <w:rStyle w:val="VerbatimChar"/>
+        </w:rPr>
+        <w:t xml:space="preserve"> 3) services                19183 байт</w:t>
+      </w:r>
+      <w:r>
+        <w:br/>
+      </w:r>
+      <w:r>
+        <w:rPr>
+          <w:rStyle w:val="VerbatimChar"/>
+        </w:rPr>
+        <w:t xml:space="preserve">Разом: 3 файлів, 22424 байт</w:t>
+      </w:r>
+      <w:r>
+        <w:br/>
+      </w:r>
+      <w:r>
+        <w:rPr>
+          <w:rStyle w:val="VerbatimChar"/>
+        </w:rPr>
+        <w:t xml:space="preserve">Середній розмір: 7474 байт</w:t>
+      </w:r>
+    </w:p>
+    <w:p>
+      <w:pPr>
+        <w:pStyle w:val="FirstParagraph"/>
+      </w:pPr>
+      <w:r>
+        <w:t xml:space="preserve">Конструкція</w:t>
+      </w:r>
+      <w:r>
+        <w:t xml:space="preserve"> </w:t>
+      </w:r>
+      <w:r>
+        <w:rPr>
+          <w:rStyle w:val="VerbatimChar"/>
+        </w:rPr>
+        <w:t xml:space="preserve">${1:-$PWD}</w:t>
+      </w:r>
+      <w:r>
+        <w:t xml:space="preserve"> </w:t>
+      </w:r>
+      <w:r>
+        <w:t xml:space="preserve">задає значення за замовчуванням: якщо параметр не переданий, скрипт працює з поточним каталогом.</w:t>
+      </w:r>
+    </w:p>
+    <w:bookmarkEnd w:id="19"/>
+    <w:bookmarkStart w:id="20" w:name="крок-4.-функції-та-журнал"/>
+    <w:p>
+      <w:pPr>
+        <w:pStyle w:val="Heading3"/>
+      </w:pPr>
+      <w:r>
+        <w:t xml:space="preserve">Крок 4. Функції та журнал</w:t>
+      </w:r>
+    </w:p>
+    <w:p>
+      <w:pPr>
+        <w:pStyle w:val="SourceCode"/>
+      </w:pPr>
+      <w:r>
+        <w:rPr>
+          <w:rStyle w:val="VerbatimChar"/>
+        </w:rPr>
+        <w:t xml:space="preserve">#!/bin/bash</w:t>
+      </w:r>
+      <w:r>
+        <w:br/>
+      </w:r>
+      <w:r>
+        <w:rPr>
+          <w:rStyle w:val="VerbatimChar"/>
+        </w:rPr>
+        <w:t xml:space="preserve"># backup.sh — резервне копіювання з журналом</w:t>
+      </w:r>
+      <w:r>
+        <w:br/>
+      </w:r>
+      <w:r>
+        <w:rPr>
+          <w:rStyle w:val="VerbatimChar"/>
+        </w:rPr>
+        <w:t xml:space="preserve">set -euo pipefail</w:t>
+      </w:r>
+      <w:r>
+        <w:br/>
+      </w:r>
+      <w:r>
+        <w:br/>
+      </w:r>
+      <w:r>
+        <w:rPr>
+          <w:rStyle w:val="VerbatimChar"/>
+        </w:rPr>
+        <w:t xml:space="preserve">readonly SRC="${1:-$HOME/lab10/src}"</w:t>
+      </w:r>
+      <w:r>
+        <w:br/>
+      </w:r>
+      <w:r>
+        <w:rPr>
+          <w:rStyle w:val="VerbatimChar"/>
+        </w:rPr>
+        <w:t xml:space="preserve">readonly DST="$HOME/lab10/bak/$(date +%F)"</w:t>
+      </w:r>
+      <w:r>
+        <w:br/>
+      </w:r>
+      <w:r>
+        <w:rPr>
+          <w:rStyle w:val="VerbatimChar"/>
+        </w:rPr>
+        <w:t xml:space="preserve">readonly LOG="$HOME/lab10/logs/backup.log"</w:t>
+      </w:r>
+      <w:r>
+        <w:br/>
+      </w:r>
+      <w:r>
+        <w:br/>
+      </w:r>
+      <w:r>
+        <w:rPr>
+          <w:rStyle w:val="VerbatimChar"/>
+        </w:rPr>
+        <w:t xml:space="preserve">log() {</w:t>
+      </w:r>
+      <w:r>
+        <w:br/>
+      </w:r>
+      <w:r>
+        <w:rPr>
+          <w:rStyle w:val="VerbatimChar"/>
+        </w:rPr>
+        <w:t xml:space="preserve">    echo "[$(date '+%F %T')] $*" | tee -a "$LOG"</w:t>
+      </w:r>
+      <w:r>
+        <w:br/>
+      </w:r>
+      <w:r>
+        <w:rPr>
+          <w:rStyle w:val="VerbatimChar"/>
+        </w:rPr>
+        <w:t xml:space="preserve">}</w:t>
+      </w:r>
+      <w:r>
+        <w:br/>
+      </w:r>
+      <w:r>
+        <w:br/>
+      </w:r>
+      <w:r>
+        <w:rPr>
+          <w:rStyle w:val="VerbatimChar"/>
+        </w:rPr>
+        <w:t xml:space="preserve">die() {</w:t>
+      </w:r>
+      <w:r>
+        <w:br/>
+      </w:r>
+      <w:r>
+        <w:rPr>
+          <w:rStyle w:val="VerbatimChar"/>
+        </w:rPr>
+        <w:t xml:space="preserve">    log "ПОМИЛКА: $*"</w:t>
+      </w:r>
+      <w:r>
+        <w:br/>
+      </w:r>
+      <w:r>
+        <w:rPr>
+          <w:rStyle w:val="VerbatimChar"/>
+        </w:rPr>
+        <w:t xml:space="preserve">    exit 1</w:t>
+      </w:r>
+      <w:r>
+        <w:br/>
+      </w:r>
+      <w:r>
+        <w:rPr>
+          <w:rStyle w:val="VerbatimChar"/>
+        </w:rPr>
+        <w:t xml:space="preserve">}</w:t>
+      </w:r>
+      <w:r>
+        <w:br/>
+      </w:r>
+      <w:r>
+        <w:br/>
+      </w:r>
+      <w:r>
+        <w:rPr>
+          <w:rStyle w:val="VerbatimChar"/>
+        </w:rPr>
+        <w:t xml:space="preserve">[[ -d "$SRC" ]] || die "каталог $SRC не існує"</w:t>
+      </w:r>
+      <w:r>
+        <w:br/>
+      </w:r>
+      <w:r>
+        <w:rPr>
+          <w:rStyle w:val="VerbatimChar"/>
+        </w:rPr>
+        <w:t xml:space="preserve">mkdir -p "$DST" "$(dirname "$LOG")"</w:t>
+      </w:r>
+      <w:r>
+        <w:br/>
+      </w:r>
+      <w:r>
+        <w:br/>
+      </w:r>
+      <w:r>
+        <w:rPr>
+          <w:rStyle w:val="VerbatimChar"/>
+        </w:rPr>
+        <w:t xml:space="preserve">log "Початок копіювання $SRC → $DST"</w:t>
+      </w:r>
+      <w:r>
+        <w:br/>
+      </w:r>
+      <w:r>
+        <w:rPr>
+          <w:rStyle w:val="VerbatimChar"/>
+        </w:rPr>
+        <w:t xml:space="preserve">if cp -a "$SRC"/. "$DST"/; then</w:t>
+      </w:r>
+      <w:r>
+        <w:br/>
+      </w:r>
+      <w:r>
+        <w:rPr>
+          <w:rStyle w:val="VerbatimChar"/>
+        </w:rPr>
+        <w:t xml:space="preserve">    files=$(find "$DST" -type f | wc -l)</w:t>
+      </w:r>
+      <w:r>
+        <w:br/>
+      </w:r>
+      <w:r>
+        <w:rPr>
+          <w:rStyle w:val="VerbatimChar"/>
+        </w:rPr>
+        <w:t xml:space="preserve">    log "Скопійовано файлів: $files"</w:t>
+      </w:r>
+      <w:r>
+        <w:br/>
+      </w:r>
+      <w:r>
+        <w:rPr>
+          <w:rStyle w:val="VerbatimChar"/>
+        </w:rPr>
+        <w:t xml:space="preserve">else</w:t>
+      </w:r>
+      <w:r>
+        <w:br/>
+      </w:r>
+      <w:r>
+        <w:rPr>
+          <w:rStyle w:val="VerbatimChar"/>
+        </w:rPr>
+        <w:t xml:space="preserve">    die "копіювання не вдалося (код $?)"</w:t>
+      </w:r>
+      <w:r>
+        <w:br/>
+      </w:r>
+      <w:r>
+        <w:rPr>
+          <w:rStyle w:val="VerbatimChar"/>
+        </w:rPr>
+        <w:t xml:space="preserve">fi</w:t>
+      </w:r>
+      <w:r>
+        <w:br/>
+      </w:r>
+      <w:r>
+        <w:br/>
+      </w:r>
+      <w:r>
+        <w:rPr>
+          <w:rStyle w:val="VerbatimChar"/>
+        </w:rPr>
+        <w:t xml:space="preserve">archive="$HOME/lab10/bak/backup-$(date +%F).tar.gz"</w:t>
+      </w:r>
+      <w:r>
+        <w:br/>
+      </w:r>
+      <w:r>
+        <w:rPr>
+          <w:rStyle w:val="VerbatimChar"/>
+        </w:rPr>
+        <w:t xml:space="preserve">tar -czf "$archive" -C "$DST" . || die "архівування не вдалося"</w:t>
+      </w:r>
+      <w:r>
+        <w:br/>
+      </w:r>
+      <w:r>
+        <w:rPr>
+          <w:rStyle w:val="VerbatimChar"/>
+        </w:rPr>
+        <w:t xml:space="preserve">log "Архів: $archive ($(stat -c%s "$archive") байт)"</w:t>
+      </w:r>
+    </w:p>
+    <w:p>
+      <w:pPr>
+        <w:pStyle w:val="SourceCode"/>
+      </w:pPr>
+      <w:r>
+        <w:rPr>
+          <w:rStyle w:val="VerbatimChar"/>
+        </w:rPr>
+        <w:t xml:space="preserve">student@lab-vm:~/lab10$ ./backup.sh</w:t>
+      </w:r>
+      <w:r>
+        <w:br/>
+      </w:r>
+      <w:r>
+        <w:rPr>
+          <w:rStyle w:val="VerbatimChar"/>
+        </w:rPr>
+        <w:t xml:space="preserve">[2026-09-18 12:05:11] Початок копіювання /home/student/lab10/src → /home/student/lab10/bak/2026-09-18</w:t>
+      </w:r>
+      <w:r>
+        <w:br/>
+      </w:r>
+      <w:r>
+        <w:rPr>
+          <w:rStyle w:val="VerbatimChar"/>
+        </w:rPr>
+        <w:t xml:space="preserve">[2026-09-18 12:05:11] Скопійовано файлів: 3</w:t>
+      </w:r>
+      <w:r>
+        <w:br/>
+      </w:r>
+      <w:r>
+        <w:rPr>
+          <w:rStyle w:val="VerbatimChar"/>
+        </w:rPr>
+        <w:t xml:space="preserve">[2026-09-18 12:05:11] Архів: /home/student/lab10/bak/backup-2026-09-18.tar.gz (6482 байт)</w:t>
+      </w:r>
+      <w:r>
+        <w:br/>
+      </w:r>
+      <w:r>
+        <w:br/>
+      </w:r>
+      <w:r>
+        <w:rPr>
+          <w:rStyle w:val="VerbatimChar"/>
+        </w:rPr>
+        <w:t xml:space="preserve">student@lab-vm:~/lab10$ ./backup.sh /nonexistent</w:t>
+      </w:r>
+      <w:r>
+        <w:br/>
+      </w:r>
+      <w:r>
+        <w:rPr>
+          <w:rStyle w:val="VerbatimChar"/>
+        </w:rPr>
+        <w:t xml:space="preserve">[2026-09-18 12:06:02] ПОМИЛКА: каталог /nonexistent не існує</w:t>
+      </w:r>
+      <w:r>
+        <w:br/>
+      </w:r>
+      <w:r>
+        <w:rPr>
+          <w:rStyle w:val="VerbatimChar"/>
+        </w:rPr>
+        <w:t xml:space="preserve">student@lab-vm:~/lab10$ echo $?</w:t>
+      </w:r>
+      <w:r>
+        <w:br/>
+      </w:r>
+      <w:r>
+        <w:rPr>
+          <w:rStyle w:val="VerbatimChar"/>
+        </w:rPr>
+        <w:t xml:space="preserve">1</w:t>
+      </w:r>
+    </w:p>
+    <w:p>
+      <w:pPr>
+        <w:pStyle w:val="FirstParagraph"/>
+      </w:pPr>
+      <w:r>
+        <w:t xml:space="preserve">Команда</w:t>
+      </w:r>
+      <w:r>
+        <w:t xml:space="preserve"> </w:t>
+      </w:r>
+      <w:r>
+        <w:rPr>
+          <w:rStyle w:val="VerbatimChar"/>
+        </w:rPr>
+        <w:t xml:space="preserve">tee -a</w:t>
+      </w:r>
+      <w:r>
+        <w:t xml:space="preserve"> </w:t>
+      </w:r>
+      <w:r>
+        <w:t xml:space="preserve">одночасно виводить повідомлення на екран і дописує його в журнал — зручно, коли скрипт запускають і вручну, і за розкладом.</w:t>
+      </w:r>
+    </w:p>
+    <w:bookmarkEnd w:id="20"/>
+    <w:bookmarkStart w:id="21" w:name="крок-5.-обробка-файлу-рядок-за-рядком"/>
+    <w:p>
+      <w:pPr>
+        <w:pStyle w:val="Heading3"/>
+      </w:pPr>
+      <w:r>
+        <w:t xml:space="preserve">Крок 5. Обробка файлу рядок за рядком</w:t>
+      </w:r>
+    </w:p>
+    <w:p>
+      <w:pPr>
+        <w:pStyle w:val="SourceCode"/>
+      </w:pPr>
+      <w:r>
+        <w:rPr>
+          <w:rStyle w:val="VerbatimChar"/>
+        </w:rPr>
+        <w:t xml:space="preserve">#!/bin/bash</w:t>
+      </w:r>
+      <w:r>
+        <w:br/>
+      </w:r>
+      <w:r>
+        <w:rPr>
+          <w:rStyle w:val="VerbatimChar"/>
+        </w:rPr>
+        <w:t xml:space="preserve"># users.sh — розбір текстового файлу з роздільниками</w:t>
+      </w:r>
+      <w:r>
+        <w:br/>
+      </w:r>
+      <w:r>
+        <w:rPr>
+          <w:rStyle w:val="VerbatimChar"/>
+        </w:rPr>
+        <w:t xml:space="preserve">set -euo pipefail</w:t>
+      </w:r>
+      <w:r>
+        <w:br/>
+      </w:r>
+      <w:r>
+        <w:rPr>
+          <w:rStyle w:val="VerbatimChar"/>
+        </w:rPr>
+        <w:t xml:space="preserve">input="${1:?Вкажіть файл}"</w:t>
+      </w:r>
+      <w:r>
+        <w:br/>
+      </w:r>
+      <w:r>
+        <w:br/>
+      </w:r>
+      <w:r>
+        <w:rPr>
+          <w:rStyle w:val="VerbatimChar"/>
+        </w:rPr>
+        <w:t xml:space="preserve">while IFS=';' read -r name dept quota; do</w:t>
+      </w:r>
+      <w:r>
+        <w:br/>
+      </w:r>
+      <w:r>
+        <w:rPr>
+          <w:rStyle w:val="VerbatimChar"/>
+        </w:rPr>
+        <w:t xml:space="preserve">    [[ "$name" == \#* || -z "$name" ]] &amp;&amp; continue</w:t>
+      </w:r>
+      <w:r>
+        <w:br/>
+      </w:r>
+      <w:r>
+        <w:rPr>
+          <w:rStyle w:val="VerbatimChar"/>
+        </w:rPr>
+        <w:t xml:space="preserve">    printf "%-12s %-12s %s МБ\n" "$name" "$dept" "$quota"</w:t>
+      </w:r>
+      <w:r>
+        <w:br/>
+      </w:r>
+      <w:r>
+        <w:rPr>
+          <w:rStyle w:val="VerbatimChar"/>
+        </w:rPr>
+        <w:t xml:space="preserve">    total=$((${total:-0} + quota))</w:t>
+      </w:r>
+      <w:r>
+        <w:br/>
+      </w:r>
+      <w:r>
+        <w:rPr>
+          <w:rStyle w:val="VerbatimChar"/>
+        </w:rPr>
+        <w:t xml:space="preserve">done &lt; "$input"</w:t>
+      </w:r>
+      <w:r>
+        <w:br/>
+      </w:r>
+      <w:r>
+        <w:br/>
+      </w:r>
+      <w:r>
+        <w:rPr>
+          <w:rStyle w:val="VerbatimChar"/>
+        </w:rPr>
+        <w:t xml:space="preserve">echo "Загальна квота: ${total:-0} МБ"</w:t>
+      </w:r>
+    </w:p>
+    <w:p>
+      <w:pPr>
+        <w:pStyle w:val="SourceCode"/>
+      </w:pPr>
+      <w:r>
+        <w:rPr>
+          <w:rStyle w:val="VerbatimChar"/>
+        </w:rPr>
+        <w:t xml:space="preserve">student@lab-vm:~/lab10$ cat users.csv</w:t>
+      </w:r>
+      <w:r>
+        <w:br/>
+      </w:r>
+      <w:r>
+        <w:rPr>
+          <w:rStyle w:val="VerbatimChar"/>
+        </w:rPr>
+        <w:t xml:space="preserve"># name;department;quota</w:t>
+      </w:r>
+      <w:r>
+        <w:br/>
+      </w:r>
+      <w:r>
+        <w:rPr>
+          <w:rStyle w:val="VerbatimChar"/>
+        </w:rPr>
+        <w:t xml:space="preserve">ivanov;IT;500</w:t>
+      </w:r>
+      <w:r>
+        <w:br/>
+      </w:r>
+      <w:r>
+        <w:rPr>
+          <w:rStyle w:val="VerbatimChar"/>
+        </w:rPr>
+        <w:t xml:space="preserve">petrenko;Accounting;200</w:t>
+      </w:r>
+      <w:r>
+        <w:br/>
+      </w:r>
+      <w:r>
+        <w:rPr>
+          <w:rStyle w:val="VerbatimChar"/>
+        </w:rPr>
+        <w:t xml:space="preserve">kovalenko;IT;800</w:t>
+      </w:r>
+      <w:r>
+        <w:br/>
+      </w:r>
+      <w:r>
+        <w:br/>
+      </w:r>
+      <w:r>
+        <w:rPr>
+          <w:rStyle w:val="VerbatimChar"/>
+        </w:rPr>
+        <w:t xml:space="preserve">student@lab-vm:~/lab10$ ./users.sh users.csv</w:t>
+      </w:r>
+      <w:r>
+        <w:br/>
+      </w:r>
+      <w:r>
+        <w:rPr>
+          <w:rStyle w:val="VerbatimChar"/>
+        </w:rPr>
+        <w:t xml:space="preserve">ivanov       IT           500 МБ</w:t>
+      </w:r>
+      <w:r>
+        <w:br/>
+      </w:r>
+      <w:r>
+        <w:rPr>
+          <w:rStyle w:val="VerbatimChar"/>
+        </w:rPr>
+        <w:t xml:space="preserve">petrenko     Accounting   200 МБ</w:t>
+      </w:r>
+      <w:r>
+        <w:br/>
+      </w:r>
+      <w:r>
+        <w:rPr>
+          <w:rStyle w:val="VerbatimChar"/>
+        </w:rPr>
+        <w:t xml:space="preserve">kovalenko    IT           800 МБ</w:t>
+      </w:r>
+      <w:r>
+        <w:br/>
+      </w:r>
+      <w:r>
+        <w:rPr>
+          <w:rStyle w:val="VerbatimChar"/>
+        </w:rPr>
+        <w:t xml:space="preserve">Загальна квота: 1500 МБ</w:t>
+      </w:r>
+    </w:p>
+    <w:p>
+      <w:pPr>
+        <w:pStyle w:val="FirstParagraph"/>
+      </w:pPr>
+      <w:r>
+        <w:t xml:space="preserve">Конструкція</w:t>
+      </w:r>
+      <w:r>
+        <w:t xml:space="preserve"> </w:t>
+      </w:r>
+      <w:r>
+        <w:rPr>
+          <w:rStyle w:val="VerbatimChar"/>
+        </w:rPr>
+        <w:t xml:space="preserve">${1:?Вкажіть файл}</w:t>
+      </w:r>
+      <w:r>
+        <w:t xml:space="preserve"> </w:t>
+      </w:r>
+      <w:r>
+        <w:t xml:space="preserve">завершує скрипт із повідомленням, якщо параметр не переданий, — компактна заміна окремій перевірці.</w:t>
+      </w:r>
+    </w:p>
+    <w:bookmarkEnd w:id="21"/>
+    <w:bookmarkStart w:id="22" w:name="крок-6.-запуск-за-розкладом"/>
+    <w:p>
+      <w:pPr>
+        <w:pStyle w:val="Heading3"/>
+      </w:pPr>
+      <w:r>
+        <w:t xml:space="preserve">Крок 6. Запуск за розкладом</w:t>
+      </w:r>
+    </w:p>
+    <w:p>
+      <w:pPr>
+        <w:pStyle w:val="SourceCode"/>
+      </w:pPr>
+      <w:r>
+        <w:rPr>
+          <w:rStyle w:val="VerbatimChar"/>
+        </w:rPr>
+        <w:t xml:space="preserve">student@lab-vm:~/lab10$ crontab -e</w:t>
+      </w:r>
+      <w:r>
+        <w:br/>
+      </w:r>
+      <w:r>
+        <w:rPr>
+          <w:rStyle w:val="VerbatimChar"/>
+        </w:rPr>
+        <w:t xml:space="preserve"># додати рядок:</w:t>
+      </w:r>
+      <w:r>
+        <w:br/>
+      </w:r>
+      <w:r>
+        <w:rPr>
+          <w:rStyle w:val="VerbatimChar"/>
+        </w:rPr>
+        <w:t xml:space="preserve">0 3 * * * /home/student/lab10/backup.sh &gt;&gt; /home/student/lab10/logs/cron.log 2&gt;&amp;1</w:t>
+      </w:r>
+      <w:r>
+        <w:br/>
+      </w:r>
+      <w:r>
+        <w:br/>
+      </w:r>
+      <w:r>
+        <w:rPr>
+          <w:rStyle w:val="VerbatimChar"/>
+        </w:rPr>
+        <w:t xml:space="preserve">student@lab-vm:~/lab10$ crontab -l | tail -1</w:t>
+      </w:r>
+      <w:r>
+        <w:br/>
+      </w:r>
+      <w:r>
+        <w:rPr>
+          <w:rStyle w:val="VerbatimChar"/>
+        </w:rPr>
+        <w:t xml:space="preserve">0 3 * * * /home/student/lab10/backup.sh &gt;&gt; /home/student/lab10/logs/cron.log 2&gt;&amp;1</w:t>
+      </w:r>
+      <w:r>
+        <w:br/>
+      </w:r>
+      <w:r>
+        <w:br/>
+      </w:r>
+      <w:r>
+        <w:rPr>
+          <w:rStyle w:val="VerbatimChar"/>
+        </w:rPr>
+        <w:t xml:space="preserve">student@lab-vm:~/lab10$ ( crontab -l; echo "*/2 * * * * /home/student/lab10/backup.sh &gt;&gt; /home/student/lab10/logs/cron.log 2&gt;&amp;1" ) | crontab -</w:t>
+      </w:r>
+      <w:r>
+        <w:br/>
+      </w:r>
+      <w:r>
+        <w:rPr>
+          <w:rStyle w:val="VerbatimChar"/>
+        </w:rPr>
+        <w:t xml:space="preserve">student@lab-vm:~/lab10$ sleep 130 &amp;&amp; tail -2 logs/cron.log</w:t>
+      </w:r>
+      <w:r>
+        <w:br/>
+      </w:r>
+      <w:r>
+        <w:rPr>
+          <w:rStyle w:val="VerbatimChar"/>
+        </w:rPr>
+        <w:t xml:space="preserve">[2026-09-18 12:14:01] Початок копіювання /home/student/lab10/src → /home/student/lab10/bak/2026-09-18</w:t>
+      </w:r>
+      <w:r>
+        <w:br/>
+      </w:r>
+      <w:r>
+        <w:rPr>
+          <w:rStyle w:val="VerbatimChar"/>
+        </w:rPr>
+        <w:t xml:space="preserve">[2026-09-18 12:14:01] Скопійовано файлів: 3</w:t>
+      </w:r>
+    </w:p>
+    <w:p>
+      <w:pPr>
+        <w:pStyle w:val="FirstParagraph"/>
+      </w:pPr>
+      <w:r>
+        <w:t xml:space="preserve">Скрипт спрацював за розкладом саме тому, що в ньому використано абсолютні шляхи: відносний шлях</w:t>
+      </w:r>
+      <w:r>
+        <w:t xml:space="preserve"> </w:t>
+      </w:r>
+      <w:r>
+        <w:rPr>
+          <w:rStyle w:val="VerbatimChar"/>
+        </w:rPr>
+        <w:t xml:space="preserve">src</w:t>
+      </w:r>
+      <w:r>
+        <w:t xml:space="preserve"> </w:t>
+      </w:r>
+      <w:r>
+        <w:t xml:space="preserve">cron не знайшов би.</w:t>
+      </w:r>
+    </w:p>
+    <w:bookmarkEnd w:id="22"/>
+    <w:bookmarkEnd w:id="23"/>
+    <w:bookmarkStart w:id="24" w:name="порядок-виконання-роботи"/>
+    <w:p>
+      <w:pPr>
+        <w:pStyle w:val="Heading2"/>
+      </w:pPr>
+      <w:r>
+        <w:t xml:space="preserve">Порядок виконання роботи</w:t>
+      </w:r>
+    </w:p>
+    <w:p>
+      <w:pPr>
+        <w:numPr>
+          <w:ilvl w:val="0"/>
+          <w:numId w:val="1001"/>
+        </w:numPr>
+        <w:jc w:val="both"/>
+      </w:pPr>
+      <w:r>
+        <w:t xml:space="preserve">Отримати в викладача номер індивідуального варіанта.</w:t>
+      </w:r>
+    </w:p>
+    <w:p>
+      <w:pPr>
+        <w:numPr>
+          <w:ilvl w:val="0"/>
+          <w:numId w:val="1001"/>
+        </w:numPr>
+        <w:jc w:val="both"/>
+      </w:pPr>
+      <w:r>
+        <w:t xml:space="preserve">Створити структуру</w:t>
+      </w:r>
+      <w:r>
+        <w:t xml:space="preserve"> </w:t>
+      </w:r>
+      <w:r>
+        <w:rPr>
+          <w:rStyle w:val="VerbatimChar"/>
+        </w:rPr>
+        <w:t xml:space="preserve">~/lab10</w:t>
+      </w:r>
+      <w:r>
+        <w:t xml:space="preserve"> </w:t>
+      </w:r>
+      <w:r>
+        <w:t xml:space="preserve">з підкаталогами</w:t>
+      </w:r>
+      <w:r>
+        <w:t xml:space="preserve"> </w:t>
+      </w:r>
+      <w:r>
+        <w:rPr>
+          <w:rStyle w:val="VerbatimChar"/>
+        </w:rPr>
+        <w:t xml:space="preserve">src</w:t>
+      </w:r>
+      <w:r>
+        <w:t xml:space="preserve">,</w:t>
+      </w:r>
+      <w:r>
+        <w:t xml:space="preserve"> </w:t>
+      </w:r>
+      <w:r>
+        <w:rPr>
+          <w:rStyle w:val="VerbatimChar"/>
+        </w:rPr>
+        <w:t xml:space="preserve">bak</w:t>
+      </w:r>
+      <w:r>
+        <w:t xml:space="preserve">,</w:t>
+      </w:r>
+      <w:r>
+        <w:t xml:space="preserve"> </w:t>
+      </w:r>
+      <w:r>
+        <w:rPr>
+          <w:rStyle w:val="VerbatimChar"/>
+        </w:rPr>
+        <w:t xml:space="preserve">logs</w:t>
+      </w:r>
+      <w:r>
+        <w:t xml:space="preserve">. Наповнити</w:t>
+      </w:r>
+      <w:r>
+        <w:t xml:space="preserve"> </w:t>
+      </w:r>
+      <w:r>
+        <w:rPr>
+          <w:rStyle w:val="VerbatimChar"/>
+        </w:rPr>
+        <w:t xml:space="preserve">src</w:t>
+      </w:r>
+      <w:r>
+        <w:t xml:space="preserve"> </w:t>
+      </w:r>
+      <w:r>
+        <w:t xml:space="preserve">щонайменше п’ятьма файлами, зокрема одним текстовим файлом із даними, розділеними символом</w:t>
+      </w:r>
+      <w:r>
+        <w:t xml:space="preserve"> </w:t>
+      </w:r>
+      <w:r>
+        <w:rPr>
+          <w:rStyle w:val="VerbatimChar"/>
+        </w:rPr>
+        <w:t xml:space="preserve">;</w:t>
+      </w:r>
+      <w:r>
+        <w:t xml:space="preserve">.</w:t>
+      </w:r>
+    </w:p>
+    <w:p>
+      <w:pPr>
+        <w:numPr>
+          <w:ilvl w:val="0"/>
+          <w:numId w:val="1001"/>
+        </w:numPr>
+        <w:jc w:val="both"/>
+      </w:pPr>
+      <w:r>
+        <w:t xml:space="preserve">Написати скрипт</w:t>
+      </w:r>
+      <w:r>
+        <w:t xml:space="preserve"> </w:t>
+      </w:r>
+      <w:r>
+        <w:rPr>
+          <w:rStyle w:val="VerbatimChar"/>
+        </w:rPr>
+        <w:t xml:space="preserve">hello.sh</w:t>
+      </w:r>
+      <w:r>
+        <w:t xml:space="preserve">, який виводить своє ім’я, кількість переданих параметрів, ім’я користувача, поточний каталог і PID. Показати, що без права виконання скрипт не запускається, і надати це право.</w:t>
+      </w:r>
+    </w:p>
+    <w:p>
+      <w:pPr>
+        <w:numPr>
+          <w:ilvl w:val="0"/>
+          <w:numId w:val="1001"/>
+        </w:numPr>
+        <w:jc w:val="both"/>
+      </w:pPr>
+      <w:r>
+        <w:t xml:space="preserve">Пояснити у звіті різницю між запусками</w:t>
+      </w:r>
+      <w:r>
+        <w:t xml:space="preserve"> </w:t>
+      </w:r>
+      <w:r>
+        <w:rPr>
+          <w:rStyle w:val="VerbatimChar"/>
+        </w:rPr>
+        <w:t xml:space="preserve">./script.sh</w:t>
+      </w:r>
+      <w:r>
+        <w:t xml:space="preserve">,</w:t>
+      </w:r>
+      <w:r>
+        <w:t xml:space="preserve"> </w:t>
+      </w:r>
+      <w:r>
+        <w:rPr>
+          <w:rStyle w:val="VerbatimChar"/>
+        </w:rPr>
+        <w:t xml:space="preserve">bash script.sh</w:t>
+      </w:r>
+      <w:r>
+        <w:t xml:space="preserve"> </w:t>
+      </w:r>
+      <w:r>
+        <w:t xml:space="preserve">і</w:t>
+      </w:r>
+      <w:r>
+        <w:t xml:space="preserve"> </w:t>
+      </w:r>
+      <w:r>
+        <w:rPr>
+          <w:rStyle w:val="VerbatimChar"/>
+        </w:rPr>
+        <w:t xml:space="preserve">source script.sh</w:t>
+      </w:r>
+      <w:r>
+        <w:t xml:space="preserve">. Підтвердити висновок експериментом зі змінною.</w:t>
+      </w:r>
+    </w:p>
+    <w:p>
+      <w:pPr>
+        <w:numPr>
+          <w:ilvl w:val="0"/>
+          <w:numId w:val="1001"/>
+        </w:numPr>
+        <w:jc w:val="both"/>
+      </w:pPr>
+      <w:r>
+        <w:t xml:space="preserve">Написати скрипт</w:t>
+      </w:r>
+      <w:r>
+        <w:t xml:space="preserve"> </w:t>
+      </w:r>
+      <w:r>
+        <w:rPr>
+          <w:rStyle w:val="VerbatimChar"/>
+        </w:rPr>
+        <w:t xml:space="preserve">info.sh</w:t>
+      </w:r>
+      <w:r>
+        <w:t xml:space="preserve">, який приймає шлях параметром, перевіряє його існування й тип та виводить відомості згідно з варіантом. Передбачити різні коди повернення для різних причин відмови й показати значення</w:t>
+      </w:r>
+      <w:r>
+        <w:t xml:space="preserve"> </w:t>
+      </w:r>
+      <w:r>
+        <w:rPr>
+          <w:rStyle w:val="VerbatimChar"/>
+        </w:rPr>
+        <w:t xml:space="preserve">$?</w:t>
+      </w:r>
+      <w:r>
+        <w:t xml:space="preserve"> </w:t>
+      </w:r>
+      <w:r>
+        <w:t xml:space="preserve">у кожному випадку.</w:t>
+      </w:r>
+    </w:p>
+    <w:p>
+      <w:pPr>
+        <w:numPr>
+          <w:ilvl w:val="0"/>
+          <w:numId w:val="1001"/>
+        </w:numPr>
+        <w:jc w:val="both"/>
+      </w:pPr>
+      <w:r>
+        <w:t xml:space="preserve">Написати скрипт із циклом, який обробляє всі файли каталогу</w:t>
+      </w:r>
+      <w:r>
+        <w:t xml:space="preserve"> </w:t>
+      </w:r>
+      <w:r>
+        <w:rPr>
+          <w:rStyle w:val="VerbatimChar"/>
+        </w:rPr>
+        <w:t xml:space="preserve">src</w:t>
+      </w:r>
+      <w:r>
+        <w:t xml:space="preserve">: рахує їх кількість, сумарний і середній обсяг. Використати підстановку команд і арифметику.</w:t>
+      </w:r>
+    </w:p>
+    <w:p>
+      <w:pPr>
+        <w:numPr>
+          <w:ilvl w:val="0"/>
+          <w:numId w:val="1001"/>
+        </w:numPr>
+        <w:jc w:val="both"/>
+      </w:pPr>
+      <w:r>
+        <w:t xml:space="preserve">Реалізувати основне завдання свого варіанта. Скрипт має містити: перевірку вхідних даних, цикл, щонайменше одну функцію та запис у журнал.</w:t>
+      </w:r>
+    </w:p>
+    <w:p>
+      <w:pPr>
+        <w:numPr>
+          <w:ilvl w:val="0"/>
+          <w:numId w:val="1001"/>
+        </w:numPr>
+        <w:jc w:val="both"/>
+      </w:pPr>
+      <w:r>
+        <w:t xml:space="preserve">Додати до скрипта рядок</w:t>
+      </w:r>
+      <w:r>
+        <w:t xml:space="preserve"> </w:t>
+      </w:r>
+      <w:r>
+        <w:rPr>
+          <w:rStyle w:val="VerbatimChar"/>
+        </w:rPr>
+        <w:t xml:space="preserve">set -euo pipefail</w:t>
+      </w:r>
+      <w:r>
+        <w:t xml:space="preserve"> </w:t>
+      </w:r>
+      <w:r>
+        <w:t xml:space="preserve">і пояснити, як змінилася поведінка в разі помилки. Навести приклад до і після.</w:t>
+      </w:r>
+    </w:p>
+    <w:p>
+      <w:pPr>
+        <w:numPr>
+          <w:ilvl w:val="0"/>
+          <w:numId w:val="1001"/>
+        </w:numPr>
+        <w:jc w:val="both"/>
+      </w:pPr>
+      <w:r>
+        <w:t xml:space="preserve">Написати скрипт, який читає текстовий файл рядок за рядком, розбирає поля за роздільником і виводить підсумок за числовим полем.</w:t>
+      </w:r>
+    </w:p>
+    <w:p>
+      <w:pPr>
+        <w:numPr>
+          <w:ilvl w:val="0"/>
+          <w:numId w:val="1001"/>
+        </w:numPr>
+        <w:jc w:val="both"/>
+      </w:pPr>
+      <w:r>
+        <w:t xml:space="preserve">Налаштувати запуск основного скрипта за розкладом через</w:t>
+      </w:r>
+      <w:r>
+        <w:t xml:space="preserve"> </w:t>
+      </w:r>
+      <w:r>
+        <w:rPr>
+          <w:rStyle w:val="VerbatimChar"/>
+        </w:rPr>
+        <w:t xml:space="preserve">cron</w:t>
+      </w:r>
+      <w:r>
+        <w:t xml:space="preserve"> </w:t>
+      </w:r>
+      <w:r>
+        <w:t xml:space="preserve">з періодичністю свого варіанта. Підтвердити спрацювання записом у журналі. Після перевірки прибрати завдання з розкладу.</w:t>
+      </w:r>
+    </w:p>
+    <w:p>
+      <w:pPr>
+        <w:numPr>
+          <w:ilvl w:val="0"/>
+          <w:numId w:val="1001"/>
+        </w:numPr>
+        <w:jc w:val="both"/>
+      </w:pPr>
+      <w:r>
+        <w:t xml:space="preserve">Виконати додаткове завдання свого варіанта.</w:t>
+      </w:r>
+    </w:p>
+    <w:p>
+      <w:pPr>
+        <w:numPr>
+          <w:ilvl w:val="0"/>
+          <w:numId w:val="1001"/>
+        </w:numPr>
+        <w:jc w:val="both"/>
+      </w:pPr>
+      <w:r>
+        <w:t xml:space="preserve">Оформити звіт і зробити висновок.</w:t>
+      </w:r>
+    </w:p>
+    <w:bookmarkEnd w:id="24"/>
+    <w:bookmarkStart w:id="25" w:name="вимоги-до-звіту"/>
+    <w:p>
+      <w:pPr>
+        <w:pStyle w:val="Heading2"/>
+      </w:pPr>
+      <w:r>
+        <w:t xml:space="preserve">Вимоги до звіту</w:t>
+      </w:r>
+    </w:p>
+    <w:p>
+      <w:pPr>
+        <w:pStyle w:val="FirstParagraph"/>
+      </w:pPr>
+      <w:r>
+        <w:t xml:space="preserve">Звіт оформлюється на бланку встановленого зразка і має містити:</w:t>
+      </w:r>
+    </w:p>
+    <w:p>
+      <w:pPr>
+        <w:pStyle w:val="Compact"/>
+        <w:numPr>
+          <w:ilvl w:val="0"/>
+          <w:numId w:val="1002"/>
+        </w:numPr>
+        <w:jc w:val="both"/>
+      </w:pPr>
+      <w:r>
+        <w:t xml:space="preserve">тему, мету та обладнання;</w:t>
+      </w:r>
+    </w:p>
+    <w:p>
+      <w:pPr>
+        <w:pStyle w:val="Compact"/>
+        <w:numPr>
+          <w:ilvl w:val="0"/>
+          <w:numId w:val="1002"/>
+        </w:numPr>
+        <w:jc w:val="both"/>
+      </w:pPr>
+      <w:r>
+        <w:t xml:space="preserve">постановку задачі за індивідуальним варіантом;</w:t>
+      </w:r>
+    </w:p>
+    <w:p>
+      <w:pPr>
+        <w:pStyle w:val="Compact"/>
+        <w:numPr>
+          <w:ilvl w:val="0"/>
+          <w:numId w:val="1002"/>
+        </w:numPr>
+        <w:jc w:val="both"/>
+      </w:pPr>
+      <w:r>
+        <w:t xml:space="preserve">повний текст усіх скриптів із коментарями;</w:t>
+      </w:r>
+    </w:p>
+    <w:p>
+      <w:pPr>
+        <w:pStyle w:val="Compact"/>
+        <w:numPr>
+          <w:ilvl w:val="0"/>
+          <w:numId w:val="1002"/>
+        </w:numPr>
+        <w:jc w:val="both"/>
+      </w:pPr>
+      <w:r>
+        <w:t xml:space="preserve">таблицю використаних конструкцій bash із поясненням призначення;</w:t>
+      </w:r>
+    </w:p>
+    <w:p>
+      <w:pPr>
+        <w:pStyle w:val="Compact"/>
+        <w:numPr>
+          <w:ilvl w:val="0"/>
+          <w:numId w:val="1002"/>
+        </w:numPr>
+        <w:jc w:val="both"/>
+      </w:pPr>
+      <w:r>
+        <w:t xml:space="preserve">знімки екрана з результатами запуску, зокрема для хибних вхідних даних і значень</w:t>
+      </w:r>
+      <w:r>
+        <w:t xml:space="preserve"> </w:t>
+      </w:r>
+      <w:r>
+        <w:rPr>
+          <w:rStyle w:val="VerbatimChar"/>
+        </w:rPr>
+        <w:t xml:space="preserve">$?</w:t>
+      </w:r>
+      <w:r>
+        <w:t xml:space="preserve">;</w:t>
+      </w:r>
+    </w:p>
+    <w:p>
+      <w:pPr>
+        <w:pStyle w:val="Compact"/>
+        <w:numPr>
+          <w:ilvl w:val="0"/>
+          <w:numId w:val="1002"/>
+        </w:numPr>
+        <w:jc w:val="both"/>
+      </w:pPr>
+      <w:r>
+        <w:t xml:space="preserve">вміст журналу після успішного й невдалого запусків;</w:t>
+      </w:r>
+    </w:p>
+    <w:p>
+      <w:pPr>
+        <w:pStyle w:val="Compact"/>
+        <w:numPr>
+          <w:ilvl w:val="0"/>
+          <w:numId w:val="1002"/>
+        </w:numPr>
+        <w:jc w:val="both"/>
+      </w:pPr>
+      <w:r>
+        <w:t xml:space="preserve">рядок розкладу cron і підтвердження спрацювання;</w:t>
+      </w:r>
+    </w:p>
+    <w:p>
+      <w:pPr>
+        <w:pStyle w:val="Compact"/>
+        <w:numPr>
+          <w:ilvl w:val="0"/>
+          <w:numId w:val="1002"/>
+        </w:numPr>
+        <w:jc w:val="both"/>
+      </w:pPr>
+      <w:r>
+        <w:t xml:space="preserve">відповідь на запитання додаткового завдання варіанта;</w:t>
+      </w:r>
+    </w:p>
+    <w:p>
+      <w:pPr>
+        <w:pStyle w:val="Compact"/>
+        <w:numPr>
+          <w:ilvl w:val="0"/>
+          <w:numId w:val="1002"/>
+        </w:numPr>
+        <w:jc w:val="both"/>
+      </w:pPr>
+      <w:r>
+        <w:t xml:space="preserve">висновок про переваги скриптів bash порівняно з пакетними файлами Windows.</w:t>
+      </w:r>
+    </w:p>
+    <w:bookmarkEnd w:id="25"/>
+    <w:bookmarkStart w:id="26" w:name="варіанти-індивідуальних-завдань"/>
+    <w:p>
+      <w:pPr>
+        <w:pStyle w:val="Heading2"/>
+      </w:pPr>
+      <w:r>
+        <w:t xml:space="preserve">Варіанти індивідуальних завдань</w:t>
+      </w:r>
+    </w:p>
+    <w:tbl>
+      <w:tblPr>
+        <w:tblStyle w:val="Table"/>
+        <w:tblW w:type="dxa" w:w="9637"/>
+        <w:tblLayout w:type="fixed"/>
+        <w:tblLook w:firstRow="1" w:lastRow="0" w:firstColumn="0" w:lastColumn="0" w:noHBand="0" w:noVBand="0" w:val="0020"/>
+      </w:tblPr>
+      <w:tblGrid>
+        <w:gridCol w:w="473"/>
+        <w:gridCol w:w="2844"/>
+        <w:gridCol w:w="3160"/>
+        <w:gridCol w:w="3160"/>
+      </w:tblGrid>
+      <w:tr>
+        <w:trPr>
+          <w:tblHeader w:val="on"/>
+        </w:trPr>
+        <w:tc>
+          <w:tcPr/>
+          <w:p>
+            <w:pPr>
+              <w:pStyle w:val="Compact"/>
+            </w:pPr>
+            <w:r>
+              <w:t xml:space="preserve">№</w:t>
+            </w:r>
+          </w:p>
+        </w:tc>
+        <w:tc>
+          <w:tcPr/>
+          <w:p>
+            <w:pPr>
+              <w:pStyle w:val="Compact"/>
+            </w:pPr>
+            <w:r>
+              <w:t xml:space="preserve">Завдання скрипта</w:t>
+            </w:r>
+          </w:p>
+        </w:tc>
+        <w:tc>
+          <w:tcPr/>
+          <w:p>
+            <w:pPr>
+              <w:pStyle w:val="Compact"/>
+            </w:pPr>
+            <w:r>
+              <w:t xml:space="preserve">Періодичність cron</w:t>
+            </w:r>
+          </w:p>
+        </w:tc>
+        <w:tc>
+          <w:tcPr/>
+          <w:p>
+            <w:pPr>
+              <w:pStyle w:val="Compact"/>
+            </w:pPr>
+            <w:r>
+              <w:t xml:space="preserve">Додаткове завдання</w:t>
+            </w:r>
+          </w:p>
+        </w:tc>
+      </w:tr>
+      <w:tr>
+        <w:tc>
+          <w:tcPr/>
+          <w:p>
+            <w:pPr>
+              <w:pStyle w:val="Compact"/>
+            </w:pPr>
+            <w:r>
+              <w:t xml:space="preserve">1</w:t>
+            </w:r>
+          </w:p>
+        </w:tc>
+        <w:tc>
+          <w:tcPr/>
+          <w:p>
+            <w:pPr>
+              <w:pStyle w:val="Compact"/>
+            </w:pPr>
+            <w:r>
+              <w:t xml:space="preserve">Резервне копіювання каталогу з датою в імені архіву</w:t>
+            </w:r>
+          </w:p>
+        </w:tc>
+        <w:tc>
+          <w:tcPr/>
+          <w:p>
+            <w:pPr>
+              <w:pStyle w:val="Compact"/>
+            </w:pPr>
+            <w:r>
+              <w:t xml:space="preserve">щодня о 3:00</w:t>
+            </w:r>
+          </w:p>
+        </w:tc>
+        <w:tc>
+          <w:tcPr/>
+          <w:p>
+            <w:pPr>
+              <w:pStyle w:val="Compact"/>
+            </w:pPr>
+            <w:r>
+              <w:t xml:space="preserve">Пояснити, чому cron не бачить відносних шляхів</w:t>
+            </w:r>
+          </w:p>
+        </w:tc>
+      </w:tr>
+      <w:tr>
+        <w:tc>
+          <w:tcPr/>
+          <w:p>
+            <w:pPr>
+              <w:pStyle w:val="Compact"/>
+            </w:pPr>
+            <w:r>
+              <w:t xml:space="preserve">2</w:t>
+            </w:r>
+          </w:p>
+        </w:tc>
+        <w:tc>
+          <w:tcPr/>
+          <w:p>
+            <w:pPr>
+              <w:pStyle w:val="Compact"/>
+            </w:pPr>
+            <w:r>
+              <w:t xml:space="preserve">Моніторинг вільного місця з попередженням у журнал</w:t>
+            </w:r>
+          </w:p>
+        </w:tc>
+        <w:tc>
+          <w:tcPr/>
+          <w:p>
+            <w:pPr>
+              <w:pStyle w:val="Compact"/>
+            </w:pPr>
+            <w:r>
+              <w:t xml:space="preserve">щогодини</w:t>
+            </w:r>
+          </w:p>
+        </w:tc>
+        <w:tc>
+          <w:tcPr/>
+          <w:p>
+            <w:pPr>
+              <w:pStyle w:val="Compact"/>
+            </w:pPr>
+            <w:r>
+              <w:t xml:space="preserve">Пояснити дію</w:t>
+            </w:r>
+            <w:r>
+              <w:t xml:space="preserve"> </w:t>
+            </w:r>
+            <w:r>
+              <w:rPr>
+                <w:rStyle w:val="VerbatimChar"/>
+              </w:rPr>
+              <w:t xml:space="preserve">set -u</w:t>
+            </w:r>
+            <w:r>
+              <w:t xml:space="preserve"> </w:t>
+            </w:r>
+            <w:r>
+              <w:t xml:space="preserve">на прикладі помилки в імені змінної</w:t>
+            </w:r>
+          </w:p>
+        </w:tc>
+      </w:tr>
+      <w:tr>
+        <w:tc>
+          <w:tcPr/>
+          <w:p>
+            <w:pPr>
+              <w:pStyle w:val="Compact"/>
+            </w:pPr>
+            <w:r>
+              <w:t xml:space="preserve">3</w:t>
+            </w:r>
+          </w:p>
+        </w:tc>
+        <w:tc>
+          <w:tcPr/>
+          <w:p>
+            <w:pPr>
+              <w:pStyle w:val="Compact"/>
+            </w:pPr>
+            <w:r>
+              <w:t xml:space="preserve">Пошук і видалення файлів, старших за N днів</w:t>
+            </w:r>
+          </w:p>
+        </w:tc>
+        <w:tc>
+          <w:tcPr/>
+          <w:p>
+            <w:pPr>
+              <w:pStyle w:val="Compact"/>
+            </w:pPr>
+            <w:r>
+              <w:t xml:space="preserve">щотижня в неділю</w:t>
+            </w:r>
+          </w:p>
+        </w:tc>
+        <w:tc>
+          <w:tcPr/>
+          <w:p>
+            <w:pPr>
+              <w:pStyle w:val="Compact"/>
+            </w:pPr>
+            <w:r>
+              <w:t xml:space="preserve">Показати безпечний варіант скрипта з попереднім переглядом</w:t>
+            </w:r>
+          </w:p>
+        </w:tc>
+      </w:tr>
+      <w:tr>
+        <w:tc>
+          <w:tcPr/>
+          <w:p>
+            <w:pPr>
+              <w:pStyle w:val="Compact"/>
+            </w:pPr>
+            <w:r>
+              <w:t xml:space="preserve">4</w:t>
+            </w:r>
+          </w:p>
+        </w:tc>
+        <w:tc>
+          <w:tcPr/>
+          <w:p>
+            <w:pPr>
+              <w:pStyle w:val="Compact"/>
+            </w:pPr>
+            <w:r>
+              <w:t xml:space="preserve">Статистика типів файлів у дереві каталогів</w:t>
+            </w:r>
+          </w:p>
+        </w:tc>
+        <w:tc>
+          <w:tcPr/>
+          <w:p>
+            <w:pPr>
+              <w:pStyle w:val="Compact"/>
+            </w:pPr>
+            <w:r>
+              <w:t xml:space="preserve">щодня о 18:00</w:t>
+            </w:r>
+          </w:p>
+        </w:tc>
+        <w:tc>
+          <w:tcPr/>
+          <w:p>
+            <w:pPr>
+              <w:pStyle w:val="Compact"/>
+            </w:pPr>
+            <w:r>
+              <w:t xml:space="preserve">Порівняти</w:t>
+            </w:r>
+            <w:r>
+              <w:t xml:space="preserve"> </w:t>
+            </w:r>
+            <w:r>
+              <w:rPr>
+                <w:rStyle w:val="VerbatimChar"/>
+              </w:rPr>
+              <w:t xml:space="preserve">$@</w:t>
+            </w:r>
+            <w:r>
+              <w:t xml:space="preserve"> </w:t>
+            </w:r>
+            <w:r>
+              <w:t xml:space="preserve">і</w:t>
+            </w:r>
+            <w:r>
+              <w:t xml:space="preserve"> </w:t>
+            </w:r>
+            <w:r>
+              <w:rPr>
+                <w:rStyle w:val="VerbatimChar"/>
+              </w:rPr>
+              <w:t xml:space="preserve">$*</w:t>
+            </w:r>
+            <w:r>
+              <w:t xml:space="preserve"> </w:t>
+            </w:r>
+            <w:r>
+              <w:t xml:space="preserve">у циклі for</w:t>
+            </w:r>
+          </w:p>
+        </w:tc>
+      </w:tr>
+      <w:tr>
+        <w:tc>
+          <w:tcPr/>
+          <w:p>
+            <w:pPr>
+              <w:pStyle w:val="Compact"/>
+            </w:pPr>
+            <w:r>
+              <w:t xml:space="preserve">5</w:t>
+            </w:r>
+          </w:p>
+        </w:tc>
+        <w:tc>
+          <w:tcPr/>
+          <w:p>
+            <w:pPr>
+              <w:pStyle w:val="Compact"/>
+            </w:pPr>
+            <w:r>
+              <w:t xml:space="preserve">Перевірка доступності вузлів зі списку</w:t>
+            </w:r>
+          </w:p>
+        </w:tc>
+        <w:tc>
+          <w:tcPr/>
+          <w:p>
+            <w:pPr>
+              <w:pStyle w:val="Compact"/>
+            </w:pPr>
+            <w:r>
+              <w:t xml:space="preserve">кожні 15 хвилин</w:t>
+            </w:r>
+          </w:p>
+        </w:tc>
+        <w:tc>
+          <w:tcPr/>
+          <w:p>
+            <w:pPr>
+              <w:pStyle w:val="Compact"/>
+            </w:pPr>
+            <w:r>
+              <w:t xml:space="preserve">Пояснити роль коду повернення</w:t>
+            </w:r>
+            <w:r>
+              <w:t xml:space="preserve"> </w:t>
+            </w:r>
+            <w:r>
+              <w:rPr>
+                <w:rStyle w:val="VerbatimChar"/>
+              </w:rPr>
+              <w:t xml:space="preserve">ping</w:t>
+            </w:r>
+            <w:r>
+              <w:t xml:space="preserve"> </w:t>
+            </w:r>
+            <w:r>
+              <w:t xml:space="preserve">у скрипті</w:t>
+            </w:r>
+          </w:p>
+        </w:tc>
+      </w:tr>
+      <w:tr>
+        <w:tc>
+          <w:tcPr/>
+          <w:p>
+            <w:pPr>
+              <w:pStyle w:val="Compact"/>
+            </w:pPr>
+            <w:r>
+              <w:t xml:space="preserve">6</w:t>
+            </w:r>
+          </w:p>
+        </w:tc>
+        <w:tc>
+          <w:tcPr/>
+          <w:p>
+            <w:pPr>
+              <w:pStyle w:val="Compact"/>
+            </w:pPr>
+            <w:r>
+              <w:t xml:space="preserve">Ротація журналів: стиснути старі, видалити дуже старі</w:t>
+            </w:r>
+          </w:p>
+        </w:tc>
+        <w:tc>
+          <w:tcPr/>
+          <w:p>
+            <w:pPr>
+              <w:pStyle w:val="Compact"/>
+            </w:pPr>
+            <w:r>
+              <w:t xml:space="preserve">щодня о 2:00</w:t>
+            </w:r>
+          </w:p>
+        </w:tc>
+        <w:tc>
+          <w:tcPr/>
+          <w:p>
+            <w:pPr>
+              <w:pStyle w:val="Compact"/>
+            </w:pPr>
+            <w:r>
+              <w:t xml:space="preserve">Пояснити, навіщо потрібен</w:t>
+            </w:r>
+            <w:r>
+              <w:t xml:space="preserve"> </w:t>
+            </w:r>
+            <w:r>
+              <w:rPr>
+                <w:rStyle w:val="VerbatimChar"/>
+              </w:rPr>
+              <w:t xml:space="preserve">trap</w:t>
+            </w:r>
+            <w:r>
+              <w:t xml:space="preserve"> </w:t>
+            </w:r>
+            <w:r>
+              <w:t xml:space="preserve">для тимчасових файлів</w:t>
+            </w:r>
+          </w:p>
+        </w:tc>
+      </w:tr>
+      <w:tr>
+        <w:tc>
+          <w:tcPr/>
+          <w:p>
+            <w:pPr>
+              <w:pStyle w:val="Compact"/>
+            </w:pPr>
+            <w:r>
+              <w:t xml:space="preserve">7</w:t>
+            </w:r>
+          </w:p>
+        </w:tc>
+        <w:tc>
+          <w:tcPr/>
+          <w:p>
+            <w:pPr>
+              <w:pStyle w:val="Compact"/>
+            </w:pPr>
+            <w:r>
+              <w:t xml:space="preserve">Звіт про облікові записи з</w:t>
+            </w:r>
+            <w:r>
+              <w:t xml:space="preserve"> </w:t>
+            </w:r>
+            <w:r>
+              <w:rPr>
+                <w:rStyle w:val="VerbatimChar"/>
+              </w:rPr>
+              <w:t xml:space="preserve">/etc/passwd</w:t>
+            </w:r>
+          </w:p>
+        </w:tc>
+        <w:tc>
+          <w:tcPr/>
+          <w:p>
+            <w:pPr>
+              <w:pStyle w:val="Compact"/>
+            </w:pPr>
+            <w:r>
+              <w:t xml:space="preserve">щотижня</w:t>
+            </w:r>
+          </w:p>
+        </w:tc>
+        <w:tc>
+          <w:tcPr/>
+          <w:p>
+            <w:pPr>
+              <w:pStyle w:val="Compact"/>
+            </w:pPr>
+            <w:r>
+              <w:t xml:space="preserve">Пояснити, чому</w:t>
+            </w:r>
+            <w:r>
+              <w:t xml:space="preserve"> </w:t>
+            </w:r>
+            <w:r>
+              <w:rPr>
+                <w:rStyle w:val="VerbatimChar"/>
+              </w:rPr>
+              <w:t xml:space="preserve">while read</w:t>
+            </w:r>
+            <w:r>
+              <w:t xml:space="preserve"> </w:t>
+            </w:r>
+            <w:r>
+              <w:t xml:space="preserve">краще за</w:t>
+            </w:r>
+            <w:r>
+              <w:t xml:space="preserve"> </w:t>
+            </w:r>
+            <w:r>
+              <w:rPr>
+                <w:rStyle w:val="VerbatimChar"/>
+              </w:rPr>
+              <w:t xml:space="preserve">for</w:t>
+            </w:r>
+            <w:r>
+              <w:t xml:space="preserve"> </w:t>
+            </w:r>
+            <w:r>
+              <w:t xml:space="preserve">для рядків файлу</w:t>
+            </w:r>
+          </w:p>
+        </w:tc>
+      </w:tr>
+      <w:tr>
+        <w:tc>
+          <w:tcPr/>
+          <w:p>
+            <w:pPr>
+              <w:pStyle w:val="Compact"/>
+            </w:pPr>
+            <w:r>
+              <w:t xml:space="preserve">8</w:t>
+            </w:r>
+          </w:p>
+        </w:tc>
+        <w:tc>
+          <w:tcPr/>
+          <w:p>
+            <w:pPr>
+              <w:pStyle w:val="Compact"/>
+            </w:pPr>
+            <w:r>
+              <w:t xml:space="preserve">Синхронізація двох каталогів із журналом змін</w:t>
+            </w:r>
+          </w:p>
+        </w:tc>
+        <w:tc>
+          <w:tcPr/>
+          <w:p>
+            <w:pPr>
+              <w:pStyle w:val="Compact"/>
+            </w:pPr>
+            <w:r>
+              <w:t xml:space="preserve">щогодини</w:t>
+            </w:r>
+          </w:p>
+        </w:tc>
+        <w:tc>
+          <w:tcPr/>
+          <w:p>
+            <w:pPr>
+              <w:pStyle w:val="Compact"/>
+            </w:pPr>
+            <w:r>
+              <w:t xml:space="preserve">Порівняти</w:t>
+            </w:r>
+            <w:r>
+              <w:t xml:space="preserve"> </w:t>
+            </w:r>
+            <w:r>
+              <w:rPr>
+                <w:rStyle w:val="VerbatimChar"/>
+              </w:rPr>
+              <w:t xml:space="preserve">cp -a</w:t>
+            </w:r>
+            <w:r>
+              <w:t xml:space="preserve"> </w:t>
+            </w:r>
+            <w:r>
+              <w:t xml:space="preserve">і</w:t>
+            </w:r>
+            <w:r>
+              <w:t xml:space="preserve"> </w:t>
+            </w:r>
+            <w:r>
+              <w:rPr>
+                <w:rStyle w:val="VerbatimChar"/>
+              </w:rPr>
+              <w:t xml:space="preserve">rsync</w:t>
+            </w:r>
+            <w:r>
+              <w:t xml:space="preserve"> </w:t>
+            </w:r>
+            <w:r>
+              <w:t xml:space="preserve">за можливостями</w:t>
+            </w:r>
+          </w:p>
+        </w:tc>
+      </w:tr>
+      <w:tr>
+        <w:tc>
+          <w:tcPr/>
+          <w:p>
+            <w:pPr>
+              <w:pStyle w:val="Compact"/>
+            </w:pPr>
+            <w:r>
+              <w:t xml:space="preserve">9</w:t>
+            </w:r>
+          </w:p>
+        </w:tc>
+        <w:tc>
+          <w:tcPr/>
+          <w:p>
+            <w:pPr>
+              <w:pStyle w:val="Compact"/>
+            </w:pPr>
+            <w:r>
+              <w:t xml:space="preserve">Пошук великих файлів у домашньому каталозі</w:t>
+            </w:r>
+          </w:p>
+        </w:tc>
+        <w:tc>
+          <w:tcPr/>
+          <w:p>
+            <w:pPr>
+              <w:pStyle w:val="Compact"/>
+            </w:pPr>
+            <w:r>
+              <w:t xml:space="preserve">щодня о 20:00</w:t>
+            </w:r>
+          </w:p>
+        </w:tc>
+        <w:tc>
+          <w:tcPr/>
+          <w:p>
+            <w:pPr>
+              <w:pStyle w:val="Compact"/>
+            </w:pPr>
+            <w:r>
+              <w:t xml:space="preserve">Показати, як обробити імена файлів із пробілами</w:t>
+            </w:r>
+          </w:p>
+        </w:tc>
+      </w:tr>
+      <w:tr>
+        <w:tc>
+          <w:tcPr/>
+          <w:p>
+            <w:pPr>
+              <w:pStyle w:val="Compact"/>
+            </w:pPr>
+            <w:r>
+              <w:t xml:space="preserve">10</w:t>
+            </w:r>
+          </w:p>
+        </w:tc>
+        <w:tc>
+          <w:tcPr/>
+          <w:p>
+            <w:pPr>
+              <w:pStyle w:val="Compact"/>
+            </w:pPr>
+            <w:r>
+              <w:t xml:space="preserve">Перевірка стану служб systemd зі списку</w:t>
+            </w:r>
+          </w:p>
+        </w:tc>
+        <w:tc>
+          <w:tcPr/>
+          <w:p>
+            <w:pPr>
+              <w:pStyle w:val="Compact"/>
+            </w:pPr>
+            <w:r>
+              <w:t xml:space="preserve">кожні 10 хвилин</w:t>
+            </w:r>
+          </w:p>
+        </w:tc>
+        <w:tc>
+          <w:tcPr/>
+          <w:p>
+            <w:pPr>
+              <w:pStyle w:val="Compact"/>
+            </w:pPr>
+            <w:r>
+              <w:t xml:space="preserve">Пояснити, як отримати код повернення</w:t>
+            </w:r>
+            <w:r>
+              <w:t xml:space="preserve"> </w:t>
+            </w:r>
+            <w:r>
+              <w:rPr>
+                <w:rStyle w:val="VerbatimChar"/>
+              </w:rPr>
+              <w:t xml:space="preserve">systemctl is-active</w:t>
+            </w:r>
+          </w:p>
+        </w:tc>
+      </w:tr>
+      <w:tr>
+        <w:tc>
+          <w:tcPr/>
+          <w:p>
+            <w:pPr>
+              <w:pStyle w:val="Compact"/>
+            </w:pPr>
+            <w:r>
+              <w:t xml:space="preserve">11</w:t>
+            </w:r>
+          </w:p>
+        </w:tc>
+        <w:tc>
+          <w:tcPr/>
+          <w:p>
+            <w:pPr>
+              <w:pStyle w:val="Compact"/>
+            </w:pPr>
+            <w:r>
+              <w:t xml:space="preserve">Підрахунок статистики за CSV-файлом</w:t>
+            </w:r>
+          </w:p>
+        </w:tc>
+        <w:tc>
+          <w:tcPr/>
+          <w:p>
+            <w:pPr>
+              <w:pStyle w:val="Compact"/>
+            </w:pPr>
+            <w:r>
+              <w:t xml:space="preserve">щодня о 9:00</w:t>
+            </w:r>
+          </w:p>
+        </w:tc>
+        <w:tc>
+          <w:tcPr/>
+          <w:p>
+            <w:pPr>
+              <w:pStyle w:val="Compact"/>
+            </w:pPr>
+            <w:r>
+              <w:t xml:space="preserve">Пояснити призначення</w:t>
+            </w:r>
+            <w:r>
+              <w:t xml:space="preserve"> </w:t>
+            </w:r>
+            <w:r>
+              <w:rPr>
+                <w:rStyle w:val="VerbatimChar"/>
+              </w:rPr>
+              <w:t xml:space="preserve">IFS</w:t>
+            </w:r>
+            <w:r>
+              <w:t xml:space="preserve"> </w:t>
+            </w:r>
+            <w:r>
+              <w:t xml:space="preserve">у циклі read</w:t>
+            </w:r>
+          </w:p>
+        </w:tc>
+      </w:tr>
+      <w:tr>
+        <w:tc>
+          <w:tcPr/>
+          <w:p>
+            <w:pPr>
+              <w:pStyle w:val="Compact"/>
+            </w:pPr>
+            <w:r>
+              <w:t xml:space="preserve">12</w:t>
+            </w:r>
+          </w:p>
+        </w:tc>
+        <w:tc>
+          <w:tcPr/>
+          <w:p>
+            <w:pPr>
+              <w:pStyle w:val="Compact"/>
+            </w:pPr>
+            <w:r>
+              <w:t xml:space="preserve">Архівування журналів із розбиттям за датами</w:t>
+            </w:r>
+          </w:p>
+        </w:tc>
+        <w:tc>
+          <w:tcPr/>
+          <w:p>
+            <w:pPr>
+              <w:pStyle w:val="Compact"/>
+            </w:pPr>
+            <w:r>
+              <w:t xml:space="preserve">щотижня</w:t>
+            </w:r>
+          </w:p>
+        </w:tc>
+        <w:tc>
+          <w:tcPr/>
+          <w:p>
+            <w:pPr>
+              <w:pStyle w:val="Compact"/>
+            </w:pPr>
+            <w:r>
+              <w:t xml:space="preserve">Пояснити, чим</w:t>
+            </w:r>
+            <w:r>
+              <w:t xml:space="preserve"> </w:t>
+            </w:r>
+            <w:r>
+              <w:rPr>
+                <w:rStyle w:val="VerbatimChar"/>
+              </w:rPr>
+              <w:t xml:space="preserve">$(...)</w:t>
+            </w:r>
+            <w:r>
+              <w:t xml:space="preserve"> </w:t>
+            </w:r>
+            <w:r>
+              <w:t xml:space="preserve">краще за зворотні лапки</w:t>
+            </w:r>
+          </w:p>
+        </w:tc>
+      </w:tr>
+      <w:tr>
+        <w:tc>
+          <w:tcPr/>
+          <w:p>
+            <w:pPr>
+              <w:pStyle w:val="Compact"/>
+            </w:pPr>
+            <w:r>
+              <w:t xml:space="preserve">13</w:t>
+            </w:r>
+          </w:p>
+        </w:tc>
+        <w:tc>
+          <w:tcPr/>
+          <w:p>
+            <w:pPr>
+              <w:pStyle w:val="Compact"/>
+            </w:pPr>
+            <w:r>
+              <w:t xml:space="preserve">Створення структури каталогів за описом із файлу</w:t>
+            </w:r>
+          </w:p>
+        </w:tc>
+        <w:tc>
+          <w:tcPr/>
+          <w:p>
+            <w:pPr>
+              <w:pStyle w:val="Compact"/>
+            </w:pPr>
+            <w:r>
+              <w:t xml:space="preserve">вручну</w:t>
+            </w:r>
+          </w:p>
+        </w:tc>
+        <w:tc>
+          <w:tcPr/>
+          <w:p>
+            <w:pPr>
+              <w:pStyle w:val="Compact"/>
+            </w:pPr>
+            <w:r>
+              <w:t xml:space="preserve">Обробити випадок, коли каталог уже існує</w:t>
+            </w:r>
+          </w:p>
+        </w:tc>
+      </w:tr>
+      <w:tr>
+        <w:tc>
+          <w:tcPr/>
+          <w:p>
+            <w:pPr>
+              <w:pStyle w:val="Compact"/>
+            </w:pPr>
+            <w:r>
+              <w:t xml:space="preserve">14</w:t>
+            </w:r>
+          </w:p>
+        </w:tc>
+        <w:tc>
+          <w:tcPr/>
+          <w:p>
+            <w:pPr>
+              <w:pStyle w:val="Compact"/>
+            </w:pPr>
+            <w:r>
+              <w:t xml:space="preserve">Контроль кількості процесів користувача</w:t>
+            </w:r>
+          </w:p>
+        </w:tc>
+        <w:tc>
+          <w:tcPr/>
+          <w:p>
+            <w:pPr>
+              <w:pStyle w:val="Compact"/>
+            </w:pPr>
+            <w:r>
+              <w:t xml:space="preserve">кожні 5 хвилин</w:t>
+            </w:r>
+          </w:p>
+        </w:tc>
+        <w:tc>
+          <w:tcPr/>
+          <w:p>
+            <w:pPr>
+              <w:pStyle w:val="Compact"/>
+            </w:pPr>
+            <w:r>
+              <w:t xml:space="preserve">Пояснити, як скрипт дізнається власний PID і PID батька</w:t>
+            </w:r>
+          </w:p>
+        </w:tc>
+      </w:tr>
+      <w:tr>
+        <w:tc>
+          <w:tcPr/>
+          <w:p>
+            <w:pPr>
+              <w:pStyle w:val="Compact"/>
+            </w:pPr>
+            <w:r>
+              <w:t xml:space="preserve">15</w:t>
+            </w:r>
+          </w:p>
+        </w:tc>
+        <w:tc>
+          <w:tcPr/>
+          <w:p>
+            <w:pPr>
+              <w:pStyle w:val="Compact"/>
+            </w:pPr>
+            <w:r>
+              <w:t xml:space="preserve">Порівняння двох каталогів за іменами й розмірами</w:t>
+            </w:r>
+          </w:p>
+        </w:tc>
+        <w:tc>
+          <w:tcPr/>
+          <w:p>
+            <w:pPr>
+              <w:pStyle w:val="Compact"/>
+            </w:pPr>
+            <w:r>
+              <w:t xml:space="preserve">щодня</w:t>
+            </w:r>
+          </w:p>
+        </w:tc>
+        <w:tc>
+          <w:tcPr/>
+          <w:p>
+            <w:pPr>
+              <w:pStyle w:val="Compact"/>
+            </w:pPr>
+            <w:r>
+              <w:t xml:space="preserve">Пояснити, чому змінні беруть у подвійні лапки</w:t>
+            </w:r>
+          </w:p>
+        </w:tc>
+      </w:tr>
+      <w:tr>
+        <w:tc>
+          <w:tcPr/>
+          <w:p>
+            <w:pPr>
+              <w:pStyle w:val="Compact"/>
+            </w:pPr>
+            <w:r>
+              <w:t xml:space="preserve">16</w:t>
+            </w:r>
+          </w:p>
+        </w:tc>
+        <w:tc>
+          <w:tcPr/>
+          <w:p>
+            <w:pPr>
+              <w:pStyle w:val="Compact"/>
+            </w:pPr>
+            <w:r>
+              <w:t xml:space="preserve">Масове перейменування файлів за шаблоном</w:t>
+            </w:r>
+          </w:p>
+        </w:tc>
+        <w:tc>
+          <w:tcPr/>
+          <w:p>
+            <w:pPr>
+              <w:pStyle w:val="Compact"/>
+            </w:pPr>
+            <w:r>
+              <w:t xml:space="preserve">вручну</w:t>
+            </w:r>
+          </w:p>
+        </w:tc>
+        <w:tc>
+          <w:tcPr/>
+          <w:p>
+            <w:pPr>
+              <w:pStyle w:val="Compact"/>
+            </w:pPr>
+            <w:r>
+              <w:t xml:space="preserve">Показати роботу з</w:t>
+            </w:r>
+            <w:r>
+              <w:t xml:space="preserve"> </w:t>
+            </w:r>
+            <w:r>
+              <w:rPr>
+                <w:rStyle w:val="VerbatimChar"/>
+              </w:rPr>
+              <w:t xml:space="preserve">${файл%.*}</w:t>
+            </w:r>
+            <w:r>
+              <w:t xml:space="preserve"> </w:t>
+            </w:r>
+            <w:r>
+              <w:t xml:space="preserve">і</w:t>
+            </w:r>
+            <w:r>
+              <w:t xml:space="preserve"> </w:t>
+            </w:r>
+            <w:r>
+              <w:rPr>
+                <w:rStyle w:val="VerbatimChar"/>
+              </w:rPr>
+              <w:t xml:space="preserve">${файл##*/}</w:t>
+            </w:r>
+          </w:p>
+        </w:tc>
+      </w:tr>
+      <w:tr>
+        <w:tc>
+          <w:tcPr/>
+          <w:p>
+            <w:pPr>
+              <w:pStyle w:val="Compact"/>
+            </w:pPr>
+            <w:r>
+              <w:t xml:space="preserve">17</w:t>
+            </w:r>
+          </w:p>
+        </w:tc>
+        <w:tc>
+          <w:tcPr/>
+          <w:p>
+            <w:pPr>
+              <w:pStyle w:val="Compact"/>
+            </w:pPr>
+            <w:r>
+              <w:t xml:space="preserve">Формування звіту про використання дисків</w:t>
+            </w:r>
+          </w:p>
+        </w:tc>
+        <w:tc>
+          <w:tcPr/>
+          <w:p>
+            <w:pPr>
+              <w:pStyle w:val="Compact"/>
+            </w:pPr>
+            <w:r>
+              <w:t xml:space="preserve">щодня о 7:00</w:t>
+            </w:r>
+          </w:p>
+        </w:tc>
+        <w:tc>
+          <w:tcPr/>
+          <w:p>
+            <w:pPr>
+              <w:pStyle w:val="Compact"/>
+            </w:pPr>
+            <w:r>
+              <w:t xml:space="preserve">Пояснити різницю між</w:t>
+            </w:r>
+            <w:r>
+              <w:t xml:space="preserve"> </w:t>
+            </w:r>
+            <w:r>
+              <w:rPr>
+                <w:rStyle w:val="VerbatimChar"/>
+              </w:rPr>
+              <w:t xml:space="preserve">exit</w:t>
+            </w:r>
+            <w:r>
+              <w:t xml:space="preserve"> </w:t>
+            </w:r>
+            <w:r>
+              <w:t xml:space="preserve">і</w:t>
+            </w:r>
+            <w:r>
+              <w:t xml:space="preserve"> </w:t>
+            </w:r>
+            <w:r>
+              <w:rPr>
+                <w:rStyle w:val="VerbatimChar"/>
+              </w:rPr>
+              <w:t xml:space="preserve">return</w:t>
+            </w:r>
+          </w:p>
+        </w:tc>
+      </w:tr>
+      <w:tr>
+        <w:tc>
+          <w:tcPr/>
+          <w:p>
+            <w:pPr>
+              <w:pStyle w:val="Compact"/>
+            </w:pPr>
+            <w:r>
+              <w:t xml:space="preserve">18</w:t>
+            </w:r>
+          </w:p>
+        </w:tc>
+        <w:tc>
+          <w:tcPr/>
+          <w:p>
+            <w:pPr>
+              <w:pStyle w:val="Compact"/>
+            </w:pPr>
+            <w:r>
+              <w:t xml:space="preserve">Перевірка цілісності файлів за контрольними сумами</w:t>
+            </w:r>
+          </w:p>
+        </w:tc>
+        <w:tc>
+          <w:tcPr/>
+          <w:p>
+            <w:pPr>
+              <w:pStyle w:val="Compact"/>
+            </w:pPr>
+            <w:r>
+              <w:t xml:space="preserve">щотижня</w:t>
+            </w:r>
+          </w:p>
+        </w:tc>
+        <w:tc>
+          <w:tcPr/>
+          <w:p>
+            <w:pPr>
+              <w:pStyle w:val="Compact"/>
+            </w:pPr>
+            <w:r>
+              <w:t xml:space="preserve">Пояснити, як зберігати й звіряти суми</w:t>
+            </w:r>
+            <w:r>
+              <w:t xml:space="preserve"> </w:t>
+            </w:r>
+            <w:r>
+              <w:rPr>
+                <w:rStyle w:val="VerbatimChar"/>
+              </w:rPr>
+              <w:t xml:space="preserve">sha256sum</w:t>
+            </w:r>
+          </w:p>
+        </w:tc>
+      </w:tr>
+      <w:tr>
+        <w:tc>
+          <w:tcPr/>
+          <w:p>
+            <w:pPr>
+              <w:pStyle w:val="Compact"/>
+            </w:pPr>
+            <w:r>
+              <w:t xml:space="preserve">19</w:t>
+            </w:r>
+          </w:p>
+        </w:tc>
+        <w:tc>
+          <w:tcPr/>
+          <w:p>
+            <w:pPr>
+              <w:pStyle w:val="Compact"/>
+            </w:pPr>
+            <w:r>
+              <w:t xml:space="preserve">Очищення тимчасових файлів із підтвердженням</w:t>
+            </w:r>
+          </w:p>
+        </w:tc>
+        <w:tc>
+          <w:tcPr/>
+          <w:p>
+            <w:pPr>
+              <w:pStyle w:val="Compact"/>
+            </w:pPr>
+            <w:r>
+              <w:t xml:space="preserve">щодня о 23:00</w:t>
+            </w:r>
+          </w:p>
+        </w:tc>
+        <w:tc>
+          <w:tcPr/>
+          <w:p>
+            <w:pPr>
+              <w:pStyle w:val="Compact"/>
+            </w:pPr>
+            <w:r>
+              <w:t xml:space="preserve">Реалізувати режим</w:t>
+            </w:r>
+            <w:r>
+              <w:t xml:space="preserve"> </w:t>
+            </w:r>
+            <w:r>
+              <w:rPr>
+                <w:rStyle w:val="VerbatimChar"/>
+              </w:rPr>
+              <w:t xml:space="preserve">--dry-run</w:t>
+            </w:r>
+          </w:p>
+        </w:tc>
+      </w:tr>
+      <w:tr>
+        <w:tc>
+          <w:tcPr/>
+          <w:p>
+            <w:pPr>
+              <w:pStyle w:val="Compact"/>
+            </w:pPr>
+            <w:r>
+              <w:t xml:space="preserve">20</w:t>
+            </w:r>
+          </w:p>
+        </w:tc>
+        <w:tc>
+          <w:tcPr/>
+          <w:p>
+            <w:pPr>
+              <w:pStyle w:val="Compact"/>
+            </w:pPr>
+            <w:r>
+              <w:t xml:space="preserve">Журнал входів користувачів у систему</w:t>
+            </w:r>
+          </w:p>
+        </w:tc>
+        <w:tc>
+          <w:tcPr/>
+          <w:p>
+            <w:pPr>
+              <w:pStyle w:val="Compact"/>
+            </w:pPr>
+            <w:r>
+              <w:t xml:space="preserve">щодня о 8:00</w:t>
+            </w:r>
+          </w:p>
+        </w:tc>
+        <w:tc>
+          <w:tcPr/>
+          <w:p>
+            <w:pPr>
+              <w:pStyle w:val="Compact"/>
+            </w:pPr>
+            <w:r>
+              <w:t xml:space="preserve">Пояснити, чому cron має інший</w:t>
+            </w:r>
+            <w:r>
+              <w:t xml:space="preserve"> </w:t>
+            </w:r>
+            <w:r>
+              <w:rPr>
+                <w:rStyle w:val="VerbatimChar"/>
+              </w:rPr>
+              <w:t xml:space="preserve">PATH</w:t>
+            </w:r>
+            <w:r>
+              <w:t xml:space="preserve">, ніж інтерактивна оболонка</w:t>
+            </w:r>
+          </w:p>
+        </w:tc>
+      </w:tr>
+    </w:tbl>
+    <w:bookmarkEnd w:id="26"/>
+    <w:bookmarkStart w:id="30" w:name="контрольні-запитання"/>
+    <w:p>
+      <w:pPr>
+        <w:pStyle w:val="Heading2"/>
+      </w:pPr>
+      <w:r>
+        <w:t xml:space="preserve">Контрольні запитання</w:t>
+      </w:r>
+    </w:p>
+    <w:p>
+      <w:pPr>
+        <w:pStyle w:val="FirstParagraph"/>
+      </w:pPr>
+      <w:r>
+        <w:t xml:space="preserve">Запитання згруповано за рівнями навчальних досягнень. Для позитивної оцінки студент має відповісти на запитання середнього рівня, оцінка «добре» потребує відповідей достатнього рівня, оцінка «відмінно» — високого.</w:t>
+      </w:r>
+    </w:p>
+    <w:bookmarkStart w:id="27" w:name="середній-рівень-репродуктивний"/>
+    <w:p>
+      <w:pPr>
+        <w:pStyle w:val="Heading3"/>
+      </w:pPr>
+      <w:r>
+        <w:t xml:space="preserve">Середній рівень (репродуктивний)</w:t>
+      </w:r>
+    </w:p>
+    <w:p>
+      <w:pPr>
+        <w:pStyle w:val="Compact"/>
+        <w:numPr>
+          <w:ilvl w:val="0"/>
+          <w:numId w:val="1003"/>
+        </w:numPr>
+        <w:jc w:val="both"/>
+      </w:pPr>
+      <w:r>
+        <w:t xml:space="preserve">Що таке скрипт bash і чим він відрізняється від звичайної програми?</w:t>
+      </w:r>
+    </w:p>
+    <w:p>
+      <w:pPr>
+        <w:pStyle w:val="Compact"/>
+        <w:numPr>
+          <w:ilvl w:val="0"/>
+          <w:numId w:val="1003"/>
+        </w:numPr>
+        <w:jc w:val="both"/>
+      </w:pPr>
+      <w:r>
+        <w:t xml:space="preserve">Що таке shebang і навіщо він потрібен?</w:t>
+      </w:r>
+    </w:p>
+    <w:p>
+      <w:pPr>
+        <w:pStyle w:val="Compact"/>
+        <w:numPr>
+          <w:ilvl w:val="0"/>
+          <w:numId w:val="1003"/>
+        </w:numPr>
+        <w:jc w:val="both"/>
+      </w:pPr>
+      <w:r>
+        <w:t xml:space="preserve">Як надати скрипту право виконання?</w:t>
+      </w:r>
+    </w:p>
+    <w:p>
+      <w:pPr>
+        <w:pStyle w:val="Compact"/>
+        <w:numPr>
+          <w:ilvl w:val="0"/>
+          <w:numId w:val="1003"/>
+        </w:numPr>
+        <w:jc w:val="both"/>
+      </w:pPr>
+      <w:r>
+        <w:t xml:space="preserve">Як звернутися до першого параметра скрипта й до їхньої кількості?</w:t>
+      </w:r>
+    </w:p>
+    <w:p>
+      <w:pPr>
+        <w:pStyle w:val="Compact"/>
+        <w:numPr>
+          <w:ilvl w:val="0"/>
+          <w:numId w:val="1003"/>
+        </w:numPr>
+        <w:jc w:val="both"/>
+      </w:pPr>
+      <w:r>
+        <w:t xml:space="preserve">Що зберігає змінна</w:t>
+      </w:r>
+      <w:r>
+        <w:t xml:space="preserve"> </w:t>
+      </w:r>
+      <w:r>
+        <w:rPr>
+          <w:rStyle w:val="VerbatimChar"/>
+        </w:rPr>
+        <w:t xml:space="preserve">$?</w:t>
+      </w:r>
+      <w:r>
+        <w:t xml:space="preserve">?</w:t>
+      </w:r>
+    </w:p>
+    <w:p>
+      <w:pPr>
+        <w:pStyle w:val="Compact"/>
+        <w:numPr>
+          <w:ilvl w:val="0"/>
+          <w:numId w:val="1003"/>
+        </w:numPr>
+        <w:jc w:val="both"/>
+      </w:pPr>
+      <w:r>
+        <w:t xml:space="preserve">Запишіть перевірку існування каталогу.</w:t>
+      </w:r>
+    </w:p>
+    <w:p>
+      <w:pPr>
+        <w:pStyle w:val="Compact"/>
+        <w:numPr>
+          <w:ilvl w:val="0"/>
+          <w:numId w:val="1003"/>
+        </w:numPr>
+        <w:jc w:val="both"/>
+      </w:pPr>
+      <w:r>
+        <w:t xml:space="preserve">Які види циклів є в bash?</w:t>
+      </w:r>
+    </w:p>
+    <w:p>
+      <w:pPr>
+        <w:pStyle w:val="Compact"/>
+        <w:numPr>
+          <w:ilvl w:val="0"/>
+          <w:numId w:val="1003"/>
+        </w:numPr>
+        <w:jc w:val="both"/>
+      </w:pPr>
+      <w:r>
+        <w:t xml:space="preserve">Якою командою скрипт завершується з кодом помилки?</w:t>
+      </w:r>
+    </w:p>
+    <w:bookmarkEnd w:id="27"/>
+    <w:bookmarkStart w:id="28" w:name="Xf8a59b0220f3a7cb520922cfcf2989f7f66f7c3"/>
+    <w:p>
+      <w:pPr>
+        <w:pStyle w:val="Heading3"/>
+      </w:pPr>
+      <w:r>
+        <w:t xml:space="preserve">Достатній рівень (конструктивно-варіативний)</w:t>
+      </w:r>
+    </w:p>
+    <w:p>
+      <w:pPr>
+        <w:pStyle w:val="Compact"/>
+        <w:numPr>
+          <w:ilvl w:val="0"/>
+          <w:numId w:val="1004"/>
+        </w:numPr>
+        <w:jc w:val="both"/>
+      </w:pPr>
+      <w:r>
+        <w:t xml:space="preserve">Чим</w:t>
+      </w:r>
+      <w:r>
+        <w:t xml:space="preserve"> </w:t>
+      </w:r>
+      <w:r>
+        <w:rPr>
+          <w:rStyle w:val="VerbatimChar"/>
+        </w:rPr>
+        <w:t xml:space="preserve">./script.sh</w:t>
+      </w:r>
+      <w:r>
+        <w:t xml:space="preserve"> </w:t>
+      </w:r>
+      <w:r>
+        <w:t xml:space="preserve">відрізняється від</w:t>
+      </w:r>
+      <w:r>
+        <w:t xml:space="preserve"> </w:t>
+      </w:r>
+      <w:r>
+        <w:rPr>
+          <w:rStyle w:val="VerbatimChar"/>
+        </w:rPr>
+        <w:t xml:space="preserve">source script.sh</w:t>
+      </w:r>
+      <w:r>
+        <w:t xml:space="preserve">? Наведіть задачу для кожного способу.</w:t>
+      </w:r>
+    </w:p>
+    <w:p>
+      <w:pPr>
+        <w:pStyle w:val="Compact"/>
+        <w:numPr>
+          <w:ilvl w:val="0"/>
+          <w:numId w:val="1004"/>
+        </w:numPr>
+        <w:jc w:val="both"/>
+      </w:pPr>
+      <w:r>
+        <w:t xml:space="preserve">Чому змінні беруть у подвійні лапки? Наведіть приклад помилки без них.</w:t>
+      </w:r>
+    </w:p>
+    <w:p>
+      <w:pPr>
+        <w:pStyle w:val="Compact"/>
+        <w:numPr>
+          <w:ilvl w:val="0"/>
+          <w:numId w:val="1004"/>
+        </w:numPr>
+        <w:jc w:val="both"/>
+      </w:pPr>
+      <w:r>
+        <w:t xml:space="preserve">Що робить кожен із параметрів у рядку</w:t>
+      </w:r>
+      <w:r>
+        <w:t xml:space="preserve"> </w:t>
+      </w:r>
+      <w:r>
+        <w:rPr>
+          <w:rStyle w:val="VerbatimChar"/>
+        </w:rPr>
+        <w:t xml:space="preserve">set -euo pipefail</w:t>
+      </w:r>
+      <w:r>
+        <w:t xml:space="preserve">?</w:t>
+      </w:r>
+    </w:p>
+    <w:p>
+      <w:pPr>
+        <w:pStyle w:val="Compact"/>
+        <w:numPr>
+          <w:ilvl w:val="0"/>
+          <w:numId w:val="1004"/>
+        </w:numPr>
+        <w:jc w:val="both"/>
+      </w:pPr>
+      <w:r>
+        <w:t xml:space="preserve">Чим</w:t>
+      </w:r>
+      <w:r>
+        <w:t xml:space="preserve"> </w:t>
+      </w:r>
+      <w:r>
+        <w:rPr>
+          <w:rStyle w:val="VerbatimChar"/>
+        </w:rPr>
+        <w:t xml:space="preserve">[[ ]]</w:t>
+      </w:r>
+      <w:r>
+        <w:t xml:space="preserve"> </w:t>
+      </w:r>
+      <w:r>
+        <w:t xml:space="preserve">відрізняється від</w:t>
+      </w:r>
+      <w:r>
+        <w:t xml:space="preserve"> </w:t>
+      </w:r>
+      <w:r>
+        <w:rPr>
+          <w:rStyle w:val="VerbatimChar"/>
+        </w:rPr>
+        <w:t xml:space="preserve">[ ]</w:t>
+      </w:r>
+      <w:r>
+        <w:t xml:space="preserve">?</w:t>
+      </w:r>
+    </w:p>
+    <w:p>
+      <w:pPr>
+        <w:pStyle w:val="Compact"/>
+        <w:numPr>
+          <w:ilvl w:val="0"/>
+          <w:numId w:val="1004"/>
+        </w:numPr>
+        <w:jc w:val="both"/>
+      </w:pPr>
+      <w:r>
+        <w:t xml:space="preserve">Запишіть цикл, який обробить усі файли</w:t>
+      </w:r>
+      <w:r>
+        <w:t xml:space="preserve"> </w:t>
+      </w:r>
+      <w:r>
+        <w:rPr>
+          <w:rStyle w:val="VerbatimChar"/>
+        </w:rPr>
+        <w:t xml:space="preserve">.log</w:t>
+      </w:r>
+      <w:r>
+        <w:t xml:space="preserve"> </w:t>
+      </w:r>
+      <w:r>
+        <w:t xml:space="preserve">у каталозі, переданому параметром.</w:t>
+      </w:r>
+    </w:p>
+    <w:p>
+      <w:pPr>
+        <w:pStyle w:val="Compact"/>
+        <w:numPr>
+          <w:ilvl w:val="0"/>
+          <w:numId w:val="1004"/>
+        </w:numPr>
+        <w:jc w:val="both"/>
+      </w:pPr>
+      <w:r>
+        <w:t xml:space="preserve">Навіщо у функції оголошують змінні через</w:t>
+      </w:r>
+      <w:r>
+        <w:t xml:space="preserve"> </w:t>
+      </w:r>
+      <w:r>
+        <w:rPr>
+          <w:rStyle w:val="VerbatimChar"/>
+        </w:rPr>
+        <w:t xml:space="preserve">local</w:t>
+      </w:r>
+      <w:r>
+        <w:t xml:space="preserve">?</w:t>
+      </w:r>
+    </w:p>
+    <w:p>
+      <w:pPr>
+        <w:pStyle w:val="Compact"/>
+        <w:numPr>
+          <w:ilvl w:val="0"/>
+          <w:numId w:val="1004"/>
+        </w:numPr>
+        <w:jc w:val="both"/>
+      </w:pPr>
+      <w:r>
+        <w:t xml:space="preserve">Як функція повертає результат обчислення, якщо</w:t>
+      </w:r>
+      <w:r>
+        <w:t xml:space="preserve"> </w:t>
+      </w:r>
+      <w:r>
+        <w:rPr>
+          <w:rStyle w:val="VerbatimChar"/>
+        </w:rPr>
+        <w:t xml:space="preserve">return</w:t>
+      </w:r>
+      <w:r>
+        <w:t xml:space="preserve"> </w:t>
+      </w:r>
+      <w:r>
+        <w:t xml:space="preserve">приймає лише код завершення?</w:t>
+      </w:r>
+    </w:p>
+    <w:p>
+      <w:pPr>
+        <w:pStyle w:val="Compact"/>
+        <w:numPr>
+          <w:ilvl w:val="0"/>
+          <w:numId w:val="1004"/>
+        </w:numPr>
+        <w:jc w:val="both"/>
+      </w:pPr>
+      <w:r>
+        <w:t xml:space="preserve">Чому скрипт, який працює вручну, може не спрацювати з cron? Назвіть дві причини.</w:t>
+      </w:r>
+    </w:p>
+    <w:bookmarkEnd w:id="28"/>
+    <w:bookmarkStart w:id="29" w:name="високий-рівень-творчий"/>
+    <w:p>
+      <w:pPr>
+        <w:pStyle w:val="Heading3"/>
+      </w:pPr>
+      <w:r>
+        <w:t xml:space="preserve">Високий рівень (творчий)</w:t>
+      </w:r>
+    </w:p>
+    <w:p>
+      <w:pPr>
+        <w:pStyle w:val="Compact"/>
+        <w:numPr>
+          <w:ilvl w:val="0"/>
+          <w:numId w:val="1005"/>
+        </w:numPr>
+        <w:jc w:val="both"/>
+      </w:pPr>
+      <w:r>
+        <w:t xml:space="preserve">Опишіть структуру скрипта резервного копіювання, що зберігає сім останніх копій і видаляє старіші. Які перевірки, цикли й коди повернення потрібні?</w:t>
+      </w:r>
+    </w:p>
+    <w:p>
+      <w:pPr>
+        <w:pStyle w:val="Compact"/>
+        <w:numPr>
+          <w:ilvl w:val="0"/>
+          <w:numId w:val="1005"/>
+        </w:numPr>
+        <w:jc w:val="both"/>
+      </w:pPr>
+      <w:r>
+        <w:t xml:space="preserve">Поясніть, чому конструкція</w:t>
+      </w:r>
+      <w:r>
+        <w:t xml:space="preserve"> </w:t>
+      </w:r>
+      <w:r>
+        <w:rPr>
+          <w:rStyle w:val="VerbatimChar"/>
+        </w:rPr>
+        <w:t xml:space="preserve">rm -rf "$dir"/*</w:t>
+      </w:r>
+      <w:r>
+        <w:t xml:space="preserve"> </w:t>
+      </w:r>
+      <w:r>
+        <w:t xml:space="preserve">небезпечна, і запропонуйте три різні способи захисту від помилки в змінній.</w:t>
+      </w:r>
+    </w:p>
+    <w:p>
+      <w:pPr>
+        <w:pStyle w:val="Compact"/>
+        <w:numPr>
+          <w:ilvl w:val="0"/>
+          <w:numId w:val="1005"/>
+        </w:numPr>
+        <w:jc w:val="both"/>
+      </w:pPr>
+      <w:r>
+        <w:t xml:space="preserve">Порівняйте bash і PowerShell як засоби автоматизації за трьома критеріями. У яких задачах ви оберете кожен?</w:t>
+      </w:r>
+    </w:p>
+    <w:p>
+      <w:pPr>
+        <w:pStyle w:val="Compact"/>
+        <w:numPr>
+          <w:ilvl w:val="0"/>
+          <w:numId w:val="1005"/>
+        </w:numPr>
+        <w:jc w:val="both"/>
+      </w:pPr>
+      <w:r>
+        <w:t xml:space="preserve">Сформулюйте критерії, за якими адміністративну задачу варто автоматизувати скриптом, а коли доцільніше застосувати готовий інструмент. Проілюструйте прикладом із цієї роботи.</w:t>
+      </w:r>
+    </w:p>
+    <w:bookmarkEnd w:id="29"/>
+    <w:bookmarkEnd w:id="30"/>
     <w:sectPr>
       <w:pgSz w:h="16838" w:orient="portrait" w:w="11906"/>
       <w:pgMar w:bottom="1134" w:footer="708" w:gutter="0" w:header="708" w:left="1418" w:right="851" w:top="1134"/>
@@ -137,8 +5661,307 @@
       </w:pPr>
     </w:lvl>
   </w:abstractNum>
+  <w:abstractNum w:abstractNumId="99411">
+    <w:nsid w:val="00A99411"/>
+    <w:multiLevelType w:val="multilevel"/>
+    <w:lvl w:ilvl="0">
+      <w:start w:val="1"/>
+      <w:numFmt w:val="decimal"/>
+      <w:lvlText w:val="%1."/>
+      <w:lvlJc w:val="left"/>
+      <w:pPr>
+        <w:ind w:left="1134" w:hanging="425"/>
+      </w:pPr>
+    </w:lvl>
+    <w:lvl w:ilvl="1">
+      <w:start w:val="1"/>
+      <w:numFmt w:val="decimal"/>
+      <w:lvlText w:val="%2."/>
+      <w:lvlJc w:val="left"/>
+      <w:pPr>
+        <w:ind w:left="1701" w:hanging="425"/>
+      </w:pPr>
+    </w:lvl>
+    <w:lvl w:ilvl="2">
+      <w:start w:val="1"/>
+      <w:numFmt w:val="decimal"/>
+      <w:lvlText w:val="%3."/>
+      <w:lvlJc w:val="left"/>
+      <w:pPr>
+        <w:ind w:left="2268" w:hanging="425"/>
+      </w:pPr>
+    </w:lvl>
+    <w:lvl w:ilvl="3">
+      <w:start w:val="1"/>
+      <w:numFmt w:val="decimal"/>
+      <w:lvlText w:val="%4."/>
+      <w:lvlJc w:val="left"/>
+      <w:pPr>
+        <w:ind w:left="2835" w:hanging="425"/>
+      </w:pPr>
+    </w:lvl>
+    <w:lvl w:ilvl="4">
+      <w:start w:val="1"/>
+      <w:numFmt w:val="decimal"/>
+      <w:lvlText w:val="%5."/>
+      <w:lvlJc w:val="left"/>
+      <w:pPr>
+        <w:ind w:left="3402" w:hanging="425"/>
+      </w:pPr>
+    </w:lvl>
+    <w:lvl w:ilvl="5">
+      <w:start w:val="1"/>
+      <w:numFmt w:val="decimal"/>
+      <w:lvlText w:val="%6."/>
+      <w:lvlJc w:val="left"/>
+      <w:pPr>
+        <w:ind w:left="3969" w:hanging="425"/>
+      </w:pPr>
+    </w:lvl>
+    <w:lvl w:ilvl="6">
+      <w:start w:val="1"/>
+      <w:numFmt w:val="decimal"/>
+      <w:lvlText w:val="%7."/>
+      <w:lvlJc w:val="left"/>
+      <w:pPr>
+        <w:ind w:left="4536" w:hanging="425"/>
+      </w:pPr>
+    </w:lvl>
+    <w:lvl w:ilvl="7">
+      <w:start w:val="1"/>
+      <w:numFmt w:val="decimal"/>
+      <w:lvlText w:val="%8."/>
+      <w:lvlJc w:val="left"/>
+      <w:pPr>
+        <w:ind w:left="5103" w:hanging="425"/>
+      </w:pPr>
+    </w:lvl>
+    <w:lvl w:ilvl="8">
+      <w:start w:val="1"/>
+      <w:numFmt w:val="decimal"/>
+      <w:lvlText w:val="%9."/>
+      <w:lvlJc w:val="left"/>
+      <w:pPr>
+        <w:ind w:left="5670" w:hanging="425"/>
+      </w:pPr>
+    </w:lvl>
+  </w:abstractNum>
+  <w:abstractNum w:abstractNumId="991">
+    <w:nsid w:val="0000A991"/>
+    <w:multiLevelType w:val="multilevel"/>
+    <w:lvl w:ilvl="0">
+      <w:numFmt w:val="bullet"/>
+      <w:lvlText w:val="–"/>
+      <w:lvlJc w:val="left"/>
+      <w:pPr>
+        <w:ind w:left="1134" w:hanging="425"/>
+      </w:pPr>
+      <w:rPr/>
+    </w:lvl>
+    <w:lvl w:ilvl="1">
+      <w:numFmt w:val="bullet"/>
+      <w:lvlText w:val="–"/>
+      <w:lvlJc w:val="left"/>
+      <w:pPr>
+        <w:ind w:left="1701" w:hanging="425"/>
+      </w:pPr>
+      <w:rPr>
+        <w:rFonts w:ascii="Courier New" w:hAnsi="Courier New" w:cs="Courier New" w:hint="default"/>
+      </w:rPr>
+    </w:lvl>
+    <w:lvl w:ilvl="2">
+      <w:numFmt w:val="bullet"/>
+      <w:lvlText w:val="–"/>
+      <w:lvlJc w:val="left"/>
+      <w:pPr>
+        <w:ind w:left="2268" w:hanging="425"/>
+      </w:pPr>
+      <w:rPr/>
+    </w:lvl>
+    <w:lvl w:ilvl="3">
+      <w:numFmt w:val="bullet"/>
+      <w:lvlText w:val="–"/>
+      <w:lvlJc w:val="left"/>
+      <w:pPr>
+        <w:ind w:left="2835" w:hanging="425"/>
+      </w:pPr>
+      <w:rPr/>
+    </w:lvl>
+    <w:lvl w:ilvl="4">
+      <w:numFmt w:val="bullet"/>
+      <w:lvlText w:val="–"/>
+      <w:lvlJc w:val="left"/>
+      <w:pPr>
+        <w:ind w:left="3402" w:hanging="425"/>
+      </w:pPr>
+      <w:rPr>
+        <w:rFonts w:ascii="Courier New" w:hAnsi="Courier New" w:cs="Courier New" w:hint="default"/>
+      </w:rPr>
+    </w:lvl>
+    <w:lvl w:ilvl="5">
+      <w:numFmt w:val="bullet"/>
+      <w:lvlText w:val="–"/>
+      <w:lvlJc w:val="left"/>
+      <w:pPr>
+        <w:ind w:left="3969" w:hanging="425"/>
+      </w:pPr>
+      <w:rPr/>
+    </w:lvl>
+    <w:lvl w:ilvl="6">
+      <w:numFmt w:val="bullet"/>
+      <w:lvlText w:val="–"/>
+      <w:lvlJc w:val="left"/>
+      <w:pPr>
+        <w:ind w:left="4536" w:hanging="425"/>
+      </w:pPr>
+      <w:rPr/>
+    </w:lvl>
+    <w:lvl w:ilvl="7">
+      <w:numFmt w:val="bullet"/>
+      <w:lvlText w:val="–"/>
+      <w:lvlJc w:val="left"/>
+      <w:pPr>
+        <w:ind w:left="5103" w:hanging="425"/>
+      </w:pPr>
+      <w:rPr>
+        <w:rFonts w:ascii="Courier New" w:hAnsi="Courier New" w:cs="Courier New" w:hint="default"/>
+      </w:rPr>
+    </w:lvl>
+    <w:lvl w:ilvl="8">
+      <w:numFmt w:val="bullet"/>
+      <w:lvlText w:val="–"/>
+      <w:lvlJc w:val="left"/>
+      <w:pPr>
+        <w:ind w:left="5670" w:hanging="425"/>
+      </w:pPr>
+      <w:rPr/>
+    </w:lvl>
+  </w:abstractNum>
   <w:num w:numId="1000">
     <w:abstractNumId w:val="990"/>
+  </w:num>
+  <w:num w:numId="1001">
+    <w:abstractNumId w:val="99411"/>
+    <w:lvlOverride w:ilvl="0">
+      <w:startOverride w:val="1"/>
+    </w:lvlOverride>
+    <w:lvlOverride w:ilvl="1">
+      <w:startOverride w:val="1"/>
+    </w:lvlOverride>
+    <w:lvlOverride w:ilvl="2">
+      <w:startOverride w:val="1"/>
+    </w:lvlOverride>
+    <w:lvlOverride w:ilvl="3">
+      <w:startOverride w:val="1"/>
+    </w:lvlOverride>
+    <w:lvlOverride w:ilvl="4">
+      <w:startOverride w:val="1"/>
+    </w:lvlOverride>
+    <w:lvlOverride w:ilvl="5">
+      <w:startOverride w:val="1"/>
+    </w:lvlOverride>
+    <w:lvlOverride w:ilvl="6">
+      <w:startOverride w:val="1"/>
+    </w:lvlOverride>
+    <w:lvlOverride w:ilvl="7">
+      <w:startOverride w:val="1"/>
+    </w:lvlOverride>
+    <w:lvlOverride w:ilvl="8">
+      <w:startOverride w:val="1"/>
+    </w:lvlOverride>
+  </w:num>
+  <w:num w:numId="1002">
+    <w:abstractNumId w:val="991"/>
+  </w:num>
+  <w:num w:numId="1003">
+    <w:abstractNumId w:val="99411"/>
+    <w:lvlOverride w:ilvl="0">
+      <w:startOverride w:val="1"/>
+    </w:lvlOverride>
+    <w:lvlOverride w:ilvl="1">
+      <w:startOverride w:val="1"/>
+    </w:lvlOverride>
+    <w:lvlOverride w:ilvl="2">
+      <w:startOverride w:val="1"/>
+    </w:lvlOverride>
+    <w:lvlOverride w:ilvl="3">
+      <w:startOverride w:val="1"/>
+    </w:lvlOverride>
+    <w:lvlOverride w:ilvl="4">
+      <w:startOverride w:val="1"/>
+    </w:lvlOverride>
+    <w:lvlOverride w:ilvl="5">
+      <w:startOverride w:val="1"/>
+    </w:lvlOverride>
+    <w:lvlOverride w:ilvl="6">
+      <w:startOverride w:val="1"/>
+    </w:lvlOverride>
+    <w:lvlOverride w:ilvl="7">
+      <w:startOverride w:val="1"/>
+    </w:lvlOverride>
+    <w:lvlOverride w:ilvl="8">
+      <w:startOverride w:val="1"/>
+    </w:lvlOverride>
+  </w:num>
+  <w:num w:numId="1004">
+    <w:abstractNumId w:val="99411"/>
+    <w:lvlOverride w:ilvl="0">
+      <w:startOverride w:val="1"/>
+    </w:lvlOverride>
+    <w:lvlOverride w:ilvl="1">
+      <w:startOverride w:val="1"/>
+    </w:lvlOverride>
+    <w:lvlOverride w:ilvl="2">
+      <w:startOverride w:val="1"/>
+    </w:lvlOverride>
+    <w:lvlOverride w:ilvl="3">
+      <w:startOverride w:val="1"/>
+    </w:lvlOverride>
+    <w:lvlOverride w:ilvl="4">
+      <w:startOverride w:val="1"/>
+    </w:lvlOverride>
+    <w:lvlOverride w:ilvl="5">
+      <w:startOverride w:val="1"/>
+    </w:lvlOverride>
+    <w:lvlOverride w:ilvl="6">
+      <w:startOverride w:val="1"/>
+    </w:lvlOverride>
+    <w:lvlOverride w:ilvl="7">
+      <w:startOverride w:val="1"/>
+    </w:lvlOverride>
+    <w:lvlOverride w:ilvl="8">
+      <w:startOverride w:val="1"/>
+    </w:lvlOverride>
+  </w:num>
+  <w:num w:numId="1005">
+    <w:abstractNumId w:val="99411"/>
+    <w:lvlOverride w:ilvl="0">
+      <w:startOverride w:val="1"/>
+    </w:lvlOverride>
+    <w:lvlOverride w:ilvl="1">
+      <w:startOverride w:val="1"/>
+    </w:lvlOverride>
+    <w:lvlOverride w:ilvl="2">
+      <w:startOverride w:val="1"/>
+    </w:lvlOverride>
+    <w:lvlOverride w:ilvl="3">
+      <w:startOverride w:val="1"/>
+    </w:lvlOverride>
+    <w:lvlOverride w:ilvl="4">
+      <w:startOverride w:val="1"/>
+    </w:lvlOverride>
+    <w:lvlOverride w:ilvl="5">
+      <w:startOverride w:val="1"/>
+    </w:lvlOverride>
+    <w:lvlOverride w:ilvl="6">
+      <w:startOverride w:val="1"/>
+    </w:lvlOverride>
+    <w:lvlOverride w:ilvl="7">
+      <w:startOverride w:val="1"/>
+    </w:lvlOverride>
+    <w:lvlOverride w:ilvl="8">
+      <w:startOverride w:val="1"/>
+    </w:lvlOverride>
   </w:num>
 </w:numbering>
 </file>
@@ -850,6 +6673,11 @@
       <w:szCs w:val="18"/>
     </w:rPr>
   </w:style>
+  <w:style w:type="paragraph" w:customStyle="1" w:styleId="TableCaption">
+    <w:name w:val="TableCaption"/>
+    <w:basedOn w:val="BodyText"/>
+    <w:qFormat/>
+  </w:style>
 </w:styles>
 </file>
 
